--- a/Documentação/Projeto_Gestão_Manutenção_Predial1.docx
+++ b/Documentação/Projeto_Gestão_Manutenção_Predial1.docx
@@ -1655,6 +1655,7 @@
       </w:r>
       <w:bookmarkEnd w:id="1"/>
     </w:p>
+    <w:p/>
     <w:p>
       <w:pPr>
         <w:pStyle w:val="NormalWeb"/>
@@ -1675,6 +1676,241 @@
           <w:lang w:eastAsia="en-US"/>
         </w:rPr>
         <w:t>Este projeto consiste no desenvolvimento do back-end para a plataforma de gestão de manutenção predial do Senai, visando solucionar a falta de transparência e a morosidade no atendimento de solicitações de infraestrutura. O foco central é a implementação de uma API segura e uma infraestrutura de servidor robusta que permita o acompanhamento integral de cada chamado, desde a abertura até a conclusão, garantindo a organização eficiente do fluxo de trabalho e a priorização de demandas urgentes de alunos e funcionários.</w:t>
+      </w:r>
+    </w:p>
+    <w:p>
+      <w:pPr>
+        <w:pStyle w:val="NormalWeb"/>
+        <w:spacing w:before="0" w:beforeAutospacing="0" w:after="240" w:afterAutospacing="0"/>
+        <w:ind w:left="360" w:firstLine="348"/>
+        <w:rPr>
+          <w:rFonts w:eastAsiaTheme="minorHAnsi"/>
+          <w:sz w:val="22"/>
+          <w:szCs w:val="22"/>
+          <w:lang w:eastAsia="en-US"/>
+        </w:rPr>
+      </w:pPr>
+    </w:p>
+    <w:p>
+      <w:pPr>
+        <w:pStyle w:val="NormalWeb"/>
+        <w:spacing w:before="0" w:beforeAutospacing="0" w:after="240" w:afterAutospacing="0"/>
+        <w:ind w:left="360" w:firstLine="348"/>
+        <w:rPr>
+          <w:rFonts w:eastAsiaTheme="minorHAnsi"/>
+          <w:sz w:val="22"/>
+          <w:szCs w:val="22"/>
+          <w:lang w:eastAsia="en-US"/>
+        </w:rPr>
+      </w:pPr>
+    </w:p>
+    <w:p>
+      <w:pPr>
+        <w:pStyle w:val="Ttulo1"/>
+        <w:numPr>
+          <w:ilvl w:val="0"/>
+          <w:numId w:val="3"/>
+        </w:numPr>
+        <w:rPr>
+          <w:rFonts w:ascii="Times New Roman" w:hAnsi="Times New Roman" w:cs="Times New Roman"/>
+          <w:b/>
+          <w:color w:val="auto"/>
+          <w:sz w:val="24"/>
+          <w:szCs w:val="24"/>
+        </w:rPr>
+      </w:pPr>
+      <w:r>
+        <w:rPr>
+          <w:rFonts w:ascii="Times New Roman" w:hAnsi="Times New Roman" w:cs="Times New Roman"/>
+          <w:b/>
+          <w:color w:val="auto"/>
+          <w:sz w:val="24"/>
+          <w:szCs w:val="24"/>
+        </w:rPr>
+        <w:t>SITUAÇÃO PROBLEMA</w:t>
+      </w:r>
+    </w:p>
+    <w:p>
+      <w:pPr>
+        <w:ind w:left="360"/>
+        <w:rPr>
+          <w:rFonts w:ascii="Times New Roman" w:hAnsi="Times New Roman" w:cs="Times New Roman"/>
+        </w:rPr>
+      </w:pPr>
+      <w:r>
+        <w:rPr>
+          <w:rFonts w:ascii="Times New Roman" w:hAnsi="Times New Roman" w:cs="Times New Roman"/>
+        </w:rPr>
+        <w:t>"O Senai enfrenta situações diárias que envolve lidar com centenas de</w:t>
+      </w:r>
+      <w:r>
+        <w:rPr>
+          <w:rFonts w:ascii="Times New Roman" w:hAnsi="Times New Roman" w:cs="Times New Roman"/>
+        </w:rPr>
+        <w:t xml:space="preserve"> </w:t>
+      </w:r>
+      <w:r>
+        <w:rPr>
+          <w:rFonts w:ascii="Times New Roman" w:hAnsi="Times New Roman" w:cs="Times New Roman"/>
+        </w:rPr>
+        <w:t xml:space="preserve">solicitações mensais, desde lâmpadas queimadas até problemas hidráulicos complexos. A </w:t>
+      </w:r>
+      <w:r>
+        <w:rPr>
+          <w:rFonts w:ascii="Times New Roman" w:hAnsi="Times New Roman" w:cs="Times New Roman"/>
+        </w:rPr>
+        <w:t xml:space="preserve">falta </w:t>
+      </w:r>
+      <w:r>
+        <w:rPr>
+          <w:rFonts w:ascii="Times New Roman" w:hAnsi="Times New Roman" w:cs="Times New Roman"/>
+        </w:rPr>
+        <w:t>de transparência e a demora no atendimento são as principais reclamações de funcionários e</w:t>
+      </w:r>
+      <w:r>
+        <w:rPr>
+          <w:rFonts w:ascii="Times New Roman" w:hAnsi="Times New Roman" w:cs="Times New Roman"/>
+        </w:rPr>
+        <w:t xml:space="preserve"> </w:t>
+      </w:r>
+      <w:r>
+        <w:rPr>
+          <w:rFonts w:ascii="Times New Roman" w:hAnsi="Times New Roman" w:cs="Times New Roman"/>
+        </w:rPr>
+        <w:t>alunos."</w:t>
+      </w:r>
+    </w:p>
+    <w:p>
+      <w:pPr>
+        <w:ind w:left="360"/>
+        <w:rPr>
+          <w:rFonts w:ascii="Times New Roman" w:hAnsi="Times New Roman" w:cs="Times New Roman"/>
+        </w:rPr>
+      </w:pPr>
+      <w:r>
+        <w:rPr>
+          <w:rFonts w:ascii="Times New Roman" w:hAnsi="Times New Roman" w:cs="Times New Roman"/>
+        </w:rPr>
+        <w:t>"O Senai precisa de um aplicativo para controle de toda a estrutura predial, mas precisa primeiro</w:t>
+      </w:r>
+      <w:r>
+        <w:rPr>
+          <w:rFonts w:ascii="Times New Roman" w:hAnsi="Times New Roman" w:cs="Times New Roman"/>
+        </w:rPr>
+        <w:t xml:space="preserve"> </w:t>
+      </w:r>
+      <w:r>
+        <w:rPr>
+          <w:rFonts w:ascii="Times New Roman" w:hAnsi="Times New Roman" w:cs="Times New Roman"/>
+        </w:rPr>
+        <w:t>de uma infraestrutura robusta no servidor. A ideia é oferecer transparência total: um chamado é</w:t>
+      </w:r>
+      <w:r>
+        <w:rPr>
+          <w:rFonts w:ascii="Times New Roman" w:hAnsi="Times New Roman" w:cs="Times New Roman"/>
+        </w:rPr>
+        <w:t xml:space="preserve"> </w:t>
+      </w:r>
+      <w:r>
+        <w:rPr>
+          <w:rFonts w:ascii="Times New Roman" w:hAnsi="Times New Roman" w:cs="Times New Roman"/>
+        </w:rPr>
+        <w:t>aberto e acompanha cada etapa até a resolução."</w:t>
+      </w:r>
+    </w:p>
+    <w:p>
+      <w:pPr>
+        <w:ind w:left="360"/>
+        <w:rPr>
+          <w:rFonts w:ascii="Times New Roman" w:hAnsi="Times New Roman" w:cs="Times New Roman"/>
+        </w:rPr>
+      </w:pPr>
+      <w:r>
+        <w:rPr>
+          <w:rFonts w:ascii="Times New Roman" w:hAnsi="Times New Roman" w:cs="Times New Roman"/>
+        </w:rPr>
+        <w:t>Desafio: "Sua equipe será responsável pelo Back-</w:t>
+      </w:r>
+      <w:proofErr w:type="spellStart"/>
+      <w:r>
+        <w:rPr>
+          <w:rFonts w:ascii="Times New Roman" w:hAnsi="Times New Roman" w:cs="Times New Roman"/>
+        </w:rPr>
+        <w:t>End</w:t>
+      </w:r>
+      <w:proofErr w:type="spellEnd"/>
+      <w:r>
+        <w:rPr>
+          <w:rFonts w:ascii="Times New Roman" w:hAnsi="Times New Roman" w:cs="Times New Roman"/>
+        </w:rPr>
+        <w:t xml:space="preserve"> do '</w:t>
+      </w:r>
+      <w:proofErr w:type="spellStart"/>
+      <w:r>
+        <w:rPr>
+          <w:rFonts w:ascii="Times New Roman" w:hAnsi="Times New Roman" w:cs="Times New Roman"/>
+        </w:rPr>
+        <w:t>PredialFix</w:t>
+      </w:r>
+      <w:proofErr w:type="spellEnd"/>
+      <w:r>
+        <w:rPr>
+          <w:rFonts w:ascii="Times New Roman" w:hAnsi="Times New Roman" w:cs="Times New Roman"/>
+        </w:rPr>
+        <w:t>', uma plataforma de</w:t>
+      </w:r>
+      <w:r>
+        <w:rPr>
+          <w:rFonts w:ascii="Times New Roman" w:hAnsi="Times New Roman" w:cs="Times New Roman"/>
+        </w:rPr>
+        <w:t xml:space="preserve"> </w:t>
+      </w:r>
+      <w:r>
+        <w:rPr>
+          <w:rFonts w:ascii="Times New Roman" w:hAnsi="Times New Roman" w:cs="Times New Roman"/>
+        </w:rPr>
+        <w:t xml:space="preserve">chamados de manutenção predial. O foco é criar uma API segura </w:t>
+      </w:r>
+      <w:proofErr w:type="gramStart"/>
+      <w:r>
+        <w:rPr>
+          <w:rFonts w:ascii="Times New Roman" w:hAnsi="Times New Roman" w:cs="Times New Roman"/>
+        </w:rPr>
+        <w:t>que</w:t>
+      </w:r>
+      <w:proofErr w:type="gramEnd"/>
+      <w:r>
+        <w:rPr>
+          <w:rFonts w:ascii="Times New Roman" w:hAnsi="Times New Roman" w:cs="Times New Roman"/>
+        </w:rPr>
+        <w:t xml:space="preserve"> conecte funcionários,</w:t>
+      </w:r>
+      <w:r>
+        <w:rPr>
+          <w:rFonts w:ascii="Times New Roman" w:hAnsi="Times New Roman" w:cs="Times New Roman"/>
+        </w:rPr>
+        <w:t xml:space="preserve"> </w:t>
+      </w:r>
+      <w:r>
+        <w:rPr>
+          <w:rFonts w:ascii="Times New Roman" w:hAnsi="Times New Roman" w:cs="Times New Roman"/>
+        </w:rPr>
+        <w:t>organizando o fluxo de trabalho e priorizando urgências."</w:t>
+      </w:r>
+    </w:p>
+    <w:p>
+      <w:pPr>
+        <w:rPr>
+          <w:rFonts w:ascii="Times New Roman" w:hAnsi="Times New Roman" w:cs="Times New Roman"/>
+          <w:b/>
+        </w:rPr>
+      </w:pPr>
+      <w:r>
+        <w:rPr>
+          <w:rFonts w:ascii="Times New Roman" w:hAnsi="Times New Roman" w:cs="Times New Roman"/>
+          <w:b/>
+        </w:rPr>
+        <w:br w:type="page"/>
       </w:r>
     </w:p>
     <w:p>

--- a/Documentação/Projeto_Gestão_Manutenção_Predial1.docx
+++ b/Documentação/Projeto_Gestão_Manutenção_Predial1.docx
@@ -424,7 +424,7 @@
             </w:rPr>
             <w:fldChar w:fldCharType="separate"/>
           </w:r>
-          <w:hyperlink w:anchor="_Toc224742342" w:history="1">
+          <w:hyperlink w:anchor="_Toc225951986" w:history="1">
             <w:r>
               <w:rPr>
                 <w:rStyle w:val="Hyperlink"/>
@@ -474,7 +474,7 @@
                 <w:noProof/>
                 <w:webHidden/>
               </w:rPr>
-              <w:instrText xml:space="preserve"> PAGEREF _Toc224742342 \h </w:instrText>
+              <w:instrText xml:space="preserve"> PAGEREF _Toc225951986 \h </w:instrText>
             </w:r>
             <w:r>
               <w:rPr>
@@ -522,7 +522,7 @@
               <w14:ligatures w14:val="standardContextual"/>
             </w:rPr>
           </w:pPr>
-          <w:hyperlink w:anchor="_Toc224742343" w:history="1">
+          <w:hyperlink w:anchor="_Toc225951987" w:history="1">
             <w:r>
               <w:rPr>
                 <w:rStyle w:val="Hyperlink"/>
@@ -551,6 +551,104 @@
                 <w:b/>
                 <w:noProof/>
               </w:rPr>
+              <w:t>SITUAÇÃO PROBLEMA</w:t>
+            </w:r>
+            <w:r>
+              <w:rPr>
+                <w:noProof/>
+                <w:webHidden/>
+              </w:rPr>
+              <w:tab/>
+            </w:r>
+            <w:r>
+              <w:rPr>
+                <w:noProof/>
+                <w:webHidden/>
+              </w:rPr>
+              <w:fldChar w:fldCharType="begin"/>
+            </w:r>
+            <w:r>
+              <w:rPr>
+                <w:noProof/>
+                <w:webHidden/>
+              </w:rPr>
+              <w:instrText xml:space="preserve"> PAGEREF _Toc225951987 \h </w:instrText>
+            </w:r>
+            <w:r>
+              <w:rPr>
+                <w:noProof/>
+                <w:webHidden/>
+              </w:rPr>
+            </w:r>
+            <w:r>
+              <w:rPr>
+                <w:noProof/>
+                <w:webHidden/>
+              </w:rPr>
+              <w:fldChar w:fldCharType="separate"/>
+            </w:r>
+            <w:r>
+              <w:rPr>
+                <w:noProof/>
+                <w:webHidden/>
+              </w:rPr>
+              <w:t>1</w:t>
+            </w:r>
+            <w:r>
+              <w:rPr>
+                <w:noProof/>
+                <w:webHidden/>
+              </w:rPr>
+              <w:fldChar w:fldCharType="end"/>
+            </w:r>
+          </w:hyperlink>
+        </w:p>
+        <w:p>
+          <w:pPr>
+            <w:pStyle w:val="Sumrio1"/>
+            <w:tabs>
+              <w:tab w:val="left" w:pos="480"/>
+              <w:tab w:val="right" w:leader="dot" w:pos="8494"/>
+            </w:tabs>
+            <w:rPr>
+              <w:rFonts w:eastAsiaTheme="minorEastAsia"/>
+              <w:noProof/>
+              <w:kern w:val="2"/>
+              <w:sz w:val="24"/>
+              <w:szCs w:val="24"/>
+              <w:lang w:eastAsia="pt-BR"/>
+              <w14:ligatures w14:val="standardContextual"/>
+            </w:rPr>
+          </w:pPr>
+          <w:hyperlink w:anchor="_Toc225951988" w:history="1">
+            <w:r>
+              <w:rPr>
+                <w:rStyle w:val="Hyperlink"/>
+                <w:rFonts w:ascii="Times New Roman" w:hAnsi="Times New Roman" w:cs="Times New Roman"/>
+                <w:b/>
+                <w:noProof/>
+              </w:rPr>
+              <w:t>3.</w:t>
+            </w:r>
+            <w:r>
+              <w:rPr>
+                <w:rFonts w:eastAsiaTheme="minorEastAsia"/>
+                <w:noProof/>
+                <w:kern w:val="2"/>
+                <w:sz w:val="24"/>
+                <w:szCs w:val="24"/>
+                <w:lang w:eastAsia="pt-BR"/>
+                <w14:ligatures w14:val="standardContextual"/>
+              </w:rPr>
+              <w:tab/>
+            </w:r>
+            <w:r>
+              <w:rPr>
+                <w:rStyle w:val="Hyperlink"/>
+                <w:rFonts w:ascii="Times New Roman" w:hAnsi="Times New Roman" w:cs="Times New Roman"/>
+                <w:b/>
+                <w:noProof/>
+              </w:rPr>
               <w:t>LEVANTAMENTO DE REQUISITOS</w:t>
             </w:r>
             <w:r>
@@ -572,7 +670,7 @@
                 <w:noProof/>
                 <w:webHidden/>
               </w:rPr>
-              <w:instrText xml:space="preserve"> PAGEREF _Toc224742343 \h </w:instrText>
+              <w:instrText xml:space="preserve"> PAGEREF _Toc225951988 \h </w:instrText>
             </w:r>
             <w:r>
               <w:rPr>
@@ -592,7 +690,7 @@
                 <w:noProof/>
                 <w:webHidden/>
               </w:rPr>
-              <w:t>1</w:t>
+              <w:t>2</w:t>
             </w:r>
             <w:r>
               <w:rPr>
@@ -620,14 +718,14 @@
               <w14:ligatures w14:val="standardContextual"/>
             </w:rPr>
           </w:pPr>
-          <w:hyperlink w:anchor="_Toc224742344" w:history="1">
+          <w:hyperlink w:anchor="_Toc225951989" w:history="1">
             <w:r>
               <w:rPr>
                 <w:rStyle w:val="Hyperlink"/>
                 <w:rFonts w:ascii="Arial" w:eastAsia="Arial" w:hAnsi="Arial" w:cs="Arial"/>
                 <w:noProof/>
               </w:rPr>
-              <w:t>2.1.</w:t>
+              <w:t>3.1.</w:t>
             </w:r>
             <w:r>
               <w:rPr>
@@ -669,7 +767,7 @@
                 <w:noProof/>
                 <w:webHidden/>
               </w:rPr>
-              <w:instrText xml:space="preserve"> PAGEREF _Toc224742344 \h </w:instrText>
+              <w:instrText xml:space="preserve"> PAGEREF _Toc225951989 \h </w:instrText>
             </w:r>
             <w:r>
               <w:rPr>
@@ -689,7 +787,7 @@
                 <w:noProof/>
                 <w:webHidden/>
               </w:rPr>
-              <w:t>1</w:t>
+              <w:t>2</w:t>
             </w:r>
             <w:r>
               <w:rPr>
@@ -717,14 +815,14 @@
               <w14:ligatures w14:val="standardContextual"/>
             </w:rPr>
           </w:pPr>
-          <w:hyperlink w:anchor="_Toc224742345" w:history="1">
+          <w:hyperlink w:anchor="_Toc225951990" w:history="1">
             <w:r>
               <w:rPr>
                 <w:rStyle w:val="Hyperlink"/>
                 <w:rFonts w:ascii="Arial" w:eastAsia="Arial" w:hAnsi="Arial" w:cs="Arial"/>
                 <w:noProof/>
               </w:rPr>
-              <w:t>2.2.</w:t>
+              <w:t>3.2.</w:t>
             </w:r>
             <w:r>
               <w:rPr>
@@ -766,7 +864,7 @@
                 <w:noProof/>
                 <w:webHidden/>
               </w:rPr>
-              <w:instrText xml:space="preserve"> PAGEREF _Toc224742345 \h </w:instrText>
+              <w:instrText xml:space="preserve"> PAGEREF _Toc225951990 \h </w:instrText>
             </w:r>
             <w:r>
               <w:rPr>
@@ -786,7 +884,7 @@
                 <w:noProof/>
                 <w:webHidden/>
               </w:rPr>
-              <w:t>2</w:t>
+              <w:t>3</w:t>
             </w:r>
             <w:r>
               <w:rPr>
@@ -814,14 +912,14 @@
               <w14:ligatures w14:val="standardContextual"/>
             </w:rPr>
           </w:pPr>
-          <w:hyperlink w:anchor="_Toc224742346" w:history="1">
+          <w:hyperlink w:anchor="_Toc225951991" w:history="1">
             <w:r>
               <w:rPr>
                 <w:rStyle w:val="Hyperlink"/>
                 <w:rFonts w:ascii="Arial" w:eastAsia="Arial" w:hAnsi="Arial" w:cs="Arial"/>
                 <w:noProof/>
               </w:rPr>
-              <w:t>2.3.</w:t>
+              <w:t>3.3.</w:t>
             </w:r>
             <w:r>
               <w:rPr>
@@ -863,7 +961,7 @@
                 <w:noProof/>
                 <w:webHidden/>
               </w:rPr>
-              <w:instrText xml:space="preserve"> PAGEREF _Toc224742346 \h </w:instrText>
+              <w:instrText xml:space="preserve"> PAGEREF _Toc225951991 \h </w:instrText>
             </w:r>
             <w:r>
               <w:rPr>
@@ -883,7 +981,7 @@
                 <w:noProof/>
                 <w:webHidden/>
               </w:rPr>
-              <w:t>2</w:t>
+              <w:t>3</w:t>
             </w:r>
             <w:r>
               <w:rPr>
@@ -911,7 +1009,7 @@
               <w14:ligatures w14:val="standardContextual"/>
             </w:rPr>
           </w:pPr>
-          <w:hyperlink w:anchor="_Toc224742347" w:history="1">
+          <w:hyperlink w:anchor="_Toc225951992" w:history="1">
             <w:r>
               <w:rPr>
                 <w:rStyle w:val="Hyperlink"/>
@@ -919,7 +1017,7 @@
                 <w:i/>
                 <w:noProof/>
               </w:rPr>
-              <w:t>2.4.</w:t>
+              <w:t>3.4.</w:t>
             </w:r>
             <w:r>
               <w:rPr>
@@ -940,7 +1038,7 @@
                 <w:i/>
                 <w:noProof/>
               </w:rPr>
-              <w:t>Histórias de Usuários</w:t>
+              <w:t>HISTÓRIAS DE USUÁRIOS</w:t>
             </w:r>
             <w:r>
               <w:rPr>
@@ -961,7 +1059,7 @@
                 <w:noProof/>
                 <w:webHidden/>
               </w:rPr>
-              <w:instrText xml:space="preserve"> PAGEREF _Toc224742347 \h </w:instrText>
+              <w:instrText xml:space="preserve"> PAGEREF _Toc225951992 \h </w:instrText>
             </w:r>
             <w:r>
               <w:rPr>
@@ -981,7 +1079,7 @@
                 <w:noProof/>
                 <w:webHidden/>
               </w:rPr>
-              <w:t>3</w:t>
+              <w:t>4</w:t>
             </w:r>
             <w:r>
               <w:rPr>
@@ -1009,7 +1107,7 @@
               <w14:ligatures w14:val="standardContextual"/>
             </w:rPr>
           </w:pPr>
-          <w:hyperlink w:anchor="_Toc224742348" w:history="1">
+          <w:hyperlink w:anchor="_Toc225951993" w:history="1">
             <w:r>
               <w:rPr>
                 <w:rStyle w:val="Hyperlink"/>
@@ -1017,7 +1115,7 @@
                 <w:b/>
                 <w:noProof/>
               </w:rPr>
-              <w:t>3.</w:t>
+              <w:t>4.</w:t>
             </w:r>
             <w:r>
               <w:rPr>
@@ -1059,7 +1157,7 @@
                 <w:noProof/>
                 <w:webHidden/>
               </w:rPr>
-              <w:instrText xml:space="preserve"> PAGEREF _Toc224742348 \h </w:instrText>
+              <w:instrText xml:space="preserve"> PAGEREF _Toc225951993 \h </w:instrText>
             </w:r>
             <w:r>
               <w:rPr>
@@ -1079,7 +1177,7 @@
                 <w:noProof/>
                 <w:webHidden/>
               </w:rPr>
-              <w:t>4</w:t>
+              <w:t>5</w:t>
             </w:r>
             <w:r>
               <w:rPr>
@@ -1107,7 +1205,7 @@
               <w14:ligatures w14:val="standardContextual"/>
             </w:rPr>
           </w:pPr>
-          <w:hyperlink w:anchor="_Toc224742349" w:history="1">
+          <w:hyperlink w:anchor="_Toc225951994" w:history="1">
             <w:r>
               <w:rPr>
                 <w:rStyle w:val="Hyperlink"/>
@@ -1115,7 +1213,7 @@
                 <w:b/>
                 <w:noProof/>
               </w:rPr>
-              <w:t>4.</w:t>
+              <w:t>5.</w:t>
             </w:r>
             <w:r>
               <w:rPr>
@@ -1136,7 +1234,7 @@
                 <w:b/>
                 <w:noProof/>
               </w:rPr>
-              <w:t>PROTOTIPAGEM</w:t>
+              <w:t>BANCO DE DADOS</w:t>
             </w:r>
             <w:r>
               <w:rPr>
@@ -1157,7 +1255,7 @@
                 <w:noProof/>
                 <w:webHidden/>
               </w:rPr>
-              <w:instrText xml:space="preserve"> PAGEREF _Toc224742349 \h </w:instrText>
+              <w:instrText xml:space="preserve"> PAGEREF _Toc225951994 \h </w:instrText>
             </w:r>
             <w:r>
               <w:rPr>
@@ -1177,7 +1275,105 @@
                 <w:noProof/>
                 <w:webHidden/>
               </w:rPr>
-              <w:t>4</w:t>
+              <w:t>5</w:t>
+            </w:r>
+            <w:r>
+              <w:rPr>
+                <w:noProof/>
+                <w:webHidden/>
+              </w:rPr>
+              <w:fldChar w:fldCharType="end"/>
+            </w:r>
+          </w:hyperlink>
+        </w:p>
+        <w:p>
+          <w:pPr>
+            <w:pStyle w:val="Sumrio2"/>
+            <w:tabs>
+              <w:tab w:val="left" w:pos="960"/>
+              <w:tab w:val="right" w:leader="dot" w:pos="8494"/>
+            </w:tabs>
+            <w:rPr>
+              <w:rFonts w:eastAsiaTheme="minorEastAsia"/>
+              <w:noProof/>
+              <w:kern w:val="2"/>
+              <w:sz w:val="24"/>
+              <w:szCs w:val="24"/>
+              <w:lang w:eastAsia="pt-BR"/>
+              <w14:ligatures w14:val="standardContextual"/>
+            </w:rPr>
+          </w:pPr>
+          <w:hyperlink w:anchor="_Toc225951995" w:history="1">
+            <w:r>
+              <w:rPr>
+                <w:rStyle w:val="Hyperlink"/>
+                <w:rFonts w:ascii="Times New Roman" w:hAnsi="Times New Roman" w:cs="Times New Roman"/>
+                <w:i/>
+                <w:noProof/>
+              </w:rPr>
+              <w:t>5.1.</w:t>
+            </w:r>
+            <w:r>
+              <w:rPr>
+                <w:rFonts w:eastAsiaTheme="minorEastAsia"/>
+                <w:noProof/>
+                <w:kern w:val="2"/>
+                <w:sz w:val="24"/>
+                <w:szCs w:val="24"/>
+                <w:lang w:eastAsia="pt-BR"/>
+                <w14:ligatures w14:val="standardContextual"/>
+              </w:rPr>
+              <w:tab/>
+            </w:r>
+            <w:r>
+              <w:rPr>
+                <w:rStyle w:val="Hyperlink"/>
+                <w:rFonts w:ascii="Times New Roman" w:hAnsi="Times New Roman" w:cs="Times New Roman"/>
+                <w:i/>
+                <w:noProof/>
+              </w:rPr>
+              <w:t>MODELO CONCEITUAL</w:t>
+            </w:r>
+            <w:r>
+              <w:rPr>
+                <w:noProof/>
+                <w:webHidden/>
+              </w:rPr>
+              <w:tab/>
+            </w:r>
+            <w:r>
+              <w:rPr>
+                <w:noProof/>
+                <w:webHidden/>
+              </w:rPr>
+              <w:fldChar w:fldCharType="begin"/>
+            </w:r>
+            <w:r>
+              <w:rPr>
+                <w:noProof/>
+                <w:webHidden/>
+              </w:rPr>
+              <w:instrText xml:space="preserve"> PAGEREF _Toc225951995 \h </w:instrText>
+            </w:r>
+            <w:r>
+              <w:rPr>
+                <w:noProof/>
+                <w:webHidden/>
+              </w:rPr>
+            </w:r>
+            <w:r>
+              <w:rPr>
+                <w:noProof/>
+                <w:webHidden/>
+              </w:rPr>
+              <w:fldChar w:fldCharType="separate"/>
+            </w:r>
+            <w:r>
+              <w:rPr>
+                <w:noProof/>
+                <w:webHidden/>
+              </w:rPr>
+              <w:t>5</w:t>
             </w:r>
             <w:r>
               <w:rPr>
@@ -1205,7 +1401,7 @@
               <w14:ligatures w14:val="standardContextual"/>
             </w:rPr>
           </w:pPr>
-          <w:hyperlink w:anchor="_Toc224742350" w:history="1">
+          <w:hyperlink w:anchor="_Toc225951996" w:history="1">
             <w:r>
               <w:rPr>
                 <w:rStyle w:val="Hyperlink"/>
@@ -1213,7 +1409,7 @@
                 <w:b/>
                 <w:noProof/>
               </w:rPr>
-              <w:t>5.</w:t>
+              <w:t>6.</w:t>
             </w:r>
             <w:r>
               <w:rPr>
@@ -1234,6 +1430,104 @@
                 <w:b/>
                 <w:noProof/>
               </w:rPr>
+              <w:t>PROTOTIPAGEM</w:t>
+            </w:r>
+            <w:r>
+              <w:rPr>
+                <w:noProof/>
+                <w:webHidden/>
+              </w:rPr>
+              <w:tab/>
+            </w:r>
+            <w:r>
+              <w:rPr>
+                <w:noProof/>
+                <w:webHidden/>
+              </w:rPr>
+              <w:fldChar w:fldCharType="begin"/>
+            </w:r>
+            <w:r>
+              <w:rPr>
+                <w:noProof/>
+                <w:webHidden/>
+              </w:rPr>
+              <w:instrText xml:space="preserve"> PAGEREF _Toc225951996 \h </w:instrText>
+            </w:r>
+            <w:r>
+              <w:rPr>
+                <w:noProof/>
+                <w:webHidden/>
+              </w:rPr>
+            </w:r>
+            <w:r>
+              <w:rPr>
+                <w:noProof/>
+                <w:webHidden/>
+              </w:rPr>
+              <w:fldChar w:fldCharType="separate"/>
+            </w:r>
+            <w:r>
+              <w:rPr>
+                <w:noProof/>
+                <w:webHidden/>
+              </w:rPr>
+              <w:t>6</w:t>
+            </w:r>
+            <w:r>
+              <w:rPr>
+                <w:noProof/>
+                <w:webHidden/>
+              </w:rPr>
+              <w:fldChar w:fldCharType="end"/>
+            </w:r>
+          </w:hyperlink>
+        </w:p>
+        <w:p>
+          <w:pPr>
+            <w:pStyle w:val="Sumrio1"/>
+            <w:tabs>
+              <w:tab w:val="left" w:pos="480"/>
+              <w:tab w:val="right" w:leader="dot" w:pos="8494"/>
+            </w:tabs>
+            <w:rPr>
+              <w:rFonts w:eastAsiaTheme="minorEastAsia"/>
+              <w:noProof/>
+              <w:kern w:val="2"/>
+              <w:sz w:val="24"/>
+              <w:szCs w:val="24"/>
+              <w:lang w:eastAsia="pt-BR"/>
+              <w14:ligatures w14:val="standardContextual"/>
+            </w:rPr>
+          </w:pPr>
+          <w:hyperlink w:anchor="_Toc225951997" w:history="1">
+            <w:r>
+              <w:rPr>
+                <w:rStyle w:val="Hyperlink"/>
+                <w:rFonts w:ascii="Times New Roman" w:hAnsi="Times New Roman" w:cs="Times New Roman"/>
+                <w:b/>
+                <w:noProof/>
+              </w:rPr>
+              <w:t>7.</w:t>
+            </w:r>
+            <w:r>
+              <w:rPr>
+                <w:rFonts w:eastAsiaTheme="minorEastAsia"/>
+                <w:noProof/>
+                <w:kern w:val="2"/>
+                <w:sz w:val="24"/>
+                <w:szCs w:val="24"/>
+                <w:lang w:eastAsia="pt-BR"/>
+                <w14:ligatures w14:val="standardContextual"/>
+              </w:rPr>
+              <w:tab/>
+            </w:r>
+            <w:r>
+              <w:rPr>
+                <w:rStyle w:val="Hyperlink"/>
+                <w:rFonts w:ascii="Times New Roman" w:hAnsi="Times New Roman" w:cs="Times New Roman"/>
+                <w:b/>
+                <w:noProof/>
+              </w:rPr>
               <w:t>DIAGRAMAS</w:t>
             </w:r>
             <w:r>
@@ -1255,7 +1549,7 @@
                 <w:noProof/>
                 <w:webHidden/>
               </w:rPr>
-              <w:instrText xml:space="preserve"> PAGEREF _Toc224742350 \h </w:instrText>
+              <w:instrText xml:space="preserve"> PAGEREF _Toc225951997 \h </w:instrText>
             </w:r>
             <w:r>
               <w:rPr>
@@ -1275,7 +1569,7 @@
                 <w:noProof/>
                 <w:webHidden/>
               </w:rPr>
-              <w:t>5</w:t>
+              <w:t>7</w:t>
             </w:r>
             <w:r>
               <w:rPr>
@@ -1303,7 +1597,7 @@
               <w14:ligatures w14:val="standardContextual"/>
             </w:rPr>
           </w:pPr>
-          <w:hyperlink w:anchor="_Toc224742351" w:history="1">
+          <w:hyperlink w:anchor="_Toc225951998" w:history="1">
             <w:r>
               <w:rPr>
                 <w:rStyle w:val="Hyperlink"/>
@@ -1311,7 +1605,7 @@
                 <w:i/>
                 <w:noProof/>
               </w:rPr>
-              <w:t>5.1.</w:t>
+              <w:t>7.1.</w:t>
             </w:r>
             <w:r>
               <w:rPr>
@@ -1332,7 +1626,7 @@
                 <w:i/>
                 <w:noProof/>
               </w:rPr>
-              <w:t>Diagrama de Classe</w:t>
+              <w:t>DIAGRAMA DE CLASSE</w:t>
             </w:r>
             <w:r>
               <w:rPr>
@@ -1353,7 +1647,7 @@
                 <w:noProof/>
                 <w:webHidden/>
               </w:rPr>
-              <w:instrText xml:space="preserve"> PAGEREF _Toc224742351 \h </w:instrText>
+              <w:instrText xml:space="preserve"> PAGEREF _Toc225951998 \h </w:instrText>
             </w:r>
             <w:r>
               <w:rPr>
@@ -1373,7 +1667,7 @@
                 <w:noProof/>
                 <w:webHidden/>
               </w:rPr>
-              <w:t>5</w:t>
+              <w:t>7</w:t>
             </w:r>
             <w:r>
               <w:rPr>
@@ -1401,7 +1695,7 @@
               <w14:ligatures w14:val="standardContextual"/>
             </w:rPr>
           </w:pPr>
-          <w:hyperlink w:anchor="_Toc224742352" w:history="1">
+          <w:hyperlink w:anchor="_Toc225951999" w:history="1">
             <w:r>
               <w:rPr>
                 <w:rStyle w:val="Hyperlink"/>
@@ -1409,7 +1703,7 @@
                 <w:i/>
                 <w:noProof/>
               </w:rPr>
-              <w:t>5.2.</w:t>
+              <w:t>7.2.</w:t>
             </w:r>
             <w:r>
               <w:rPr>
@@ -1430,7 +1724,7 @@
                 <w:i/>
                 <w:noProof/>
               </w:rPr>
-              <w:t>Diagrama de Sequência</w:t>
+              <w:t>DIAGRAMA DE SEQUÊNCIA</w:t>
             </w:r>
             <w:r>
               <w:rPr>
@@ -1451,7 +1745,7 @@
                 <w:noProof/>
                 <w:webHidden/>
               </w:rPr>
-              <w:instrText xml:space="preserve"> PAGEREF _Toc224742352 \h </w:instrText>
+              <w:instrText xml:space="preserve"> PAGEREF _Toc225951999 \h </w:instrText>
             </w:r>
             <w:r>
               <w:rPr>
@@ -1471,7 +1765,7 @@
                 <w:noProof/>
                 <w:webHidden/>
               </w:rPr>
-              <w:t>6</w:t>
+              <w:t>8</w:t>
             </w:r>
             <w:r>
               <w:rPr>
@@ -1499,7 +1793,7 @@
               <w14:ligatures w14:val="standardContextual"/>
             </w:rPr>
           </w:pPr>
-          <w:hyperlink w:anchor="_Toc224742353" w:history="1">
+          <w:hyperlink w:anchor="_Toc225952000" w:history="1">
             <w:r>
               <w:rPr>
                 <w:rStyle w:val="Hyperlink"/>
@@ -1507,7 +1801,7 @@
                 <w:b/>
                 <w:noProof/>
               </w:rPr>
-              <w:t>6.</w:t>
+              <w:t>8.</w:t>
             </w:r>
             <w:r>
               <w:rPr>
@@ -1549,7 +1843,7 @@
                 <w:noProof/>
                 <w:webHidden/>
               </w:rPr>
-              <w:instrText xml:space="preserve"> PAGEREF _Toc224742353 \h </w:instrText>
+              <w:instrText xml:space="preserve"> PAGEREF _Toc225952000 \h </w:instrText>
             </w:r>
             <w:r>
               <w:rPr>
@@ -1569,7 +1863,7 @@
                 <w:noProof/>
                 <w:webHidden/>
               </w:rPr>
-              <w:t>7</w:t>
+              <w:t>9</w:t>
             </w:r>
             <w:r>
               <w:rPr>
@@ -1642,7 +1936,7 @@
           <w:szCs w:val="24"/>
         </w:rPr>
       </w:pPr>
-      <w:bookmarkStart w:id="1" w:name="_Toc224742342"/>
+      <w:bookmarkStart w:id="1" w:name="_Toc225951986"/>
       <w:r>
         <w:rPr>
           <w:rFonts w:ascii="Times New Roman" w:hAnsi="Times New Roman" w:cs="Times New Roman"/>
@@ -1677,19 +1971,6 @@
         </w:rPr>
         <w:t>Este projeto consiste no desenvolvimento do back-end para a plataforma de gestão de manutenção predial do Senai, visando solucionar a falta de transparência e a morosidade no atendimento de solicitações de infraestrutura. O foco central é a implementação de uma API segura e uma infraestrutura de servidor robusta que permita o acompanhamento integral de cada chamado, desde a abertura até a conclusão, garantindo a organização eficiente do fluxo de trabalho e a priorização de demandas urgentes de alunos e funcionários.</w:t>
       </w:r>
-    </w:p>
-    <w:p>
-      <w:pPr>
-        <w:pStyle w:val="NormalWeb"/>
-        <w:spacing w:before="0" w:beforeAutospacing="0" w:after="240" w:afterAutospacing="0"/>
-        <w:ind w:left="360" w:firstLine="348"/>
-        <w:rPr>
-          <w:rFonts w:eastAsiaTheme="minorHAnsi"/>
-          <w:sz w:val="22"/>
-          <w:szCs w:val="22"/>
-          <w:lang w:eastAsia="en-US"/>
-        </w:rPr>
-      </w:pPr>
     </w:p>
     <w:p>
       <w:pPr>
@@ -1719,6 +2000,7 @@
           <w:szCs w:val="24"/>
         </w:rPr>
       </w:pPr>
+      <w:bookmarkStart w:id="2" w:name="_Toc225951987"/>
       <w:r>
         <w:rPr>
           <w:rFonts w:ascii="Times New Roman" w:hAnsi="Times New Roman" w:cs="Times New Roman"/>
@@ -1729,6 +2011,7 @@
         </w:rPr>
         <w:t>SITUAÇÃO PROBLEMA</w:t>
       </w:r>
+      <w:bookmarkEnd w:id="2"/>
     </w:p>
     <w:p>
       <w:pPr>
@@ -1843,21 +2126,7 @@
         <w:rPr>
           <w:rFonts w:ascii="Times New Roman" w:hAnsi="Times New Roman" w:cs="Times New Roman"/>
         </w:rPr>
-        <w:t xml:space="preserve"> do '</w:t>
-      </w:r>
-      <w:proofErr w:type="spellStart"/>
-      <w:r>
-        <w:rPr>
-          <w:rFonts w:ascii="Times New Roman" w:hAnsi="Times New Roman" w:cs="Times New Roman"/>
-        </w:rPr>
-        <w:t>PredialFix</w:t>
-      </w:r>
-      <w:proofErr w:type="spellEnd"/>
-      <w:r>
-        <w:rPr>
-          <w:rFonts w:ascii="Times New Roman" w:hAnsi="Times New Roman" w:cs="Times New Roman"/>
-        </w:rPr>
-        <w:t>', uma plataforma de</w:t>
+        <w:t xml:space="preserve"> do 'PredialFix', uma plataforma de</w:t>
       </w:r>
       <w:r>
         <w:rPr>
@@ -1871,14 +2140,12 @@
         </w:rPr>
         <w:t xml:space="preserve">chamados de manutenção predial. O foco é criar uma API segura </w:t>
       </w:r>
-      <w:proofErr w:type="gramStart"/>
-      <w:r>
-        <w:rPr>
-          <w:rFonts w:ascii="Times New Roman" w:hAnsi="Times New Roman" w:cs="Times New Roman"/>
-        </w:rPr>
-        <w:t>que</w:t>
-      </w:r>
-      <w:proofErr w:type="gramEnd"/>
+      <w:r>
+        <w:rPr>
+          <w:rFonts w:ascii="Times New Roman" w:hAnsi="Times New Roman" w:cs="Times New Roman"/>
+        </w:rPr>
+        <w:t>de que</w:t>
+      </w:r>
       <w:r>
         <w:rPr>
           <w:rFonts w:ascii="Times New Roman" w:hAnsi="Times New Roman" w:cs="Times New Roman"/>
@@ -1936,7 +2203,7 @@
           <w:szCs w:val="24"/>
         </w:rPr>
       </w:pPr>
-      <w:bookmarkStart w:id="2" w:name="_Toc224742343"/>
+      <w:bookmarkStart w:id="3" w:name="_Toc225951988"/>
       <w:r>
         <w:rPr>
           <w:rFonts w:ascii="Times New Roman" w:hAnsi="Times New Roman" w:cs="Times New Roman"/>
@@ -1947,7 +2214,7 @@
         </w:rPr>
         <w:t>LEVANTAMENTO DE REQUISITOS</w:t>
       </w:r>
-      <w:bookmarkEnd w:id="2"/>
+      <w:bookmarkEnd w:id="3"/>
     </w:p>
     <w:p>
       <w:pPr>
@@ -2009,8 +2276,8 @@
                 <w:color w:val="000000" w:themeColor="text1"/>
               </w:rPr>
             </w:pPr>
-            <w:bookmarkStart w:id="3" w:name="_Toc200627507"/>
-            <w:bookmarkStart w:id="4" w:name="_Toc224742344"/>
+            <w:bookmarkStart w:id="4" w:name="_Toc200627507"/>
+            <w:bookmarkStart w:id="5" w:name="_Toc225951989"/>
             <w:r>
               <w:rPr>
                 <w:rFonts w:ascii="Times New Roman" w:hAnsi="Times New Roman" w:cs="Times New Roman"/>
@@ -2020,7 +2287,7 @@
               </w:rPr>
               <w:t>R</w:t>
             </w:r>
-            <w:bookmarkEnd w:id="3"/>
+            <w:bookmarkEnd w:id="4"/>
             <w:r>
               <w:rPr>
                 <w:rFonts w:ascii="Times New Roman" w:hAnsi="Times New Roman" w:cs="Times New Roman"/>
@@ -2030,7 +2297,7 @@
               </w:rPr>
               <w:t>EQUISITOS FUNCIONAIS</w:t>
             </w:r>
-            <w:bookmarkEnd w:id="4"/>
+            <w:bookmarkEnd w:id="5"/>
           </w:p>
         </w:tc>
       </w:tr>
@@ -2416,7 +2683,7 @@
                 <w:color w:val="000000" w:themeColor="text1"/>
               </w:rPr>
             </w:pPr>
-            <w:bookmarkStart w:id="5" w:name="_Toc224742345"/>
+            <w:bookmarkStart w:id="6" w:name="_Toc225951990"/>
             <w:r>
               <w:rPr>
                 <w:rFonts w:ascii="Times New Roman" w:hAnsi="Times New Roman" w:cs="Times New Roman"/>
@@ -2435,7 +2702,7 @@
               </w:rPr>
               <w:t>EQUISITOS NÃO FUNCIONAIS</w:t>
             </w:r>
-            <w:bookmarkEnd w:id="5"/>
+            <w:bookmarkEnd w:id="6"/>
           </w:p>
         </w:tc>
       </w:tr>
@@ -3099,7 +3366,7 @@
                 <w:color w:val="000000" w:themeColor="text1"/>
               </w:rPr>
             </w:pPr>
-            <w:bookmarkStart w:id="6" w:name="_Toc224742346"/>
+            <w:bookmarkStart w:id="7" w:name="_Toc225951991"/>
             <w:r>
               <w:rPr>
                 <w:rFonts w:ascii="Times New Roman" w:hAnsi="Times New Roman" w:cs="Times New Roman"/>
@@ -3118,7 +3385,7 @@
               </w:rPr>
               <w:t>EGRAS DE NEGOCIOS</w:t>
             </w:r>
-            <w:bookmarkEnd w:id="6"/>
+            <w:bookmarkEnd w:id="7"/>
           </w:p>
         </w:tc>
       </w:tr>
@@ -3369,7 +3636,7 @@
           <w:sz w:val="24"/>
         </w:rPr>
       </w:pPr>
-      <w:bookmarkStart w:id="7" w:name="_Toc224742347"/>
+      <w:bookmarkStart w:id="8" w:name="_Toc225951992"/>
       <w:r>
         <w:rPr>
           <w:rFonts w:ascii="Times New Roman" w:hAnsi="Times New Roman" w:cs="Times New Roman"/>
@@ -3377,11 +3644,211 @@
           <w:color w:val="auto"/>
           <w:sz w:val="24"/>
         </w:rPr>
-        <w:t>Histórias de Usuários</w:t>
-      </w:r>
-      <w:bookmarkEnd w:id="7"/>
+        <w:t>H</w:t>
+      </w:r>
+      <w:r>
+        <w:rPr>
+          <w:rFonts w:ascii="Times New Roman" w:hAnsi="Times New Roman" w:cs="Times New Roman"/>
+          <w:i/>
+          <w:color w:val="auto"/>
+          <w:sz w:val="24"/>
+        </w:rPr>
+        <w:t>ISTÓRIAS DE USUÁRIOS</w:t>
+      </w:r>
+      <w:bookmarkEnd w:id="8"/>
     </w:p>
     <w:p/>
+    <w:p>
+      <w:pPr>
+        <w:pStyle w:val="PargrafodaLista"/>
+        <w:rPr>
+          <w:rFonts w:ascii="Times New Roman" w:hAnsi="Times New Roman" w:cs="Times New Roman"/>
+          <w:b/>
+          <w:bCs/>
+        </w:rPr>
+      </w:pPr>
+      <w:r>
+        <w:rPr>
+          <w:rFonts w:ascii="Times New Roman" w:hAnsi="Times New Roman" w:cs="Times New Roman"/>
+          <w:b/>
+          <w:bCs/>
+        </w:rPr>
+        <w:t>1. Abertura de Chamado</w:t>
+      </w:r>
+      <w:r>
+        <w:rPr>
+          <w:rFonts w:ascii="Times New Roman" w:hAnsi="Times New Roman" w:cs="Times New Roman"/>
+          <w:b/>
+          <w:bCs/>
+        </w:rPr>
+        <w:t>:</w:t>
+      </w:r>
+    </w:p>
+    <w:p>
+      <w:pPr>
+        <w:ind w:left="360"/>
+        <w:rPr>
+          <w:rFonts w:ascii="Times New Roman" w:hAnsi="Times New Roman" w:cs="Times New Roman"/>
+        </w:rPr>
+      </w:pPr>
+      <w:r>
+        <w:rPr>
+          <w:rFonts w:ascii="Times New Roman" w:hAnsi="Times New Roman" w:cs="Times New Roman"/>
+        </w:rPr>
+        <w:t>História de Usuário:</w:t>
+      </w:r>
+      <w:r>
+        <w:rPr>
+          <w:rFonts w:ascii="Times New Roman" w:hAnsi="Times New Roman" w:cs="Times New Roman"/>
+        </w:rPr>
+        <w:br/>
+        <w:t>Como funcionário ou aluno,</w:t>
+      </w:r>
+      <w:r>
+        <w:rPr>
+          <w:rFonts w:ascii="Times New Roman" w:hAnsi="Times New Roman" w:cs="Times New Roman"/>
+        </w:rPr>
+        <w:br/>
+        <w:t>Quero abrir um chamado de manutenção informando o problema, local e prioridade,</w:t>
+      </w:r>
+      <w:r>
+        <w:rPr>
+          <w:rFonts w:ascii="Times New Roman" w:hAnsi="Times New Roman" w:cs="Times New Roman"/>
+        </w:rPr>
+        <w:br/>
+        <w:t>Para que a equipe responsável possa resolver a solicitação o mais rápido possível.</w:t>
+      </w:r>
+    </w:p>
+    <w:p>
+      <w:pPr>
+        <w:pStyle w:val="PargrafodaLista"/>
+        <w:rPr>
+          <w:rFonts w:ascii="Times New Roman" w:hAnsi="Times New Roman" w:cs="Times New Roman"/>
+        </w:rPr>
+      </w:pPr>
+    </w:p>
+    <w:p>
+      <w:pPr>
+        <w:pStyle w:val="PargrafodaLista"/>
+        <w:rPr>
+          <w:rFonts w:ascii="Times New Roman" w:hAnsi="Times New Roman" w:cs="Times New Roman"/>
+          <w:b/>
+          <w:bCs/>
+        </w:rPr>
+      </w:pPr>
+      <w:r>
+        <w:rPr>
+          <w:rFonts w:ascii="Times New Roman" w:hAnsi="Times New Roman" w:cs="Times New Roman"/>
+          <w:b/>
+          <w:bCs/>
+        </w:rPr>
+        <w:t>2. Acompanhamento e Atualização de Status</w:t>
+      </w:r>
+    </w:p>
+    <w:p>
+      <w:pPr>
+        <w:ind w:left="360"/>
+        <w:rPr>
+          <w:rFonts w:ascii="Times New Roman" w:hAnsi="Times New Roman" w:cs="Times New Roman"/>
+        </w:rPr>
+      </w:pPr>
+      <w:r>
+        <w:rPr>
+          <w:rFonts w:ascii="Times New Roman" w:hAnsi="Times New Roman" w:cs="Times New Roman"/>
+        </w:rPr>
+        <w:t>História de Usuário:</w:t>
+      </w:r>
+      <w:r>
+        <w:rPr>
+          <w:rFonts w:ascii="Times New Roman" w:hAnsi="Times New Roman" w:cs="Times New Roman"/>
+        </w:rPr>
+        <w:br/>
+        <w:t>Como técnico de manutenção,</w:t>
+      </w:r>
+      <w:r>
+        <w:rPr>
+          <w:rFonts w:ascii="Times New Roman" w:hAnsi="Times New Roman" w:cs="Times New Roman"/>
+        </w:rPr>
+        <w:br/>
+        <w:t>Quero atualizar o status do chamado conforme o andamento do serviço,</w:t>
+      </w:r>
+      <w:r>
+        <w:rPr>
+          <w:rFonts w:ascii="Times New Roman" w:hAnsi="Times New Roman" w:cs="Times New Roman"/>
+        </w:rPr>
+        <w:br/>
+        <w:t>Para manter transparência e informar o solicitante sobre o progresso.</w:t>
+      </w:r>
+    </w:p>
+    <w:p>
+      <w:pPr>
+        <w:pStyle w:val="PargrafodaLista"/>
+        <w:rPr>
+          <w:rFonts w:ascii="Times New Roman" w:hAnsi="Times New Roman" w:cs="Times New Roman"/>
+        </w:rPr>
+      </w:pPr>
+    </w:p>
+    <w:p>
+      <w:pPr>
+        <w:pStyle w:val="PargrafodaLista"/>
+        <w:rPr>
+          <w:rFonts w:ascii="Times New Roman" w:hAnsi="Times New Roman" w:cs="Times New Roman"/>
+          <w:b/>
+          <w:bCs/>
+        </w:rPr>
+      </w:pPr>
+      <w:r>
+        <w:rPr>
+          <w:rFonts w:ascii="Times New Roman" w:hAnsi="Times New Roman" w:cs="Times New Roman"/>
+          <w:b/>
+          <w:bCs/>
+        </w:rPr>
+        <w:t>3. Priorização e Gestão de Urgências</w:t>
+      </w:r>
+    </w:p>
+    <w:p>
+      <w:pPr>
+        <w:ind w:left="360"/>
+        <w:rPr>
+          <w:rFonts w:ascii="Times New Roman" w:hAnsi="Times New Roman" w:cs="Times New Roman"/>
+        </w:rPr>
+      </w:pPr>
+      <w:r>
+        <w:rPr>
+          <w:rFonts w:ascii="Times New Roman" w:hAnsi="Times New Roman" w:cs="Times New Roman"/>
+        </w:rPr>
+        <w:t>História de Usuário:</w:t>
+      </w:r>
+      <w:r>
+        <w:rPr>
+          <w:rFonts w:ascii="Times New Roman" w:hAnsi="Times New Roman" w:cs="Times New Roman"/>
+        </w:rPr>
+        <w:br/>
+        <w:t>Como gestor da manutenção,</w:t>
+      </w:r>
+      <w:r>
+        <w:rPr>
+          <w:rFonts w:ascii="Times New Roman" w:hAnsi="Times New Roman" w:cs="Times New Roman"/>
+        </w:rPr>
+        <w:br/>
+        <w:t>Quero visualizar e organizar chamados por nível de prioridade,</w:t>
+      </w:r>
+      <w:r>
+        <w:rPr>
+          <w:rFonts w:ascii="Times New Roman" w:hAnsi="Times New Roman" w:cs="Times New Roman"/>
+        </w:rPr>
+        <w:br/>
+        <w:t>Para garantir que problemas críticos sejam resolvidos primeiro.</w:t>
+      </w:r>
+    </w:p>
+    <w:p>
+      <w:pPr>
+        <w:pStyle w:val="PargrafodaLista"/>
+        <w:rPr>
+          <w:rFonts w:ascii="Times New Roman" w:hAnsi="Times New Roman" w:cs="Times New Roman"/>
+        </w:rPr>
+      </w:pPr>
+    </w:p>
     <w:p>
       <w:pPr>
         <w:pStyle w:val="PargrafodaLista"/>
@@ -3391,209 +3858,6 @@
         </w:numPr>
         <w:rPr>
           <w:rFonts w:ascii="Times New Roman" w:hAnsi="Times New Roman" w:cs="Times New Roman"/>
-          <w:b/>
-          <w:bCs/>
-        </w:rPr>
-      </w:pPr>
-      <w:r>
-        <w:rPr>
-          <w:rFonts w:ascii="Times New Roman" w:hAnsi="Times New Roman" w:cs="Times New Roman"/>
-          <w:b/>
-          <w:bCs/>
-        </w:rPr>
-        <w:t>1. Abertura de Chamado</w:t>
-      </w:r>
-      <w:r>
-        <w:rPr>
-          <w:rFonts w:ascii="Times New Roman" w:hAnsi="Times New Roman" w:cs="Times New Roman"/>
-          <w:b/>
-          <w:bCs/>
-        </w:rPr>
-        <w:t>:</w:t>
-      </w:r>
-    </w:p>
-    <w:p>
-      <w:pPr>
-        <w:ind w:left="360"/>
-        <w:rPr>
-          <w:rFonts w:ascii="Times New Roman" w:hAnsi="Times New Roman" w:cs="Times New Roman"/>
-        </w:rPr>
-      </w:pPr>
-      <w:r>
-        <w:rPr>
-          <w:rFonts w:ascii="Times New Roman" w:hAnsi="Times New Roman" w:cs="Times New Roman"/>
-        </w:rPr>
-        <w:t>História de Usuário:</w:t>
-      </w:r>
-      <w:r>
-        <w:rPr>
-          <w:rFonts w:ascii="Times New Roman" w:hAnsi="Times New Roman" w:cs="Times New Roman"/>
-        </w:rPr>
-        <w:br/>
-        <w:t>Como funcionário ou aluno,</w:t>
-      </w:r>
-      <w:r>
-        <w:rPr>
-          <w:rFonts w:ascii="Times New Roman" w:hAnsi="Times New Roman" w:cs="Times New Roman"/>
-        </w:rPr>
-        <w:br/>
-        <w:t>Quero abrir um chamado de manutenção informando o problema, local e prioridade,</w:t>
-      </w:r>
-      <w:r>
-        <w:rPr>
-          <w:rFonts w:ascii="Times New Roman" w:hAnsi="Times New Roman" w:cs="Times New Roman"/>
-        </w:rPr>
-        <w:br/>
-        <w:t>Para que a equipe responsável possa resolver a solicitação o mais rápido possível.</w:t>
-      </w:r>
-    </w:p>
-    <w:p>
-      <w:pPr>
-        <w:pStyle w:val="PargrafodaLista"/>
-        <w:rPr>
-          <w:rFonts w:ascii="Times New Roman" w:hAnsi="Times New Roman" w:cs="Times New Roman"/>
-        </w:rPr>
-      </w:pPr>
-    </w:p>
-    <w:p>
-      <w:pPr>
-        <w:pStyle w:val="PargrafodaLista"/>
-        <w:numPr>
-          <w:ilvl w:val="0"/>
-          <w:numId w:val="27"/>
-        </w:numPr>
-        <w:rPr>
-          <w:rFonts w:ascii="Times New Roman" w:hAnsi="Times New Roman" w:cs="Times New Roman"/>
-          <w:b/>
-          <w:bCs/>
-        </w:rPr>
-      </w:pPr>
-      <w:r>
-        <w:rPr>
-          <w:rFonts w:ascii="Times New Roman" w:hAnsi="Times New Roman" w:cs="Times New Roman"/>
-          <w:b/>
-          <w:bCs/>
-        </w:rPr>
-        <w:t>2. Acompanhamento e Atualização de Status</w:t>
-      </w:r>
-    </w:p>
-    <w:p>
-      <w:pPr>
-        <w:ind w:left="360"/>
-        <w:rPr>
-          <w:rFonts w:ascii="Times New Roman" w:hAnsi="Times New Roman" w:cs="Times New Roman"/>
-        </w:rPr>
-      </w:pPr>
-      <w:r>
-        <w:rPr>
-          <w:rFonts w:ascii="Times New Roman" w:hAnsi="Times New Roman" w:cs="Times New Roman"/>
-        </w:rPr>
-        <w:t>História de Usuário:</w:t>
-      </w:r>
-      <w:r>
-        <w:rPr>
-          <w:rFonts w:ascii="Times New Roman" w:hAnsi="Times New Roman" w:cs="Times New Roman"/>
-        </w:rPr>
-        <w:br/>
-        <w:t>Como técnico de manutenção,</w:t>
-      </w:r>
-      <w:r>
-        <w:rPr>
-          <w:rFonts w:ascii="Times New Roman" w:hAnsi="Times New Roman" w:cs="Times New Roman"/>
-        </w:rPr>
-        <w:br/>
-        <w:t>Quero atualizar o status do chamado conforme o andamento do serviço,</w:t>
-      </w:r>
-      <w:r>
-        <w:rPr>
-          <w:rFonts w:ascii="Times New Roman" w:hAnsi="Times New Roman" w:cs="Times New Roman"/>
-        </w:rPr>
-        <w:br/>
-        <w:t>Para manter transparência e informar o solicitante sobre o progresso.</w:t>
-      </w:r>
-    </w:p>
-    <w:p>
-      <w:pPr>
-        <w:pStyle w:val="PargrafodaLista"/>
-        <w:rPr>
-          <w:rFonts w:ascii="Times New Roman" w:hAnsi="Times New Roman" w:cs="Times New Roman"/>
-        </w:rPr>
-      </w:pPr>
-    </w:p>
-    <w:p>
-      <w:pPr>
-        <w:pStyle w:val="PargrafodaLista"/>
-        <w:numPr>
-          <w:ilvl w:val="0"/>
-          <w:numId w:val="27"/>
-        </w:numPr>
-        <w:rPr>
-          <w:rFonts w:ascii="Times New Roman" w:hAnsi="Times New Roman" w:cs="Times New Roman"/>
-          <w:b/>
-          <w:bCs/>
-        </w:rPr>
-      </w:pPr>
-      <w:r>
-        <w:rPr>
-          <w:rFonts w:ascii="Times New Roman" w:hAnsi="Times New Roman" w:cs="Times New Roman"/>
-          <w:b/>
-          <w:bCs/>
-        </w:rPr>
-        <w:t>3. Priorização e Gestão de Urgências</w:t>
-      </w:r>
-    </w:p>
-    <w:p>
-      <w:pPr>
-        <w:ind w:left="360"/>
-        <w:rPr>
-          <w:rFonts w:ascii="Times New Roman" w:hAnsi="Times New Roman" w:cs="Times New Roman"/>
-        </w:rPr>
-      </w:pPr>
-      <w:r>
-        <w:rPr>
-          <w:rFonts w:ascii="Times New Roman" w:hAnsi="Times New Roman" w:cs="Times New Roman"/>
-        </w:rPr>
-        <w:t>História de Usuário:</w:t>
-      </w:r>
-      <w:r>
-        <w:rPr>
-          <w:rFonts w:ascii="Times New Roman" w:hAnsi="Times New Roman" w:cs="Times New Roman"/>
-        </w:rPr>
-        <w:br/>
-        <w:t>Como gestor da manutenção,</w:t>
-      </w:r>
-      <w:r>
-        <w:rPr>
-          <w:rFonts w:ascii="Times New Roman" w:hAnsi="Times New Roman" w:cs="Times New Roman"/>
-        </w:rPr>
-        <w:br/>
-        <w:t>Quero visualizar e organizar chamados por nível de prioridade,</w:t>
-      </w:r>
-      <w:r>
-        <w:rPr>
-          <w:rFonts w:ascii="Times New Roman" w:hAnsi="Times New Roman" w:cs="Times New Roman"/>
-        </w:rPr>
-        <w:br/>
-        <w:t>Para garantir que problemas críticos sejam resolvidos primeiro.</w:t>
-      </w:r>
-    </w:p>
-    <w:p>
-      <w:pPr>
-        <w:pStyle w:val="PargrafodaLista"/>
-        <w:rPr>
-          <w:rFonts w:ascii="Times New Roman" w:hAnsi="Times New Roman" w:cs="Times New Roman"/>
-        </w:rPr>
-      </w:pPr>
-    </w:p>
-    <w:p>
-      <w:pPr>
-        <w:pStyle w:val="PargrafodaLista"/>
-        <w:numPr>
-          <w:ilvl w:val="0"/>
-          <w:numId w:val="27"/>
-        </w:numPr>
-        <w:rPr>
-          <w:rFonts w:ascii="Times New Roman" w:hAnsi="Times New Roman" w:cs="Times New Roman"/>
         </w:rPr>
       </w:pPr>
       <w:r>
@@ -3618,7 +3882,7 @@
           <w:szCs w:val="24"/>
         </w:rPr>
       </w:pPr>
-      <w:bookmarkStart w:id="8" w:name="_Toc224742348"/>
+      <w:bookmarkStart w:id="9" w:name="_Toc225951993"/>
       <w:r>
         <w:rPr>
           <w:rFonts w:ascii="Times New Roman" w:hAnsi="Times New Roman" w:cs="Times New Roman"/>
@@ -3630,7 +3894,7 @@
         <w:lastRenderedPageBreak/>
         <w:t>METODOLOGIA</w:t>
       </w:r>
-      <w:bookmarkEnd w:id="8"/>
+      <w:bookmarkEnd w:id="9"/>
     </w:p>
     <w:p/>
     <w:p>
@@ -3676,6 +3940,55 @@
           <w:szCs w:val="24"/>
         </w:rPr>
       </w:pPr>
+      <w:r>
+        <w:rPr>
+          <w:rFonts w:ascii="Times New Roman" w:hAnsi="Times New Roman" w:cs="Times New Roman"/>
+          <w:noProof/>
+          <w:sz w:val="24"/>
+          <w:szCs w:val="24"/>
+        </w:rPr>
+        <w:drawing>
+          <wp:inline distT="0" distB="0" distL="0" distR="0" wp14:anchorId="3D78CB93" wp14:editId="781AF3D9">
+            <wp:extent cx="4720855" cy="1921315"/>
+            <wp:effectExtent l="0" t="0" r="3810" b="3175"/>
+            <wp:docPr id="1830585946" name="Imagem 1"/>
+            <wp:cNvGraphicFramePr>
+              <a:graphicFrameLocks xmlns:a="http://schemas.openxmlformats.org/drawingml/2006/main" noChangeAspect="1"/>
+            </wp:cNvGraphicFramePr>
+            <a:graphic xmlns:a="http://schemas.openxmlformats.org/drawingml/2006/main">
+              <a:graphicData uri="http://schemas.openxmlformats.org/drawingml/2006/picture">
+                <pic:pic xmlns:pic="http://schemas.openxmlformats.org/drawingml/2006/picture">
+                  <pic:nvPicPr>
+                    <pic:cNvPr id="1830585946" name="Imagem 1830585946"/>
+                    <pic:cNvPicPr/>
+                  </pic:nvPicPr>
+                  <pic:blipFill>
+                    <a:blip r:embed="rId9" cstate="print">
+                      <a:extLst>
+                        <a:ext uri="{28A0092B-C50C-407E-A947-70E740481C1C}">
+                          <a14:useLocalDpi xmlns:a14="http://schemas.microsoft.com/office/drawing/2010/main" val="0"/>
+                        </a:ext>
+                      </a:extLst>
+                    </a:blip>
+                    <a:stretch>
+                      <a:fillRect/>
+                    </a:stretch>
+                  </pic:blipFill>
+                  <pic:spPr>
+                    <a:xfrm>
+                      <a:off x="0" y="0"/>
+                      <a:ext cx="4847741" cy="1972956"/>
+                    </a:xfrm>
+                    <a:prstGeom prst="rect">
+                      <a:avLst/>
+                    </a:prstGeom>
+                  </pic:spPr>
+                </pic:pic>
+              </a:graphicData>
+            </a:graphic>
+          </wp:inline>
+        </w:drawing>
+      </w:r>
     </w:p>
     <w:p>
       <w:pPr>
@@ -3694,29 +4007,24 @@
         <w:spacing w:after="0"/>
         <w:ind w:firstLine="360"/>
         <w:jc w:val="both"/>
+      </w:pPr>
+      <w:r>
         <w:rPr>
           <w:rFonts w:ascii="Times New Roman" w:hAnsi="Times New Roman" w:cs="Times New Roman"/>
           <w:sz w:val="24"/>
           <w:szCs w:val="24"/>
         </w:rPr>
-      </w:pPr>
+        <w:t>Link:</w:t>
+      </w:r>
       <w:r>
         <w:rPr>
           <w:rFonts w:ascii="Times New Roman" w:hAnsi="Times New Roman" w:cs="Times New Roman"/>
           <w:sz w:val="24"/>
           <w:szCs w:val="24"/>
         </w:rPr>
-        <w:t>Link:</w:t>
-      </w:r>
-      <w:r>
-        <w:rPr>
-          <w:rFonts w:ascii="Times New Roman" w:hAnsi="Times New Roman" w:cs="Times New Roman"/>
-          <w:sz w:val="24"/>
-          <w:szCs w:val="24"/>
-        </w:rPr>
         <w:t xml:space="preserve"> </w:t>
       </w:r>
-      <w:hyperlink r:id="rId9" w:history="1">
+      <w:hyperlink r:id="rId10" w:history="1">
         <w:r>
           <w:rPr>
             <w:rStyle w:val="Hyperlink"/>
@@ -3736,9 +4044,7 @@
           <w:ilvl w:val="0"/>
           <w:numId w:val="3"/>
         </w:numPr>
-      </w:pPr>
-      <w:bookmarkStart w:id="9" w:name="_Toc224742349"/>
-      <w:r>
+        <w:ind w:left="720"/>
         <w:rPr>
           <w:rFonts w:ascii="Times New Roman" w:hAnsi="Times New Roman" w:cs="Times New Roman"/>
           <w:b/>
@@ -3746,8 +4052,8 @@
           <w:sz w:val="24"/>
           <w:szCs w:val="24"/>
         </w:rPr>
-        <w:t>P</w:t>
-      </w:r>
+      </w:pPr>
+      <w:bookmarkStart w:id="10" w:name="_Toc225951994"/>
       <w:r>
         <w:rPr>
           <w:rFonts w:ascii="Times New Roman" w:hAnsi="Times New Roman" w:cs="Times New Roman"/>
@@ -3756,14 +4062,183 @@
           <w:sz w:val="24"/>
           <w:szCs w:val="24"/>
         </w:rPr>
-        <w:t>ROTOTIPAGEM</w:t>
-      </w:r>
-      <w:bookmarkEnd w:id="9"/>
+        <w:t>BANCO DE DADOS</w:t>
+      </w:r>
+      <w:bookmarkEnd w:id="10"/>
+    </w:p>
+    <w:p/>
+    <w:p>
+      <w:pPr>
+        <w:ind w:left="360" w:firstLine="348"/>
+        <w:rPr>
+          <w:rFonts w:ascii="Times New Roman" w:hAnsi="Times New Roman" w:cs="Times New Roman"/>
+          <w:sz w:val="24"/>
+          <w:szCs w:val="24"/>
+        </w:rPr>
+      </w:pPr>
+      <w:r>
+        <w:rPr>
+          <w:rFonts w:ascii="Times New Roman" w:hAnsi="Times New Roman" w:cs="Times New Roman"/>
+          <w:sz w:val="24"/>
+          <w:szCs w:val="24"/>
+        </w:rPr>
+        <w:t>O Banco de Dados constitui o alicerce fundamental do Sistema de Manutenção Predial, garantindo que toda a informação flua de forma segura, rastreável e transparente. Este tópico apresenta a modelagem dos dados, desenvolvida com o auxílio da ferramenta brModelo, que suporta o ciclo de vida dos chamados — desde a sua abertura até à conclusão. A arquitetura adotada, estruturada através de modelos conceituais e lógicos claros, assegura que os registros dos utilizadores, as descrições dos problemas e as atualizações da equipa técnica sejam armazenados com alta integridade, permitindo uma resposta ágil às necessidades de infraestrutura da instituição</w:t>
+      </w:r>
+      <w:r>
+        <w:rPr>
+          <w:rFonts w:ascii="Times New Roman" w:hAnsi="Times New Roman" w:cs="Times New Roman"/>
+          <w:sz w:val="24"/>
+          <w:szCs w:val="24"/>
+        </w:rPr>
+        <w:t>.</w:t>
+      </w:r>
     </w:p>
     <w:p>
       <w:pPr>
+        <w:pStyle w:val="Ttulo2"/>
+        <w:numPr>
+          <w:ilvl w:val="1"/>
+          <w:numId w:val="3"/>
+        </w:numPr>
+        <w:rPr>
+          <w:rFonts w:ascii="Times New Roman" w:hAnsi="Times New Roman" w:cs="Times New Roman"/>
+          <w:i/>
+          <w:color w:val="auto"/>
+          <w:sz w:val="24"/>
+        </w:rPr>
+      </w:pPr>
+      <w:bookmarkStart w:id="11" w:name="_Toc225951995"/>
+      <w:r>
+        <w:rPr>
+          <w:rFonts w:ascii="Times New Roman" w:hAnsi="Times New Roman" w:cs="Times New Roman"/>
+          <w:i/>
+          <w:color w:val="auto"/>
+          <w:sz w:val="24"/>
+        </w:rPr>
+        <w:t>M</w:t>
+      </w:r>
+      <w:r>
+        <w:rPr>
+          <w:rFonts w:ascii="Times New Roman" w:hAnsi="Times New Roman" w:cs="Times New Roman"/>
+          <w:i/>
+          <w:color w:val="auto"/>
+          <w:sz w:val="24"/>
+        </w:rPr>
+        <w:t>ODELO CONCEITUAL</w:t>
+      </w:r>
+      <w:bookmarkEnd w:id="11"/>
+    </w:p>
+    <w:p>
+      <w:pPr>
+        <w:ind w:left="360" w:firstLine="348"/>
+      </w:pPr>
+      <w:r>
+        <w:drawing>
+          <wp:inline distT="0" distB="0" distL="0" distR="0" wp14:anchorId="3D585202" wp14:editId="6F2D4A0E">
+            <wp:extent cx="3296093" cy="1711325"/>
+            <wp:effectExtent l="0" t="0" r="0" b="3175"/>
+            <wp:docPr id="52916362" name="Imagem 3"/>
+            <wp:cNvGraphicFramePr>
+              <a:graphicFrameLocks xmlns:a="http://schemas.openxmlformats.org/drawingml/2006/main" noChangeAspect="1"/>
+            </wp:cNvGraphicFramePr>
+            <a:graphic xmlns:a="http://schemas.openxmlformats.org/drawingml/2006/main">
+              <a:graphicData uri="http://schemas.openxmlformats.org/drawingml/2006/picture">
+                <pic:pic xmlns:pic="http://schemas.openxmlformats.org/drawingml/2006/picture">
+                  <pic:nvPicPr>
+                    <pic:cNvPr id="0" name="Picture 6"/>
+                    <pic:cNvPicPr>
+                      <a:picLocks noChangeAspect="1" noChangeArrowheads="1"/>
+                    </pic:cNvPicPr>
+                  </pic:nvPicPr>
+                  <pic:blipFill>
+                    <a:blip r:embed="rId11">
+                      <a:extLst>
+                        <a:ext uri="{28A0092B-C50C-407E-A947-70E740481C1C}">
+                          <a14:useLocalDpi xmlns:a14="http://schemas.microsoft.com/office/drawing/2010/main" val="0"/>
+                        </a:ext>
+                      </a:extLst>
+                    </a:blip>
+                    <a:srcRect/>
+                    <a:stretch>
+                      <a:fillRect/>
+                    </a:stretch>
+                  </pic:blipFill>
+                  <pic:spPr bwMode="auto">
+                    <a:xfrm>
+                      <a:off x="0" y="0"/>
+                      <a:ext cx="3333237" cy="1730610"/>
+                    </a:xfrm>
+                    <a:prstGeom prst="rect">
+                      <a:avLst/>
+                    </a:prstGeom>
+                    <a:noFill/>
+                    <a:ln>
+                      <a:noFill/>
+                    </a:ln>
+                  </pic:spPr>
+                </pic:pic>
+              </a:graphicData>
+            </a:graphic>
+          </wp:inline>
+        </w:drawing>
+      </w:r>
+    </w:p>
+    <w:p>
+      <w:pPr>
+        <w:ind w:left="360" w:firstLine="348"/>
+      </w:pPr>
+      <w:r>
+        <w:br w:type="page"/>
+      </w:r>
+    </w:p>
+    <w:p>
+      <w:pPr>
+        <w:spacing w:after="0"/>
+        <w:ind w:firstLine="360"/>
+        <w:jc w:val="both"/>
+        <w:rPr>
+          <w:rFonts w:ascii="Times New Roman" w:hAnsi="Times New Roman" w:cs="Times New Roman"/>
+          <w:sz w:val="24"/>
+          <w:szCs w:val="24"/>
+        </w:rPr>
+      </w:pPr>
+    </w:p>
+    <w:p/>
+    <w:p>
+      <w:pPr>
+        <w:pStyle w:val="Ttulo1"/>
+        <w:numPr>
+          <w:ilvl w:val="0"/>
+          <w:numId w:val="3"/>
+        </w:numPr>
+      </w:pPr>
+      <w:bookmarkStart w:id="12" w:name="_Toc225951996"/>
+      <w:r>
+        <w:rPr>
+          <w:rFonts w:ascii="Times New Roman" w:hAnsi="Times New Roman" w:cs="Times New Roman"/>
+          <w:b/>
+          <w:color w:val="auto"/>
+          <w:sz w:val="24"/>
+          <w:szCs w:val="24"/>
+        </w:rPr>
+        <w:t>P</w:t>
+      </w:r>
+      <w:r>
+        <w:rPr>
+          <w:rFonts w:ascii="Times New Roman" w:hAnsi="Times New Roman" w:cs="Times New Roman"/>
+          <w:b/>
+          <w:color w:val="auto"/>
+          <w:sz w:val="24"/>
+          <w:szCs w:val="24"/>
+        </w:rPr>
+        <w:t>ROTOTIPAGEM</w:t>
+      </w:r>
+      <w:bookmarkEnd w:id="12"/>
+    </w:p>
+    <w:p>
+      <w:pPr>
         <w:pStyle w:val="NormalWeb"/>
-        <w:ind w:left="360"/>
+        <w:ind w:left="360" w:firstLine="348"/>
         <w:rPr>
           <w:rFonts w:eastAsiaTheme="minorHAnsi"/>
           <w:lang w:eastAsia="en-US"/>
@@ -3796,7 +4271,7 @@
     <w:p>
       <w:pPr>
         <w:pStyle w:val="NormalWeb"/>
-        <w:ind w:left="360"/>
+        <w:ind w:left="360" w:firstLine="348"/>
         <w:rPr>
           <w:rFonts w:eastAsiaTheme="minorHAnsi"/>
           <w:lang w:eastAsia="en-US"/>
@@ -3853,7 +4328,7 @@
                     </pic:cNvPicPr>
                   </pic:nvPicPr>
                   <pic:blipFill>
-                    <a:blip r:embed="rId10" cstate="print">
+                    <a:blip r:embed="rId12" cstate="print">
                       <a:extLst>
                         <a:ext uri="{28A0092B-C50C-407E-A947-70E740481C1C}">
                           <a14:useLocalDpi xmlns:a14="http://schemas.microsoft.com/office/drawing/2010/main" val="0"/>
@@ -3903,7 +4378,7 @@
       <w:r>
         <w:br w:type="page"/>
       </w:r>
-      <w:bookmarkStart w:id="10" w:name="_Toc224742350"/>
+      <w:bookmarkStart w:id="13" w:name="_Toc225951997"/>
       <w:r>
         <w:rPr>
           <w:rFonts w:ascii="Times New Roman" w:hAnsi="Times New Roman" w:cs="Times New Roman"/>
@@ -3925,7 +4400,7 @@
         </w:rPr>
         <w:t>IAGRAMAS</w:t>
       </w:r>
-      <w:bookmarkEnd w:id="10"/>
+      <w:bookmarkEnd w:id="13"/>
     </w:p>
     <w:p>
       <w:pPr>
@@ -3941,7 +4416,7 @@
           <w:sz w:val="24"/>
         </w:rPr>
       </w:pPr>
-      <w:bookmarkStart w:id="11" w:name="_Toc224742351"/>
+      <w:bookmarkStart w:id="14" w:name="_Toc225951998"/>
       <w:r>
         <w:rPr>
           <w:rFonts w:ascii="Times New Roman" w:hAnsi="Times New Roman" w:cs="Times New Roman"/>
@@ -3958,9 +4433,9 @@
           <w:color w:val="auto"/>
           <w:sz w:val="24"/>
         </w:rPr>
-        <w:t>iagrama de Classe</w:t>
-      </w:r>
-      <w:bookmarkEnd w:id="11"/>
+        <w:t>IAGRAMA DE CLASSE</w:t>
+      </w:r>
+      <w:bookmarkEnd w:id="14"/>
     </w:p>
     <w:p>
       <w:pPr>
@@ -4012,7 +4487,7 @@
                     </pic:cNvPicPr>
                   </pic:nvPicPr>
                   <pic:blipFill>
-                    <a:blip r:embed="rId11">
+                    <a:blip r:embed="rId13">
                       <a:extLst>
                         <a:ext uri="{28A0092B-C50C-407E-A947-70E740481C1C}">
                           <a14:useLocalDpi xmlns:a14="http://schemas.microsoft.com/office/drawing/2010/main" val="0"/>
@@ -4062,7 +4537,7 @@
           <w:sz w:val="24"/>
         </w:rPr>
       </w:pPr>
-      <w:bookmarkStart w:id="12" w:name="_Toc224742352"/>
+      <w:bookmarkStart w:id="15" w:name="_Toc225951999"/>
       <w:r>
         <w:rPr>
           <w:rFonts w:ascii="Times New Roman" w:hAnsi="Times New Roman" w:cs="Times New Roman"/>
@@ -4079,9 +4554,9 @@
           <w:color w:val="auto"/>
           <w:sz w:val="24"/>
         </w:rPr>
-        <w:t>iagrama de Sequência</w:t>
-      </w:r>
-      <w:bookmarkEnd w:id="12"/>
+        <w:t>IAGRAMA DE SEQUÊNCIA</w:t>
+      </w:r>
+      <w:bookmarkEnd w:id="15"/>
     </w:p>
     <w:p/>
     <w:p>
@@ -4099,7 +4574,23 @@
           <w:sz w:val="24"/>
           <w:szCs w:val="24"/>
         </w:rPr>
-        <w:t>O diagrama de sequência representa o fluxo de funcionamento do sistema de chamados, iniciando com o usuário (Professor/Aluno) realizando login na API, que retorna um token JWT para autenticação; em seguida, o usuário cria um chamado enviando dados como tipo, descrição e local, que passam por validação antes de serem registrados no banco de dados com status “Aberto”, retornando uma confirmação; posteriormente, usuários com perfil de Manutenção/Gerente podem consultar os chamados, aplicar filtros e atualizar o status, passando por verificações de permissão e regras de negócio (como não alterar chamados concluídos), o que gera a atualização no banco e o envio de notificações ao criador, garantindo controle, segurança e comunicação em todo o processo.</w:t>
+        <w:t xml:space="preserve">O diagrama de sequência representa o fluxo de funcionamento do sistema de chamados, iniciando com o usuário (Professor/Aluno) realizando login na API, que retorna um token JWT para autenticação; em seguida, o usuário cria um chamado enviando dados como tipo, descrição e local, que passam por validação antes de serem registrados no banco de dados com status “Aberto”, retornando uma confirmação; posteriormente, usuários com perfil de Manutenção/Gerente podem consultar os chamados, aplicar filtros e atualizar o status, passando por verificações de permissão e regras de negócio (como não alterar </w:t>
+      </w:r>
+      <w:r>
+        <w:rPr>
+          <w:rFonts w:ascii="Times New Roman" w:hAnsi="Times New Roman" w:cs="Times New Roman"/>
+          <w:sz w:val="24"/>
+          <w:szCs w:val="24"/>
+        </w:rPr>
+        <w:t xml:space="preserve">chamados </w:t>
+      </w:r>
+      <w:r>
+        <w:rPr>
+          <w:rFonts w:ascii="Times New Roman" w:hAnsi="Times New Roman" w:cs="Times New Roman"/>
+          <w:sz w:val="24"/>
+          <w:szCs w:val="24"/>
+        </w:rPr>
+        <w:t>concluídos), o que gera a atualização no banco e o envio de notificações ao criador, garantindo controle, segurança e comunicação em todo o processo.</w:t>
       </w:r>
     </w:p>
     <w:p>
@@ -4125,7 +4616,7 @@
                     </pic:cNvPicPr>
                   </pic:nvPicPr>
                   <pic:blipFill>
-                    <a:blip r:embed="rId12">
+                    <a:blip r:embed="rId14">
                       <a:extLst>
                         <a:ext uri="{28A0092B-C50C-407E-A947-70E740481C1C}">
                           <a14:useLocalDpi xmlns:a14="http://schemas.microsoft.com/office/drawing/2010/main" val="0"/>
@@ -4161,6 +4652,7 @@
       </w:r>
     </w:p>
     <w:p/>
+    <w:p/>
     <w:p>
       <w:pPr>
         <w:pStyle w:val="Ttulo1"/>
@@ -4176,7 +4668,7 @@
           <w:szCs w:val="24"/>
         </w:rPr>
       </w:pPr>
-      <w:bookmarkStart w:id="13" w:name="_Toc224742353"/>
+      <w:bookmarkStart w:id="16" w:name="_Toc225952000"/>
       <w:r>
         <w:rPr>
           <w:rFonts w:ascii="Times New Roman" w:hAnsi="Times New Roman" w:cs="Times New Roman"/>
@@ -4187,12 +4679,12 @@
         </w:rPr>
         <w:t>CONCLUSÃO</w:t>
       </w:r>
-      <w:bookmarkEnd w:id="13"/>
+      <w:bookmarkEnd w:id="16"/>
     </w:p>
     <w:p/>
     <w:p/>
     <w:sectPr>
-      <w:footerReference w:type="default" r:id="rId13"/>
+      <w:footerReference w:type="default" r:id="rId15"/>
       <w:pgSz w:w="11906" w:h="16838"/>
       <w:pgMar w:top="1417" w:right="1701" w:bottom="1417" w:left="1701" w:header="708" w:footer="708" w:gutter="0"/>
       <w:pgNumType w:start="1"/>
@@ -7836,6 +8328,7 @@
   <w:style w:type="paragraph" w:default="1" w:styleId="Normal">
     <w:name w:val="Normal"/>
     <w:qFormat/>
+    <w:rsid w:val="00AC4BBF"/>
   </w:style>
   <w:style w:type="paragraph" w:styleId="Ttulo1">
     <w:name w:val="heading 1"/>

--- a/Documentação/Projeto_Gestão_Manutenção_Predial1.docx
+++ b/Documentação/Projeto_Gestão_Manutenção_Predial1.docx
@@ -424,7 +424,7 @@
             </w:rPr>
             <w:fldChar w:fldCharType="separate"/>
           </w:r>
-          <w:hyperlink w:anchor="_Toc225951986" w:history="1">
+          <w:hyperlink w:anchor="_Toc227070574" w:history="1">
             <w:r>
               <w:rPr>
                 <w:rStyle w:val="Hyperlink"/>
@@ -474,7 +474,7 @@
                 <w:noProof/>
                 <w:webHidden/>
               </w:rPr>
-              <w:instrText xml:space="preserve"> PAGEREF _Toc225951986 \h </w:instrText>
+              <w:instrText xml:space="preserve"> PAGEREF _Toc227070574 \h </w:instrText>
             </w:r>
             <w:r>
               <w:rPr>
@@ -522,7 +522,7 @@
               <w14:ligatures w14:val="standardContextual"/>
             </w:rPr>
           </w:pPr>
-          <w:hyperlink w:anchor="_Toc225951987" w:history="1">
+          <w:hyperlink w:anchor="_Toc227070575" w:history="1">
             <w:r>
               <w:rPr>
                 <w:rStyle w:val="Hyperlink"/>
@@ -572,7 +572,7 @@
                 <w:noProof/>
                 <w:webHidden/>
               </w:rPr>
-              <w:instrText xml:space="preserve"> PAGEREF _Toc225951987 \h </w:instrText>
+              <w:instrText xml:space="preserve"> PAGEREF _Toc227070575 \h </w:instrText>
             </w:r>
             <w:r>
               <w:rPr>
@@ -620,7 +620,7 @@
               <w14:ligatures w14:val="standardContextual"/>
             </w:rPr>
           </w:pPr>
-          <w:hyperlink w:anchor="_Toc225951988" w:history="1">
+          <w:hyperlink w:anchor="_Toc227070576" w:history="1">
             <w:r>
               <w:rPr>
                 <w:rStyle w:val="Hyperlink"/>
@@ -670,7 +670,7 @@
                 <w:noProof/>
                 <w:webHidden/>
               </w:rPr>
-              <w:instrText xml:space="preserve"> PAGEREF _Toc225951988 \h </w:instrText>
+              <w:instrText xml:space="preserve"> PAGEREF _Toc227070576 \h </w:instrText>
             </w:r>
             <w:r>
               <w:rPr>
@@ -718,7 +718,7 @@
               <w14:ligatures w14:val="standardContextual"/>
             </w:rPr>
           </w:pPr>
-          <w:hyperlink w:anchor="_Toc225951989" w:history="1">
+          <w:hyperlink w:anchor="_Toc227070577" w:history="1">
             <w:r>
               <w:rPr>
                 <w:rStyle w:val="Hyperlink"/>
@@ -767,7 +767,7 @@
                 <w:noProof/>
                 <w:webHidden/>
               </w:rPr>
-              <w:instrText xml:space="preserve"> PAGEREF _Toc225951989 \h </w:instrText>
+              <w:instrText xml:space="preserve"> PAGEREF _Toc227070577 \h </w:instrText>
             </w:r>
             <w:r>
               <w:rPr>
@@ -815,7 +815,7 @@
               <w14:ligatures w14:val="standardContextual"/>
             </w:rPr>
           </w:pPr>
-          <w:hyperlink w:anchor="_Toc225951990" w:history="1">
+          <w:hyperlink w:anchor="_Toc227070578" w:history="1">
             <w:r>
               <w:rPr>
                 <w:rStyle w:val="Hyperlink"/>
@@ -864,7 +864,7 @@
                 <w:noProof/>
                 <w:webHidden/>
               </w:rPr>
-              <w:instrText xml:space="preserve"> PAGEREF _Toc225951990 \h </w:instrText>
+              <w:instrText xml:space="preserve"> PAGEREF _Toc227070578 \h </w:instrText>
             </w:r>
             <w:r>
               <w:rPr>
@@ -912,7 +912,7 @@
               <w14:ligatures w14:val="standardContextual"/>
             </w:rPr>
           </w:pPr>
-          <w:hyperlink w:anchor="_Toc225951991" w:history="1">
+          <w:hyperlink w:anchor="_Toc227070579" w:history="1">
             <w:r>
               <w:rPr>
                 <w:rStyle w:val="Hyperlink"/>
@@ -961,7 +961,7 @@
                 <w:noProof/>
                 <w:webHidden/>
               </w:rPr>
-              <w:instrText xml:space="preserve"> PAGEREF _Toc225951991 \h </w:instrText>
+              <w:instrText xml:space="preserve"> PAGEREF _Toc227070579 \h </w:instrText>
             </w:r>
             <w:r>
               <w:rPr>
@@ -1009,7 +1009,7 @@
               <w14:ligatures w14:val="standardContextual"/>
             </w:rPr>
           </w:pPr>
-          <w:hyperlink w:anchor="_Toc225951992" w:history="1">
+          <w:hyperlink w:anchor="_Toc227070580" w:history="1">
             <w:r>
               <w:rPr>
                 <w:rStyle w:val="Hyperlink"/>
@@ -1059,7 +1059,7 @@
                 <w:noProof/>
                 <w:webHidden/>
               </w:rPr>
-              <w:instrText xml:space="preserve"> PAGEREF _Toc225951992 \h </w:instrText>
+              <w:instrText xml:space="preserve"> PAGEREF _Toc227070580 \h </w:instrText>
             </w:r>
             <w:r>
               <w:rPr>
@@ -1107,7 +1107,7 @@
               <w14:ligatures w14:val="standardContextual"/>
             </w:rPr>
           </w:pPr>
-          <w:hyperlink w:anchor="_Toc225951993" w:history="1">
+          <w:hyperlink w:anchor="_Toc227070581" w:history="1">
             <w:r>
               <w:rPr>
                 <w:rStyle w:val="Hyperlink"/>
@@ -1157,7 +1157,7 @@
                 <w:noProof/>
                 <w:webHidden/>
               </w:rPr>
-              <w:instrText xml:space="preserve"> PAGEREF _Toc225951993 \h </w:instrText>
+              <w:instrText xml:space="preserve"> PAGEREF _Toc227070581 \h </w:instrText>
             </w:r>
             <w:r>
               <w:rPr>
@@ -1205,7 +1205,7 @@
               <w14:ligatures w14:val="standardContextual"/>
             </w:rPr>
           </w:pPr>
-          <w:hyperlink w:anchor="_Toc225951994" w:history="1">
+          <w:hyperlink w:anchor="_Toc227070582" w:history="1">
             <w:r>
               <w:rPr>
                 <w:rStyle w:val="Hyperlink"/>
@@ -1255,7 +1255,7 @@
                 <w:noProof/>
                 <w:webHidden/>
               </w:rPr>
-              <w:instrText xml:space="preserve"> PAGEREF _Toc225951994 \h </w:instrText>
+              <w:instrText xml:space="preserve"> PAGEREF _Toc227070582 \h </w:instrText>
             </w:r>
             <w:r>
               <w:rPr>
@@ -1275,7 +1275,7 @@
                 <w:noProof/>
                 <w:webHidden/>
               </w:rPr>
-              <w:t>5</w:t>
+              <w:t>6</w:t>
             </w:r>
             <w:r>
               <w:rPr>
@@ -1303,7 +1303,7 @@
               <w14:ligatures w14:val="standardContextual"/>
             </w:rPr>
           </w:pPr>
-          <w:hyperlink w:anchor="_Toc225951995" w:history="1">
+          <w:hyperlink w:anchor="_Toc227070583" w:history="1">
             <w:r>
               <w:rPr>
                 <w:rStyle w:val="Hyperlink"/>
@@ -1353,7 +1353,7 @@
                 <w:noProof/>
                 <w:webHidden/>
               </w:rPr>
-              <w:instrText xml:space="preserve"> PAGEREF _Toc225951995 \h </w:instrText>
+              <w:instrText xml:space="preserve"> PAGEREF _Toc227070583 \h </w:instrText>
             </w:r>
             <w:r>
               <w:rPr>
@@ -1373,7 +1373,105 @@
                 <w:noProof/>
                 <w:webHidden/>
               </w:rPr>
-              <w:t>5</w:t>
+              <w:t>6</w:t>
+            </w:r>
+            <w:r>
+              <w:rPr>
+                <w:noProof/>
+                <w:webHidden/>
+              </w:rPr>
+              <w:fldChar w:fldCharType="end"/>
+            </w:r>
+          </w:hyperlink>
+        </w:p>
+        <w:p>
+          <w:pPr>
+            <w:pStyle w:val="Sumrio2"/>
+            <w:tabs>
+              <w:tab w:val="left" w:pos="960"/>
+              <w:tab w:val="right" w:leader="dot" w:pos="8494"/>
+            </w:tabs>
+            <w:rPr>
+              <w:rFonts w:eastAsiaTheme="minorEastAsia"/>
+              <w:noProof/>
+              <w:kern w:val="2"/>
+              <w:sz w:val="24"/>
+              <w:szCs w:val="24"/>
+              <w:lang w:eastAsia="pt-BR"/>
+              <w14:ligatures w14:val="standardContextual"/>
+            </w:rPr>
+          </w:pPr>
+          <w:hyperlink w:anchor="_Toc227070584" w:history="1">
+            <w:r>
+              <w:rPr>
+                <w:rStyle w:val="Hyperlink"/>
+                <w:rFonts w:ascii="Times New Roman" w:hAnsi="Times New Roman" w:cs="Times New Roman"/>
+                <w:i/>
+                <w:noProof/>
+              </w:rPr>
+              <w:t>5.2.</w:t>
+            </w:r>
+            <w:r>
+              <w:rPr>
+                <w:rFonts w:eastAsiaTheme="minorEastAsia"/>
+                <w:noProof/>
+                <w:kern w:val="2"/>
+                <w:sz w:val="24"/>
+                <w:szCs w:val="24"/>
+                <w:lang w:eastAsia="pt-BR"/>
+                <w14:ligatures w14:val="standardContextual"/>
+              </w:rPr>
+              <w:tab/>
+            </w:r>
+            <w:r>
+              <w:rPr>
+                <w:rStyle w:val="Hyperlink"/>
+                <w:rFonts w:ascii="Times New Roman" w:hAnsi="Times New Roman" w:cs="Times New Roman"/>
+                <w:i/>
+                <w:noProof/>
+              </w:rPr>
+              <w:t>MODELO LÓGICO</w:t>
+            </w:r>
+            <w:r>
+              <w:rPr>
+                <w:noProof/>
+                <w:webHidden/>
+              </w:rPr>
+              <w:tab/>
+            </w:r>
+            <w:r>
+              <w:rPr>
+                <w:noProof/>
+                <w:webHidden/>
+              </w:rPr>
+              <w:fldChar w:fldCharType="begin"/>
+            </w:r>
+            <w:r>
+              <w:rPr>
+                <w:noProof/>
+                <w:webHidden/>
+              </w:rPr>
+              <w:instrText xml:space="preserve"> PAGEREF _Toc227070584 \h </w:instrText>
+            </w:r>
+            <w:r>
+              <w:rPr>
+                <w:noProof/>
+                <w:webHidden/>
+              </w:rPr>
+            </w:r>
+            <w:r>
+              <w:rPr>
+                <w:noProof/>
+                <w:webHidden/>
+              </w:rPr>
+              <w:fldChar w:fldCharType="separate"/>
+            </w:r>
+            <w:r>
+              <w:rPr>
+                <w:noProof/>
+                <w:webHidden/>
+              </w:rPr>
+              <w:t>6</w:t>
             </w:r>
             <w:r>
               <w:rPr>
@@ -1401,7 +1499,7 @@
               <w14:ligatures w14:val="standardContextual"/>
             </w:rPr>
           </w:pPr>
-          <w:hyperlink w:anchor="_Toc225951996" w:history="1">
+          <w:hyperlink w:anchor="_Toc227070585" w:history="1">
             <w:r>
               <w:rPr>
                 <w:rStyle w:val="Hyperlink"/>
@@ -1451,7 +1549,7 @@
                 <w:noProof/>
                 <w:webHidden/>
               </w:rPr>
-              <w:instrText xml:space="preserve"> PAGEREF _Toc225951996 \h </w:instrText>
+              <w:instrText xml:space="preserve"> PAGEREF _Toc227070585 \h </w:instrText>
             </w:r>
             <w:r>
               <w:rPr>
@@ -1471,7 +1569,7 @@
                 <w:noProof/>
                 <w:webHidden/>
               </w:rPr>
-              <w:t>6</w:t>
+              <w:t>7</w:t>
             </w:r>
             <w:r>
               <w:rPr>
@@ -1499,7 +1597,7 @@
               <w14:ligatures w14:val="standardContextual"/>
             </w:rPr>
           </w:pPr>
-          <w:hyperlink w:anchor="_Toc225951997" w:history="1">
+          <w:hyperlink w:anchor="_Toc227070586" w:history="1">
             <w:r>
               <w:rPr>
                 <w:rStyle w:val="Hyperlink"/>
@@ -1549,7 +1647,7 @@
                 <w:noProof/>
                 <w:webHidden/>
               </w:rPr>
-              <w:instrText xml:space="preserve"> PAGEREF _Toc225951997 \h </w:instrText>
+              <w:instrText xml:space="preserve"> PAGEREF _Toc227070586 \h </w:instrText>
             </w:r>
             <w:r>
               <w:rPr>
@@ -1569,7 +1667,7 @@
                 <w:noProof/>
                 <w:webHidden/>
               </w:rPr>
-              <w:t>7</w:t>
+              <w:t>8</w:t>
             </w:r>
             <w:r>
               <w:rPr>
@@ -1597,7 +1695,7 @@
               <w14:ligatures w14:val="standardContextual"/>
             </w:rPr>
           </w:pPr>
-          <w:hyperlink w:anchor="_Toc225951998" w:history="1">
+          <w:hyperlink w:anchor="_Toc227070587" w:history="1">
             <w:r>
               <w:rPr>
                 <w:rStyle w:val="Hyperlink"/>
@@ -1647,7 +1745,7 @@
                 <w:noProof/>
                 <w:webHidden/>
               </w:rPr>
-              <w:instrText xml:space="preserve"> PAGEREF _Toc225951998 \h </w:instrText>
+              <w:instrText xml:space="preserve"> PAGEREF _Toc227070587 \h </w:instrText>
             </w:r>
             <w:r>
               <w:rPr>
@@ -1667,7 +1765,7 @@
                 <w:noProof/>
                 <w:webHidden/>
               </w:rPr>
-              <w:t>7</w:t>
+              <w:t>8</w:t>
             </w:r>
             <w:r>
               <w:rPr>
@@ -1695,7 +1793,7 @@
               <w14:ligatures w14:val="standardContextual"/>
             </w:rPr>
           </w:pPr>
-          <w:hyperlink w:anchor="_Toc225951999" w:history="1">
+          <w:hyperlink w:anchor="_Toc227070588" w:history="1">
             <w:r>
               <w:rPr>
                 <w:rStyle w:val="Hyperlink"/>
@@ -1745,7 +1843,7 @@
                 <w:noProof/>
                 <w:webHidden/>
               </w:rPr>
-              <w:instrText xml:space="preserve"> PAGEREF _Toc225951999 \h </w:instrText>
+              <w:instrText xml:space="preserve"> PAGEREF _Toc227070588 \h </w:instrText>
             </w:r>
             <w:r>
               <w:rPr>
@@ -1765,7 +1863,7 @@
                 <w:noProof/>
                 <w:webHidden/>
               </w:rPr>
-              <w:t>8</w:t>
+              <w:t>9</w:t>
             </w:r>
             <w:r>
               <w:rPr>
@@ -1793,7 +1891,7 @@
               <w14:ligatures w14:val="standardContextual"/>
             </w:rPr>
           </w:pPr>
-          <w:hyperlink w:anchor="_Toc225952000" w:history="1">
+          <w:hyperlink w:anchor="_Toc227070589" w:history="1">
             <w:r>
               <w:rPr>
                 <w:rStyle w:val="Hyperlink"/>
@@ -1843,7 +1941,7 @@
                 <w:noProof/>
                 <w:webHidden/>
               </w:rPr>
-              <w:instrText xml:space="preserve"> PAGEREF _Toc225952000 \h </w:instrText>
+              <w:instrText xml:space="preserve"> PAGEREF _Toc227070589 \h </w:instrText>
             </w:r>
             <w:r>
               <w:rPr>
@@ -1863,7 +1961,7 @@
                 <w:noProof/>
                 <w:webHidden/>
               </w:rPr>
-              <w:t>9</w:t>
+              <w:t>10</w:t>
             </w:r>
             <w:r>
               <w:rPr>
@@ -1936,7 +2034,7 @@
           <w:szCs w:val="24"/>
         </w:rPr>
       </w:pPr>
-      <w:bookmarkStart w:id="1" w:name="_Toc225951986"/>
+      <w:bookmarkStart w:id="1" w:name="_Toc227070574"/>
       <w:r>
         <w:rPr>
           <w:rFonts w:ascii="Times New Roman" w:hAnsi="Times New Roman" w:cs="Times New Roman"/>
@@ -2000,7 +2098,7 @@
           <w:szCs w:val="24"/>
         </w:rPr>
       </w:pPr>
-      <w:bookmarkStart w:id="2" w:name="_Toc225951987"/>
+      <w:bookmarkStart w:id="2" w:name="_Toc227070575"/>
       <w:r>
         <w:rPr>
           <w:rFonts w:ascii="Times New Roman" w:hAnsi="Times New Roman" w:cs="Times New Roman"/>
@@ -2015,7 +2113,7 @@
     </w:p>
     <w:p>
       <w:pPr>
-        <w:ind w:left="360"/>
+        <w:ind w:left="360" w:firstLine="348"/>
         <w:rPr>
           <w:rFonts w:ascii="Times New Roman" w:hAnsi="Times New Roman" w:cs="Times New Roman"/>
         </w:rPr>
@@ -2065,7 +2163,7 @@
     </w:p>
     <w:p>
       <w:pPr>
-        <w:ind w:left="360"/>
+        <w:ind w:left="360" w:firstLine="348"/>
         <w:rPr>
           <w:rFonts w:ascii="Times New Roman" w:hAnsi="Times New Roman" w:cs="Times New Roman"/>
         </w:rPr>
@@ -2103,7 +2201,7 @@
     </w:p>
     <w:p>
       <w:pPr>
-        <w:ind w:left="360"/>
+        <w:ind w:left="360" w:firstLine="348"/>
         <w:rPr>
           <w:rFonts w:ascii="Times New Roman" w:hAnsi="Times New Roman" w:cs="Times New Roman"/>
         </w:rPr>
@@ -2126,7 +2224,21 @@
         <w:rPr>
           <w:rFonts w:ascii="Times New Roman" w:hAnsi="Times New Roman" w:cs="Times New Roman"/>
         </w:rPr>
-        <w:t xml:space="preserve"> do 'PredialFix', uma plataforma de</w:t>
+        <w:t xml:space="preserve"> do '</w:t>
+      </w:r>
+      <w:proofErr w:type="spellStart"/>
+      <w:r>
+        <w:rPr>
+          <w:rFonts w:ascii="Times New Roman" w:hAnsi="Times New Roman" w:cs="Times New Roman"/>
+        </w:rPr>
+        <w:t>PredialFix</w:t>
+      </w:r>
+      <w:proofErr w:type="spellEnd"/>
+      <w:r>
+        <w:rPr>
+          <w:rFonts w:ascii="Times New Roman" w:hAnsi="Times New Roman" w:cs="Times New Roman"/>
+        </w:rPr>
+        <w:t>', uma plataforma de</w:t>
       </w:r>
       <w:r>
         <w:rPr>
@@ -2203,7 +2315,7 @@
           <w:szCs w:val="24"/>
         </w:rPr>
       </w:pPr>
-      <w:bookmarkStart w:id="3" w:name="_Toc225951988"/>
+      <w:bookmarkStart w:id="3" w:name="_Toc227070576"/>
       <w:r>
         <w:rPr>
           <w:rFonts w:ascii="Times New Roman" w:hAnsi="Times New Roman" w:cs="Times New Roman"/>
@@ -2277,7 +2389,7 @@
               </w:rPr>
             </w:pPr>
             <w:bookmarkStart w:id="4" w:name="_Toc200627507"/>
-            <w:bookmarkStart w:id="5" w:name="_Toc225951989"/>
+            <w:bookmarkStart w:id="5" w:name="_Toc227070577"/>
             <w:r>
               <w:rPr>
                 <w:rFonts w:ascii="Times New Roman" w:hAnsi="Times New Roman" w:cs="Times New Roman"/>
@@ -2683,7 +2795,7 @@
                 <w:color w:val="000000" w:themeColor="text1"/>
               </w:rPr>
             </w:pPr>
-            <w:bookmarkStart w:id="6" w:name="_Toc225951990"/>
+            <w:bookmarkStart w:id="6" w:name="_Toc227070578"/>
             <w:r>
               <w:rPr>
                 <w:rFonts w:ascii="Times New Roman" w:hAnsi="Times New Roman" w:cs="Times New Roman"/>
@@ -3366,7 +3478,7 @@
                 <w:color w:val="000000" w:themeColor="text1"/>
               </w:rPr>
             </w:pPr>
-            <w:bookmarkStart w:id="7" w:name="_Toc225951991"/>
+            <w:bookmarkStart w:id="7" w:name="_Toc227070579"/>
             <w:r>
               <w:rPr>
                 <w:rFonts w:ascii="Times New Roman" w:hAnsi="Times New Roman" w:cs="Times New Roman"/>
@@ -3636,7 +3748,7 @@
           <w:sz w:val="24"/>
         </w:rPr>
       </w:pPr>
-      <w:bookmarkStart w:id="8" w:name="_Toc225951992"/>
+      <w:bookmarkStart w:id="8" w:name="_Toc227070580"/>
       <w:r>
         <w:rPr>
           <w:rFonts w:ascii="Times New Roman" w:hAnsi="Times New Roman" w:cs="Times New Roman"/>
@@ -3882,7 +3994,7 @@
           <w:szCs w:val="24"/>
         </w:rPr>
       </w:pPr>
-      <w:bookmarkStart w:id="9" w:name="_Toc225951993"/>
+      <w:bookmarkStart w:id="9" w:name="_Toc227070581"/>
       <w:r>
         <w:rPr>
           <w:rFonts w:ascii="Times New Roman" w:hAnsi="Times New Roman" w:cs="Times New Roman"/>
@@ -4036,7 +4148,11 @@
         </w:r>
       </w:hyperlink>
     </w:p>
-    <w:p/>
+    <w:p>
+      <w:r>
+        <w:br w:type="page"/>
+      </w:r>
+    </w:p>
     <w:p>
       <w:pPr>
         <w:pStyle w:val="Ttulo1"/>
@@ -4053,7 +4169,7 @@
           <w:szCs w:val="24"/>
         </w:rPr>
       </w:pPr>
-      <w:bookmarkStart w:id="10" w:name="_Toc225951994"/>
+      <w:bookmarkStart w:id="10" w:name="_Toc227070582"/>
       <w:r>
         <w:rPr>
           <w:rFonts w:ascii="Times New Roman" w:hAnsi="Times New Roman" w:cs="Times New Roman"/>
@@ -4062,6 +4178,7 @@
           <w:sz w:val="24"/>
           <w:szCs w:val="24"/>
         </w:rPr>
+        <w:lastRenderedPageBreak/>
         <w:t>BANCO DE DADOS</w:t>
       </w:r>
       <w:bookmarkEnd w:id="10"/>
@@ -4092,6 +4209,16 @@
         </w:rPr>
         <w:t>.</w:t>
       </w:r>
+    </w:p>
+    <w:p>
+      <w:pPr>
+        <w:ind w:left="360" w:firstLine="348"/>
+        <w:rPr>
+          <w:rFonts w:ascii="Times New Roman" w:hAnsi="Times New Roman" w:cs="Times New Roman"/>
+          <w:sz w:val="24"/>
+          <w:szCs w:val="24"/>
+        </w:rPr>
+      </w:pPr>
     </w:p>
     <w:p>
       <w:pPr>
@@ -4107,7 +4234,7 @@
           <w:sz w:val="24"/>
         </w:rPr>
       </w:pPr>
-      <w:bookmarkStart w:id="11" w:name="_Toc225951995"/>
+      <w:bookmarkStart w:id="11" w:name="_Toc227070583"/>
       <w:r>
         <w:rPr>
           <w:rFonts w:ascii="Times New Roman" w:hAnsi="Times New Roman" w:cs="Times New Roman"/>
@@ -4130,14 +4257,24 @@
     </w:p>
     <w:p>
       <w:pPr>
-        <w:ind w:left="360" w:firstLine="348"/>
-      </w:pPr>
-      <w:r>
+        <w:spacing w:after="0" w:line="240" w:lineRule="auto"/>
+        <w:rPr>
+          <w:rFonts w:ascii="Times New Roman" w:eastAsia="Times New Roman" w:hAnsi="Times New Roman" w:cs="Times New Roman"/>
+          <w:sz w:val="24"/>
+          <w:szCs w:val="24"/>
+          <w:lang w:eastAsia="pt-BR"/>
+        </w:rPr>
+      </w:pPr>
+      <w:r>
+        <w:rPr>
+          <w:noProof/>
+          <w:lang w:eastAsia="pt-BR"/>
+        </w:rPr>
         <w:drawing>
-          <wp:inline distT="0" distB="0" distL="0" distR="0" wp14:anchorId="3D585202" wp14:editId="6F2D4A0E">
-            <wp:extent cx="3296093" cy="1711325"/>
-            <wp:effectExtent l="0" t="0" r="0" b="3175"/>
-            <wp:docPr id="52916362" name="Imagem 3"/>
+          <wp:inline distT="0" distB="0" distL="0" distR="0" wp14:anchorId="19F22E6E" wp14:editId="1DE57C53">
+            <wp:extent cx="3999098" cy="2647507"/>
+            <wp:effectExtent l="0" t="0" r="1905" b="635"/>
+            <wp:docPr id="1296133463" name="Imagem 1"/>
             <wp:cNvGraphicFramePr>
               <a:graphicFrameLocks xmlns:a="http://schemas.openxmlformats.org/drawingml/2006/main" noChangeAspect="1"/>
             </wp:cNvGraphicFramePr>
@@ -4145,12 +4282,12 @@
               <a:graphicData uri="http://schemas.openxmlformats.org/drawingml/2006/picture">
                 <pic:pic xmlns:pic="http://schemas.openxmlformats.org/drawingml/2006/picture">
                   <pic:nvPicPr>
-                    <pic:cNvPr id="0" name="Picture 6"/>
+                    <pic:cNvPr id="0" name="Picture 1"/>
                     <pic:cNvPicPr>
                       <a:picLocks noChangeAspect="1" noChangeArrowheads="1"/>
                     </pic:cNvPicPr>
                   </pic:nvPicPr>
-                  <pic:blipFill>
+                  <pic:blipFill rotWithShape="1">
                     <a:blip r:embed="rId11">
                       <a:extLst>
                         <a:ext uri="{28A0092B-C50C-407E-A947-70E740481C1C}">
@@ -4158,7 +4295,7 @@
                         </a:ext>
                       </a:extLst>
                     </a:blip>
-                    <a:srcRect/>
+                    <a:srcRect l="12167" t="10703" r="19860" b="11353"/>
                     <a:stretch>
                       <a:fillRect/>
                     </a:stretch>
@@ -4166,7 +4303,7 @@
                   <pic:spPr bwMode="auto">
                     <a:xfrm>
                       <a:off x="0" y="0"/>
-                      <a:ext cx="3333237" cy="1730610"/>
+                      <a:ext cx="4079516" cy="2700746"/>
                     </a:xfrm>
                     <a:prstGeom prst="rect">
                       <a:avLst/>
@@ -4175,6 +4312,11 @@
                     <a:ln>
                       <a:noFill/>
                     </a:ln>
+                    <a:extLst>
+                      <a:ext uri="{53640926-AAD7-44D8-BBD7-CCE9431645EC}">
+                        <a14:shadowObscured xmlns:a14="http://schemas.microsoft.com/office/drawing/2010/main"/>
+                      </a:ext>
+                    </a:extLst>
                   </pic:spPr>
                 </pic:pic>
               </a:graphicData>
@@ -4187,23 +4329,108 @@
       <w:pPr>
         <w:ind w:left="360" w:firstLine="348"/>
       </w:pPr>
-      <w:r>
-        <w:br w:type="page"/>
-      </w:r>
     </w:p>
     <w:p>
       <w:pPr>
-        <w:spacing w:after="0"/>
-        <w:ind w:firstLine="360"/>
-        <w:jc w:val="both"/>
-        <w:rPr>
-          <w:rFonts w:ascii="Times New Roman" w:hAnsi="Times New Roman" w:cs="Times New Roman"/>
+        <w:pStyle w:val="Ttulo2"/>
+        <w:numPr>
+          <w:ilvl w:val="1"/>
+          <w:numId w:val="3"/>
+        </w:numPr>
+        <w:rPr>
+          <w:rFonts w:ascii="Times New Roman" w:hAnsi="Times New Roman" w:cs="Times New Roman"/>
+          <w:i/>
+          <w:color w:val="auto"/>
+          <w:sz w:val="24"/>
+        </w:rPr>
+      </w:pPr>
+      <w:bookmarkStart w:id="12" w:name="_Toc227070584"/>
+      <w:r>
+        <w:rPr>
+          <w:rFonts w:ascii="Times New Roman" w:hAnsi="Times New Roman" w:cs="Times New Roman"/>
+          <w:i/>
+          <w:color w:val="auto"/>
+          <w:sz w:val="24"/>
+        </w:rPr>
+        <w:t>MODELO LÓGICO</w:t>
+      </w:r>
+      <w:bookmarkEnd w:id="12"/>
+    </w:p>
+    <w:p>
+      <w:pPr>
+        <w:spacing w:after="0" w:line="240" w:lineRule="auto"/>
+        <w:rPr>
+          <w:rFonts w:ascii="Times New Roman" w:eastAsia="Times New Roman" w:hAnsi="Times New Roman" w:cs="Times New Roman"/>
           <w:sz w:val="24"/>
           <w:szCs w:val="24"/>
-        </w:rPr>
-      </w:pPr>
+          <w:lang w:eastAsia="pt-BR"/>
+        </w:rPr>
+      </w:pPr>
+      <w:r>
+        <w:rPr>
+          <w:noProof/>
+          <w:lang w:eastAsia="pt-BR"/>
+        </w:rPr>
+        <w:drawing>
+          <wp:inline distT="0" distB="0" distL="0" distR="0" wp14:anchorId="2D7D2C4D" wp14:editId="2CF2A3AE">
+            <wp:extent cx="2902083" cy="2381693"/>
+            <wp:effectExtent l="0" t="0" r="0" b="0"/>
+            <wp:docPr id="539824076" name="Imagem 2"/>
+            <wp:cNvGraphicFramePr>
+              <a:graphicFrameLocks xmlns:a="http://schemas.openxmlformats.org/drawingml/2006/main" noChangeAspect="1"/>
+            </wp:cNvGraphicFramePr>
+            <a:graphic xmlns:a="http://schemas.openxmlformats.org/drawingml/2006/main">
+              <a:graphicData uri="http://schemas.openxmlformats.org/drawingml/2006/picture">
+                <pic:pic xmlns:pic="http://schemas.openxmlformats.org/drawingml/2006/picture">
+                  <pic:nvPicPr>
+                    <pic:cNvPr id="0" name="Picture 3"/>
+                    <pic:cNvPicPr>
+                      <a:picLocks noChangeAspect="1" noChangeArrowheads="1"/>
+                    </pic:cNvPicPr>
+                  </pic:nvPicPr>
+                  <pic:blipFill rotWithShape="1">
+                    <a:blip r:embed="rId12">
+                      <a:extLst>
+                        <a:ext uri="{28A0092B-C50C-407E-A947-70E740481C1C}">
+                          <a14:useLocalDpi xmlns:a14="http://schemas.microsoft.com/office/drawing/2010/main" val="0"/>
+                        </a:ext>
+                      </a:extLst>
+                    </a:blip>
+                    <a:srcRect l="10058" t="13184" r="13682" b="14770"/>
+                    <a:stretch>
+                      <a:fillRect/>
+                    </a:stretch>
+                  </pic:blipFill>
+                  <pic:spPr bwMode="auto">
+                    <a:xfrm>
+                      <a:off x="0" y="0"/>
+                      <a:ext cx="2902618" cy="2382132"/>
+                    </a:xfrm>
+                    <a:prstGeom prst="rect">
+                      <a:avLst/>
+                    </a:prstGeom>
+                    <a:noFill/>
+                    <a:ln>
+                      <a:noFill/>
+                    </a:ln>
+                    <a:extLst>
+                      <a:ext uri="{53640926-AAD7-44D8-BBD7-CCE9431645EC}">
+                        <a14:shadowObscured xmlns:a14="http://schemas.microsoft.com/office/drawing/2010/main"/>
+                      </a:ext>
+                    </a:extLst>
+                  </pic:spPr>
+                </pic:pic>
+              </a:graphicData>
+            </a:graphic>
+          </wp:inline>
+        </w:drawing>
+      </w:r>
     </w:p>
-    <w:p/>
+    <w:p>
+      <w:pPr>
+        <w:ind w:left="360" w:firstLine="348"/>
+      </w:pPr>
+    </w:p>
     <w:p>
       <w:pPr>
         <w:pStyle w:val="Ttulo1"/>
@@ -4212,7 +4439,7 @@
           <w:numId w:val="3"/>
         </w:numPr>
       </w:pPr>
-      <w:bookmarkStart w:id="12" w:name="_Toc225951996"/>
+      <w:bookmarkStart w:id="13" w:name="_Toc227070585"/>
       <w:r>
         <w:rPr>
           <w:rFonts w:ascii="Times New Roman" w:hAnsi="Times New Roman" w:cs="Times New Roman"/>
@@ -4221,6 +4448,7 @@
           <w:sz w:val="24"/>
           <w:szCs w:val="24"/>
         </w:rPr>
+        <w:lastRenderedPageBreak/>
         <w:t>P</w:t>
       </w:r>
       <w:r>
@@ -4233,7 +4461,7 @@
         </w:rPr>
         <w:t>ROTOTIPAGEM</w:t>
       </w:r>
-      <w:bookmarkEnd w:id="12"/>
+      <w:bookmarkEnd w:id="13"/>
     </w:p>
     <w:p>
       <w:pPr>
@@ -4328,7 +4556,7 @@
                     </pic:cNvPicPr>
                   </pic:nvPicPr>
                   <pic:blipFill>
-                    <a:blip r:embed="rId12" cstate="print">
+                    <a:blip r:embed="rId13" cstate="print">
                       <a:extLst>
                         <a:ext uri="{28A0092B-C50C-407E-A947-70E740481C1C}">
                           <a14:useLocalDpi xmlns:a14="http://schemas.microsoft.com/office/drawing/2010/main" val="0"/>
@@ -4378,7 +4606,7 @@
       <w:r>
         <w:br w:type="page"/>
       </w:r>
-      <w:bookmarkStart w:id="13" w:name="_Toc225951997"/>
+      <w:bookmarkStart w:id="14" w:name="_Toc227070586"/>
       <w:r>
         <w:rPr>
           <w:rFonts w:ascii="Times New Roman" w:hAnsi="Times New Roman" w:cs="Times New Roman"/>
@@ -4400,7 +4628,7 @@
         </w:rPr>
         <w:t>IAGRAMAS</w:t>
       </w:r>
-      <w:bookmarkEnd w:id="13"/>
+      <w:bookmarkEnd w:id="14"/>
     </w:p>
     <w:p>
       <w:pPr>
@@ -4416,7 +4644,7 @@
           <w:sz w:val="24"/>
         </w:rPr>
       </w:pPr>
-      <w:bookmarkStart w:id="14" w:name="_Toc225951998"/>
+      <w:bookmarkStart w:id="15" w:name="_Toc227070587"/>
       <w:r>
         <w:rPr>
           <w:rFonts w:ascii="Times New Roman" w:hAnsi="Times New Roman" w:cs="Times New Roman"/>
@@ -4435,7 +4663,7 @@
         </w:rPr>
         <w:t>IAGRAMA DE CLASSE</w:t>
       </w:r>
-      <w:bookmarkEnd w:id="14"/>
+      <w:bookmarkEnd w:id="15"/>
     </w:p>
     <w:p>
       <w:pPr>
@@ -4487,7 +4715,7 @@
                     </pic:cNvPicPr>
                   </pic:nvPicPr>
                   <pic:blipFill>
-                    <a:blip r:embed="rId13">
+                    <a:blip r:embed="rId14">
                       <a:extLst>
                         <a:ext uri="{28A0092B-C50C-407E-A947-70E740481C1C}">
                           <a14:useLocalDpi xmlns:a14="http://schemas.microsoft.com/office/drawing/2010/main" val="0"/>
@@ -4537,7 +4765,7 @@
           <w:sz w:val="24"/>
         </w:rPr>
       </w:pPr>
-      <w:bookmarkStart w:id="15" w:name="_Toc225951999"/>
+      <w:bookmarkStart w:id="16" w:name="_Toc227070588"/>
       <w:r>
         <w:rPr>
           <w:rFonts w:ascii="Times New Roman" w:hAnsi="Times New Roman" w:cs="Times New Roman"/>
@@ -4556,7 +4784,7 @@
         </w:rPr>
         <w:t>IAGRAMA DE SEQUÊNCIA</w:t>
       </w:r>
-      <w:bookmarkEnd w:id="15"/>
+      <w:bookmarkEnd w:id="16"/>
     </w:p>
     <w:p/>
     <w:p>
@@ -4616,7 +4844,7 @@
                     </pic:cNvPicPr>
                   </pic:nvPicPr>
                   <pic:blipFill>
-                    <a:blip r:embed="rId14">
+                    <a:blip r:embed="rId15">
                       <a:extLst>
                         <a:ext uri="{28A0092B-C50C-407E-A947-70E740481C1C}">
                           <a14:useLocalDpi xmlns:a14="http://schemas.microsoft.com/office/drawing/2010/main" val="0"/>
@@ -4668,7 +4896,7 @@
           <w:szCs w:val="24"/>
         </w:rPr>
       </w:pPr>
-      <w:bookmarkStart w:id="16" w:name="_Toc225952000"/>
+      <w:bookmarkStart w:id="17" w:name="_Toc227070589"/>
       <w:r>
         <w:rPr>
           <w:rFonts w:ascii="Times New Roman" w:hAnsi="Times New Roman" w:cs="Times New Roman"/>
@@ -4679,12 +4907,12 @@
         </w:rPr>
         <w:t>CONCLUSÃO</w:t>
       </w:r>
-      <w:bookmarkEnd w:id="16"/>
+      <w:bookmarkEnd w:id="17"/>
     </w:p>
     <w:p/>
     <w:p/>
     <w:sectPr>
-      <w:footerReference w:type="default" r:id="rId15"/>
+      <w:footerReference w:type="default" r:id="rId16"/>
       <w:pgSz w:w="11906" w:h="16838"/>
       <w:pgMar w:top="1417" w:right="1701" w:bottom="1417" w:left="1701" w:header="708" w:footer="708" w:gutter="0"/>
       <w:pgNumType w:start="1"/>
@@ -8376,6 +8604,7 @@
   <w:style w:type="character" w:default="1" w:styleId="Fontepargpadro">
     <w:name w:val="Default Paragraph Font"/>
     <w:uiPriority w:val="1"/>
+    <w:semiHidden/>
     <w:unhideWhenUsed/>
   </w:style>
   <w:style w:type="table" w:default="1" w:styleId="Tabelanormal">

--- a/Documentação/Projeto_Gestão_Manutenção_Predial1.docx
+++ b/Documentação/Projeto_Gestão_Manutenção_Predial1.docx
@@ -21,17 +21,19 @@
           <w:sz w:val="32"/>
           <w:szCs w:val="32"/>
         </w:rPr>
-        <w:t>Gabriel Soares da Cruz</w:t>
-      </w:r>
-      <w:r>
+        <w:t xml:space="preserve">Gabriel Soares </w:t>
+      </w:r>
+    </w:p>
+    <w:p>
+      <w:pPr>
+        <w:jc w:val="center"/>
         <w:rPr>
           <w:rFonts w:ascii="Times New Roman" w:hAnsi="Times New Roman" w:cs="Times New Roman"/>
           <w:b/>
           <w:sz w:val="32"/>
           <w:szCs w:val="32"/>
         </w:rPr>
-        <w:t xml:space="preserve">, </w:t>
-      </w:r>
+      </w:pPr>
       <w:r>
         <w:rPr>
           <w:rFonts w:ascii="Times New Roman" w:hAnsi="Times New Roman" w:cs="Times New Roman"/>
@@ -39,28 +41,28 @@
           <w:sz w:val="32"/>
           <w:szCs w:val="32"/>
         </w:rPr>
-        <w:t>Gabriel Gomes</w:t>
-      </w:r>
-    </w:p>
-    <w:p>
-      <w:pPr>
-        <w:jc w:val="center"/>
+        <w:t xml:space="preserve"> </w:t>
+      </w:r>
+      <w:r>
         <w:rPr>
           <w:rFonts w:ascii="Times New Roman" w:hAnsi="Times New Roman" w:cs="Times New Roman"/>
           <w:b/>
           <w:sz w:val="32"/>
           <w:szCs w:val="32"/>
         </w:rPr>
-      </w:pPr>
-      <w:r>
+        <w:t>Gabriel Gomes</w:t>
+      </w:r>
+    </w:p>
+    <w:p>
+      <w:pPr>
+        <w:jc w:val="center"/>
         <w:rPr>
           <w:rFonts w:ascii="Times New Roman" w:hAnsi="Times New Roman" w:cs="Times New Roman"/>
           <w:b/>
           <w:sz w:val="32"/>
           <w:szCs w:val="32"/>
         </w:rPr>
-        <w:t>João Vitor</w:t>
-      </w:r>
+      </w:pPr>
       <w:r>
         <w:rPr>
           <w:rFonts w:ascii="Times New Roman" w:hAnsi="Times New Roman" w:cs="Times New Roman"/>
@@ -68,16 +70,8 @@
           <w:sz w:val="32"/>
           <w:szCs w:val="32"/>
         </w:rPr>
-        <w:t>.</w:t>
-      </w:r>
-    </w:p>
-    <w:p>
-      <w:pPr>
-        <w:rPr>
-          <w:rFonts w:ascii="Times New Roman" w:hAnsi="Times New Roman" w:cs="Times New Roman"/>
-          <w:b/>
-        </w:rPr>
-      </w:pPr>
+        <w:t>João Vitor</w:t>
+      </w:r>
     </w:p>
     <w:p>
       <w:pPr>
@@ -308,6 +302,7 @@
     </w:p>
     <w:p>
       <w:pPr>
+        <w:jc w:val="center"/>
         <w:rPr>
           <w:rFonts w:ascii="Times New Roman" w:hAnsi="Times New Roman" w:cs="Times New Roman"/>
           <w:b/>
@@ -424,7 +419,7 @@
             </w:rPr>
             <w:fldChar w:fldCharType="separate"/>
           </w:r>
-          <w:hyperlink w:anchor="_Toc227070574" w:history="1">
+          <w:hyperlink w:anchor="_Toc228367493" w:history="1">
             <w:r>
               <w:rPr>
                 <w:rStyle w:val="Hyperlink"/>
@@ -474,7 +469,7 @@
                 <w:noProof/>
                 <w:webHidden/>
               </w:rPr>
-              <w:instrText xml:space="preserve"> PAGEREF _Toc227070574 \h </w:instrText>
+              <w:instrText xml:space="preserve"> PAGEREF _Toc228367493 \h </w:instrText>
             </w:r>
             <w:r>
               <w:rPr>
@@ -522,7 +517,7 @@
               <w14:ligatures w14:val="standardContextual"/>
             </w:rPr>
           </w:pPr>
-          <w:hyperlink w:anchor="_Toc227070575" w:history="1">
+          <w:hyperlink w:anchor="_Toc228367494" w:history="1">
             <w:r>
               <w:rPr>
                 <w:rStyle w:val="Hyperlink"/>
@@ -572,7 +567,7 @@
                 <w:noProof/>
                 <w:webHidden/>
               </w:rPr>
-              <w:instrText xml:space="preserve"> PAGEREF _Toc227070575 \h </w:instrText>
+              <w:instrText xml:space="preserve"> PAGEREF _Toc228367494 \h </w:instrText>
             </w:r>
             <w:r>
               <w:rPr>
@@ -620,7 +615,7 @@
               <w14:ligatures w14:val="standardContextual"/>
             </w:rPr>
           </w:pPr>
-          <w:hyperlink w:anchor="_Toc227070576" w:history="1">
+          <w:hyperlink w:anchor="_Toc228367495" w:history="1">
             <w:r>
               <w:rPr>
                 <w:rStyle w:val="Hyperlink"/>
@@ -670,7 +665,7 @@
                 <w:noProof/>
                 <w:webHidden/>
               </w:rPr>
-              <w:instrText xml:space="preserve"> PAGEREF _Toc227070576 \h </w:instrText>
+              <w:instrText xml:space="preserve"> PAGEREF _Toc228367495 \h </w:instrText>
             </w:r>
             <w:r>
               <w:rPr>
@@ -718,11 +713,13 @@
               <w14:ligatures w14:val="standardContextual"/>
             </w:rPr>
           </w:pPr>
-          <w:hyperlink w:anchor="_Toc227070577" w:history="1">
+          <w:hyperlink w:anchor="_Toc228367496" w:history="1">
             <w:r>
               <w:rPr>
                 <w:rStyle w:val="Hyperlink"/>
                 <w:rFonts w:ascii="Arial" w:eastAsia="Arial" w:hAnsi="Arial" w:cs="Arial"/>
+                <w:i/>
+                <w:iCs/>
                 <w:noProof/>
               </w:rPr>
               <w:t>3.1.</w:t>
@@ -767,7 +764,7 @@
                 <w:noProof/>
                 <w:webHidden/>
               </w:rPr>
-              <w:instrText xml:space="preserve"> PAGEREF _Toc227070577 \h </w:instrText>
+              <w:instrText xml:space="preserve"> PAGEREF _Toc228367496 \h </w:instrText>
             </w:r>
             <w:r>
               <w:rPr>
@@ -815,11 +812,13 @@
               <w14:ligatures w14:val="standardContextual"/>
             </w:rPr>
           </w:pPr>
-          <w:hyperlink w:anchor="_Toc227070578" w:history="1">
+          <w:hyperlink w:anchor="_Toc228367497" w:history="1">
             <w:r>
               <w:rPr>
                 <w:rStyle w:val="Hyperlink"/>
                 <w:rFonts w:ascii="Arial" w:eastAsia="Arial" w:hAnsi="Arial" w:cs="Arial"/>
+                <w:i/>
+                <w:iCs/>
                 <w:noProof/>
               </w:rPr>
               <w:t>3.2.</w:t>
@@ -864,7 +863,7 @@
                 <w:noProof/>
                 <w:webHidden/>
               </w:rPr>
-              <w:instrText xml:space="preserve"> PAGEREF _Toc227070578 \h </w:instrText>
+              <w:instrText xml:space="preserve"> PAGEREF _Toc228367497 \h </w:instrText>
             </w:r>
             <w:r>
               <w:rPr>
@@ -912,11 +911,13 @@
               <w14:ligatures w14:val="standardContextual"/>
             </w:rPr>
           </w:pPr>
-          <w:hyperlink w:anchor="_Toc227070579" w:history="1">
+          <w:hyperlink w:anchor="_Toc228367498" w:history="1">
             <w:r>
               <w:rPr>
                 <w:rStyle w:val="Hyperlink"/>
                 <w:rFonts w:ascii="Arial" w:eastAsia="Arial" w:hAnsi="Arial" w:cs="Arial"/>
+                <w:i/>
+                <w:iCs/>
                 <w:noProof/>
               </w:rPr>
               <w:t>3.3.</w:t>
@@ -961,7 +962,7 @@
                 <w:noProof/>
                 <w:webHidden/>
               </w:rPr>
-              <w:instrText xml:space="preserve"> PAGEREF _Toc227070579 \h </w:instrText>
+              <w:instrText xml:space="preserve"> PAGEREF _Toc228367498 \h </w:instrText>
             </w:r>
             <w:r>
               <w:rPr>
@@ -1009,12 +1010,13 @@
               <w14:ligatures w14:val="standardContextual"/>
             </w:rPr>
           </w:pPr>
-          <w:hyperlink w:anchor="_Toc227070580" w:history="1">
+          <w:hyperlink w:anchor="_Toc228367499" w:history="1">
             <w:r>
               <w:rPr>
                 <w:rStyle w:val="Hyperlink"/>
                 <w:rFonts w:ascii="Times New Roman" w:hAnsi="Times New Roman" w:cs="Times New Roman"/>
                 <w:i/>
+                <w:iCs/>
                 <w:noProof/>
               </w:rPr>
               <w:t>3.4.</w:t>
@@ -1059,7 +1061,7 @@
                 <w:noProof/>
                 <w:webHidden/>
               </w:rPr>
-              <w:instrText xml:space="preserve"> PAGEREF _Toc227070580 \h </w:instrText>
+              <w:instrText xml:space="preserve"> PAGEREF _Toc228367499 \h </w:instrText>
             </w:r>
             <w:r>
               <w:rPr>
@@ -1107,7 +1109,7 @@
               <w14:ligatures w14:val="standardContextual"/>
             </w:rPr>
           </w:pPr>
-          <w:hyperlink w:anchor="_Toc227070581" w:history="1">
+          <w:hyperlink w:anchor="_Toc228367500" w:history="1">
             <w:r>
               <w:rPr>
                 <w:rStyle w:val="Hyperlink"/>
@@ -1157,7 +1159,7 @@
                 <w:noProof/>
                 <w:webHidden/>
               </w:rPr>
-              <w:instrText xml:space="preserve"> PAGEREF _Toc227070581 \h </w:instrText>
+              <w:instrText xml:space="preserve"> PAGEREF _Toc228367500 \h </w:instrText>
             </w:r>
             <w:r>
               <w:rPr>
@@ -1205,7 +1207,7 @@
               <w14:ligatures w14:val="standardContextual"/>
             </w:rPr>
           </w:pPr>
-          <w:hyperlink w:anchor="_Toc227070582" w:history="1">
+          <w:hyperlink w:anchor="_Toc228367501" w:history="1">
             <w:r>
               <w:rPr>
                 <w:rStyle w:val="Hyperlink"/>
@@ -1234,7 +1236,7 @@
                 <w:b/>
                 <w:noProof/>
               </w:rPr>
-              <w:t>BANCO DE DADOS</w:t>
+              <w:t>PROTOTIPAGEM</w:t>
             </w:r>
             <w:r>
               <w:rPr>
@@ -1255,7 +1257,7 @@
                 <w:noProof/>
                 <w:webHidden/>
               </w:rPr>
-              <w:instrText xml:space="preserve"> PAGEREF _Toc227070582 \h </w:instrText>
+              <w:instrText xml:space="preserve"> PAGEREF _Toc228367501 \h </w:instrText>
             </w:r>
             <w:r>
               <w:rPr>
@@ -1276,6 +1278,104 @@
                 <w:webHidden/>
               </w:rPr>
               <w:t>6</w:t>
+            </w:r>
+            <w:r>
+              <w:rPr>
+                <w:noProof/>
+                <w:webHidden/>
+              </w:rPr>
+              <w:fldChar w:fldCharType="end"/>
+            </w:r>
+          </w:hyperlink>
+        </w:p>
+        <w:p>
+          <w:pPr>
+            <w:pStyle w:val="Sumrio1"/>
+            <w:tabs>
+              <w:tab w:val="left" w:pos="480"/>
+              <w:tab w:val="right" w:leader="dot" w:pos="8494"/>
+            </w:tabs>
+            <w:rPr>
+              <w:rFonts w:eastAsiaTheme="minorEastAsia"/>
+              <w:noProof/>
+              <w:kern w:val="2"/>
+              <w:sz w:val="24"/>
+              <w:szCs w:val="24"/>
+              <w:lang w:eastAsia="pt-BR"/>
+              <w14:ligatures w14:val="standardContextual"/>
+            </w:rPr>
+          </w:pPr>
+          <w:hyperlink w:anchor="_Toc228367502" w:history="1">
+            <w:r>
+              <w:rPr>
+                <w:rStyle w:val="Hyperlink"/>
+                <w:rFonts w:ascii="Times New Roman" w:hAnsi="Times New Roman" w:cs="Times New Roman"/>
+                <w:b/>
+                <w:noProof/>
+              </w:rPr>
+              <w:t>6.</w:t>
+            </w:r>
+            <w:r>
+              <w:rPr>
+                <w:rFonts w:eastAsiaTheme="minorEastAsia"/>
+                <w:noProof/>
+                <w:kern w:val="2"/>
+                <w:sz w:val="24"/>
+                <w:szCs w:val="24"/>
+                <w:lang w:eastAsia="pt-BR"/>
+                <w14:ligatures w14:val="standardContextual"/>
+              </w:rPr>
+              <w:tab/>
+            </w:r>
+            <w:r>
+              <w:rPr>
+                <w:rStyle w:val="Hyperlink"/>
+                <w:rFonts w:ascii="Times New Roman" w:hAnsi="Times New Roman" w:cs="Times New Roman"/>
+                <w:b/>
+                <w:noProof/>
+              </w:rPr>
+              <w:t>DIAGRAMAS</w:t>
+            </w:r>
+            <w:r>
+              <w:rPr>
+                <w:noProof/>
+                <w:webHidden/>
+              </w:rPr>
+              <w:tab/>
+            </w:r>
+            <w:r>
+              <w:rPr>
+                <w:noProof/>
+                <w:webHidden/>
+              </w:rPr>
+              <w:fldChar w:fldCharType="begin"/>
+            </w:r>
+            <w:r>
+              <w:rPr>
+                <w:noProof/>
+                <w:webHidden/>
+              </w:rPr>
+              <w:instrText xml:space="preserve"> PAGEREF _Toc228367502 \h </w:instrText>
+            </w:r>
+            <w:r>
+              <w:rPr>
+                <w:noProof/>
+                <w:webHidden/>
+              </w:rPr>
+            </w:r>
+            <w:r>
+              <w:rPr>
+                <w:noProof/>
+                <w:webHidden/>
+              </w:rPr>
+              <w:fldChar w:fldCharType="separate"/>
+            </w:r>
+            <w:r>
+              <w:rPr>
+                <w:noProof/>
+                <w:webHidden/>
+              </w:rPr>
+              <w:t>7</w:t>
             </w:r>
             <w:r>
               <w:rPr>
@@ -1303,15 +1403,16 @@
               <w14:ligatures w14:val="standardContextual"/>
             </w:rPr>
           </w:pPr>
-          <w:hyperlink w:anchor="_Toc227070583" w:history="1">
+          <w:hyperlink w:anchor="_Toc228367503" w:history="1">
             <w:r>
               <w:rPr>
                 <w:rStyle w:val="Hyperlink"/>
                 <w:rFonts w:ascii="Times New Roman" w:hAnsi="Times New Roman" w:cs="Times New Roman"/>
                 <w:i/>
-                <w:noProof/>
-              </w:rPr>
-              <w:t>5.1.</w:t>
+                <w:iCs/>
+                <w:noProof/>
+              </w:rPr>
+              <w:t>6.1.</w:t>
             </w:r>
             <w:r>
               <w:rPr>
@@ -1332,7 +1433,7 @@
                 <w:i/>
                 <w:noProof/>
               </w:rPr>
-              <w:t>MODELO CONCEITUAL</w:t>
+              <w:t>DIAGRAMA DE CLASSE</w:t>
             </w:r>
             <w:r>
               <w:rPr>
@@ -1353,7 +1454,7 @@
                 <w:noProof/>
                 <w:webHidden/>
               </w:rPr>
-              <w:instrText xml:space="preserve"> PAGEREF _Toc227070583 \h </w:instrText>
+              <w:instrText xml:space="preserve"> PAGEREF _Toc228367503 \h </w:instrText>
             </w:r>
             <w:r>
               <w:rPr>
@@ -1373,7 +1474,7 @@
                 <w:noProof/>
                 <w:webHidden/>
               </w:rPr>
-              <w:t>6</w:t>
+              <w:t>7</w:t>
             </w:r>
             <w:r>
               <w:rPr>
@@ -1401,15 +1502,16 @@
               <w14:ligatures w14:val="standardContextual"/>
             </w:rPr>
           </w:pPr>
-          <w:hyperlink w:anchor="_Toc227070584" w:history="1">
+          <w:hyperlink w:anchor="_Toc228367504" w:history="1">
             <w:r>
               <w:rPr>
                 <w:rStyle w:val="Hyperlink"/>
                 <w:rFonts w:ascii="Times New Roman" w:hAnsi="Times New Roman" w:cs="Times New Roman"/>
                 <w:i/>
-                <w:noProof/>
-              </w:rPr>
-              <w:t>5.2.</w:t>
+                <w:iCs/>
+                <w:noProof/>
+              </w:rPr>
+              <w:t>6.2.</w:t>
             </w:r>
             <w:r>
               <w:rPr>
@@ -1430,6 +1532,301 @@
                 <w:i/>
                 <w:noProof/>
               </w:rPr>
+              <w:t>DIAGRAMA DE SEQUÊNCIA</w:t>
+            </w:r>
+            <w:r>
+              <w:rPr>
+                <w:noProof/>
+                <w:webHidden/>
+              </w:rPr>
+              <w:tab/>
+            </w:r>
+            <w:r>
+              <w:rPr>
+                <w:noProof/>
+                <w:webHidden/>
+              </w:rPr>
+              <w:fldChar w:fldCharType="begin"/>
+            </w:r>
+            <w:r>
+              <w:rPr>
+                <w:noProof/>
+                <w:webHidden/>
+              </w:rPr>
+              <w:instrText xml:space="preserve"> PAGEREF _Toc228367504 \h </w:instrText>
+            </w:r>
+            <w:r>
+              <w:rPr>
+                <w:noProof/>
+                <w:webHidden/>
+              </w:rPr>
+            </w:r>
+            <w:r>
+              <w:rPr>
+                <w:noProof/>
+                <w:webHidden/>
+              </w:rPr>
+              <w:fldChar w:fldCharType="separate"/>
+            </w:r>
+            <w:r>
+              <w:rPr>
+                <w:noProof/>
+                <w:webHidden/>
+              </w:rPr>
+              <w:t>8</w:t>
+            </w:r>
+            <w:r>
+              <w:rPr>
+                <w:noProof/>
+                <w:webHidden/>
+              </w:rPr>
+              <w:fldChar w:fldCharType="end"/>
+            </w:r>
+          </w:hyperlink>
+        </w:p>
+        <w:p>
+          <w:pPr>
+            <w:pStyle w:val="Sumrio2"/>
+            <w:tabs>
+              <w:tab w:val="left" w:pos="960"/>
+              <w:tab w:val="right" w:leader="dot" w:pos="8494"/>
+            </w:tabs>
+            <w:rPr>
+              <w:rFonts w:eastAsiaTheme="minorEastAsia"/>
+              <w:noProof/>
+              <w:kern w:val="2"/>
+              <w:sz w:val="24"/>
+              <w:szCs w:val="24"/>
+              <w:lang w:eastAsia="pt-BR"/>
+              <w14:ligatures w14:val="standardContextual"/>
+            </w:rPr>
+          </w:pPr>
+          <w:hyperlink w:anchor="_Toc228367505" w:history="1">
+            <w:r>
+              <w:rPr>
+                <w:rStyle w:val="Hyperlink"/>
+                <w:rFonts w:ascii="Times New Roman" w:hAnsi="Times New Roman" w:cs="Times New Roman"/>
+                <w:i/>
+                <w:iCs/>
+                <w:noProof/>
+              </w:rPr>
+              <w:t>6.3.</w:t>
+            </w:r>
+            <w:r>
+              <w:rPr>
+                <w:rFonts w:eastAsiaTheme="minorEastAsia"/>
+                <w:noProof/>
+                <w:kern w:val="2"/>
+                <w:sz w:val="24"/>
+                <w:szCs w:val="24"/>
+                <w:lang w:eastAsia="pt-BR"/>
+                <w14:ligatures w14:val="standardContextual"/>
+              </w:rPr>
+              <w:tab/>
+            </w:r>
+            <w:r>
+              <w:rPr>
+                <w:rStyle w:val="Hyperlink"/>
+                <w:rFonts w:ascii="Times New Roman" w:hAnsi="Times New Roman" w:cs="Times New Roman"/>
+                <w:i/>
+                <w:noProof/>
+              </w:rPr>
+              <w:t>BANCO DE DADOS</w:t>
+            </w:r>
+            <w:r>
+              <w:rPr>
+                <w:noProof/>
+                <w:webHidden/>
+              </w:rPr>
+              <w:tab/>
+            </w:r>
+            <w:r>
+              <w:rPr>
+                <w:noProof/>
+                <w:webHidden/>
+              </w:rPr>
+              <w:fldChar w:fldCharType="begin"/>
+            </w:r>
+            <w:r>
+              <w:rPr>
+                <w:noProof/>
+                <w:webHidden/>
+              </w:rPr>
+              <w:instrText xml:space="preserve"> PAGEREF _Toc228367505 \h </w:instrText>
+            </w:r>
+            <w:r>
+              <w:rPr>
+                <w:noProof/>
+                <w:webHidden/>
+              </w:rPr>
+            </w:r>
+            <w:r>
+              <w:rPr>
+                <w:noProof/>
+                <w:webHidden/>
+              </w:rPr>
+              <w:fldChar w:fldCharType="separate"/>
+            </w:r>
+            <w:r>
+              <w:rPr>
+                <w:noProof/>
+                <w:webHidden/>
+              </w:rPr>
+              <w:t>9</w:t>
+            </w:r>
+            <w:r>
+              <w:rPr>
+                <w:noProof/>
+                <w:webHidden/>
+              </w:rPr>
+              <w:fldChar w:fldCharType="end"/>
+            </w:r>
+          </w:hyperlink>
+        </w:p>
+        <w:p>
+          <w:pPr>
+            <w:pStyle w:val="Sumrio2"/>
+            <w:tabs>
+              <w:tab w:val="left" w:pos="960"/>
+              <w:tab w:val="right" w:leader="dot" w:pos="8494"/>
+            </w:tabs>
+            <w:rPr>
+              <w:rFonts w:eastAsiaTheme="minorEastAsia"/>
+              <w:noProof/>
+              <w:kern w:val="2"/>
+              <w:sz w:val="24"/>
+              <w:szCs w:val="24"/>
+              <w:lang w:eastAsia="pt-BR"/>
+              <w14:ligatures w14:val="standardContextual"/>
+            </w:rPr>
+          </w:pPr>
+          <w:hyperlink w:anchor="_Toc228367506" w:history="1">
+            <w:r>
+              <w:rPr>
+                <w:rStyle w:val="Hyperlink"/>
+                <w:rFonts w:ascii="Times New Roman" w:hAnsi="Times New Roman" w:cs="Times New Roman"/>
+                <w:i/>
+                <w:noProof/>
+              </w:rPr>
+              <w:t>6.3.1.</w:t>
+            </w:r>
+            <w:r>
+              <w:rPr>
+                <w:rFonts w:eastAsiaTheme="minorEastAsia"/>
+                <w:noProof/>
+                <w:kern w:val="2"/>
+                <w:sz w:val="24"/>
+                <w:szCs w:val="24"/>
+                <w:lang w:eastAsia="pt-BR"/>
+                <w14:ligatures w14:val="standardContextual"/>
+              </w:rPr>
+              <w:tab/>
+            </w:r>
+            <w:r>
+              <w:rPr>
+                <w:rStyle w:val="Hyperlink"/>
+                <w:rFonts w:ascii="Times New Roman" w:hAnsi="Times New Roman" w:cs="Times New Roman"/>
+                <w:i/>
+                <w:noProof/>
+              </w:rPr>
+              <w:t>MODELO CONCEITUAL</w:t>
+            </w:r>
+            <w:r>
+              <w:rPr>
+                <w:noProof/>
+                <w:webHidden/>
+              </w:rPr>
+              <w:tab/>
+            </w:r>
+            <w:r>
+              <w:rPr>
+                <w:noProof/>
+                <w:webHidden/>
+              </w:rPr>
+              <w:fldChar w:fldCharType="begin"/>
+            </w:r>
+            <w:r>
+              <w:rPr>
+                <w:noProof/>
+                <w:webHidden/>
+              </w:rPr>
+              <w:instrText xml:space="preserve"> PAGEREF _Toc228367506 \h </w:instrText>
+            </w:r>
+            <w:r>
+              <w:rPr>
+                <w:noProof/>
+                <w:webHidden/>
+              </w:rPr>
+            </w:r>
+            <w:r>
+              <w:rPr>
+                <w:noProof/>
+                <w:webHidden/>
+              </w:rPr>
+              <w:fldChar w:fldCharType="separate"/>
+            </w:r>
+            <w:r>
+              <w:rPr>
+                <w:noProof/>
+                <w:webHidden/>
+              </w:rPr>
+              <w:t>9</w:t>
+            </w:r>
+            <w:r>
+              <w:rPr>
+                <w:noProof/>
+                <w:webHidden/>
+              </w:rPr>
+              <w:fldChar w:fldCharType="end"/>
+            </w:r>
+          </w:hyperlink>
+        </w:p>
+        <w:p>
+          <w:pPr>
+            <w:pStyle w:val="Sumrio2"/>
+            <w:tabs>
+              <w:tab w:val="left" w:pos="960"/>
+              <w:tab w:val="right" w:leader="dot" w:pos="8494"/>
+            </w:tabs>
+            <w:rPr>
+              <w:rFonts w:eastAsiaTheme="minorEastAsia"/>
+              <w:noProof/>
+              <w:kern w:val="2"/>
+              <w:sz w:val="24"/>
+              <w:szCs w:val="24"/>
+              <w:lang w:eastAsia="pt-BR"/>
+              <w14:ligatures w14:val="standardContextual"/>
+            </w:rPr>
+          </w:pPr>
+          <w:hyperlink w:anchor="_Toc228367507" w:history="1">
+            <w:r>
+              <w:rPr>
+                <w:rStyle w:val="Hyperlink"/>
+                <w:rFonts w:ascii="Times New Roman" w:hAnsi="Times New Roman" w:cs="Times New Roman"/>
+                <w:i/>
+                <w:noProof/>
+              </w:rPr>
+              <w:t>6.3.2.</w:t>
+            </w:r>
+            <w:r>
+              <w:rPr>
+                <w:rFonts w:eastAsiaTheme="minorEastAsia"/>
+                <w:noProof/>
+                <w:kern w:val="2"/>
+                <w:sz w:val="24"/>
+                <w:szCs w:val="24"/>
+                <w:lang w:eastAsia="pt-BR"/>
+                <w14:ligatures w14:val="standardContextual"/>
+              </w:rPr>
+              <w:tab/>
+            </w:r>
+            <w:r>
+              <w:rPr>
+                <w:rStyle w:val="Hyperlink"/>
+                <w:rFonts w:ascii="Times New Roman" w:hAnsi="Times New Roman" w:cs="Times New Roman"/>
+                <w:i/>
+                <w:noProof/>
+              </w:rPr>
               <w:t>MODELO LÓGICO</w:t>
             </w:r>
             <w:r>
@@ -1451,7 +1848,7 @@
                 <w:noProof/>
                 <w:webHidden/>
               </w:rPr>
-              <w:instrText xml:space="preserve"> PAGEREF _Toc227070584 \h </w:instrText>
+              <w:instrText xml:space="preserve"> PAGEREF _Toc228367507 \h </w:instrText>
             </w:r>
             <w:r>
               <w:rPr>
@@ -1471,7 +1868,7 @@
                 <w:noProof/>
                 <w:webHidden/>
               </w:rPr>
-              <w:t>6</w:t>
+              <w:t>10</w:t>
             </w:r>
             <w:r>
               <w:rPr>
@@ -1499,7 +1896,7 @@
               <w14:ligatures w14:val="standardContextual"/>
             </w:rPr>
           </w:pPr>
-          <w:hyperlink w:anchor="_Toc227070585" w:history="1">
+          <w:hyperlink w:anchor="_Toc228367508" w:history="1">
             <w:r>
               <w:rPr>
                 <w:rStyle w:val="Hyperlink"/>
@@ -1507,7 +1904,7 @@
                 <w:b/>
                 <w:noProof/>
               </w:rPr>
-              <w:t>6.</w:t>
+              <w:t>7.</w:t>
             </w:r>
             <w:r>
               <w:rPr>
@@ -1528,7 +1925,7 @@
                 <w:b/>
                 <w:noProof/>
               </w:rPr>
-              <w:t>PROTOTIPAGEM</w:t>
+              <w:t>CONCLUSÃO</w:t>
             </w:r>
             <w:r>
               <w:rPr>
@@ -1549,7 +1946,7 @@
                 <w:noProof/>
                 <w:webHidden/>
               </w:rPr>
-              <w:instrText xml:space="preserve"> PAGEREF _Toc227070585 \h </w:instrText>
+              <w:instrText xml:space="preserve"> PAGEREF _Toc228367508 \h </w:instrText>
             </w:r>
             <w:r>
               <w:rPr>
@@ -1569,399 +1966,7 @@
                 <w:noProof/>
                 <w:webHidden/>
               </w:rPr>
-              <w:t>7</w:t>
-            </w:r>
-            <w:r>
-              <w:rPr>
-                <w:noProof/>
-                <w:webHidden/>
-              </w:rPr>
-              <w:fldChar w:fldCharType="end"/>
-            </w:r>
-          </w:hyperlink>
-        </w:p>
-        <w:p>
-          <w:pPr>
-            <w:pStyle w:val="Sumrio1"/>
-            <w:tabs>
-              <w:tab w:val="left" w:pos="480"/>
-              <w:tab w:val="right" w:leader="dot" w:pos="8494"/>
-            </w:tabs>
-            <w:rPr>
-              <w:rFonts w:eastAsiaTheme="minorEastAsia"/>
-              <w:noProof/>
-              <w:kern w:val="2"/>
-              <w:sz w:val="24"/>
-              <w:szCs w:val="24"/>
-              <w:lang w:eastAsia="pt-BR"/>
-              <w14:ligatures w14:val="standardContextual"/>
-            </w:rPr>
-          </w:pPr>
-          <w:hyperlink w:anchor="_Toc227070586" w:history="1">
-            <w:r>
-              <w:rPr>
-                <w:rStyle w:val="Hyperlink"/>
-                <w:rFonts w:ascii="Times New Roman" w:hAnsi="Times New Roman" w:cs="Times New Roman"/>
-                <w:b/>
-                <w:noProof/>
-              </w:rPr>
-              <w:t>7.</w:t>
-            </w:r>
-            <w:r>
-              <w:rPr>
-                <w:rFonts w:eastAsiaTheme="minorEastAsia"/>
-                <w:noProof/>
-                <w:kern w:val="2"/>
-                <w:sz w:val="24"/>
-                <w:szCs w:val="24"/>
-                <w:lang w:eastAsia="pt-BR"/>
-                <w14:ligatures w14:val="standardContextual"/>
-              </w:rPr>
-              <w:tab/>
-            </w:r>
-            <w:r>
-              <w:rPr>
-                <w:rStyle w:val="Hyperlink"/>
-                <w:rFonts w:ascii="Times New Roman" w:hAnsi="Times New Roman" w:cs="Times New Roman"/>
-                <w:b/>
-                <w:noProof/>
-              </w:rPr>
-              <w:t>DIAGRAMAS</w:t>
-            </w:r>
-            <w:r>
-              <w:rPr>
-                <w:noProof/>
-                <w:webHidden/>
-              </w:rPr>
-              <w:tab/>
-            </w:r>
-            <w:r>
-              <w:rPr>
-                <w:noProof/>
-                <w:webHidden/>
-              </w:rPr>
-              <w:fldChar w:fldCharType="begin"/>
-            </w:r>
-            <w:r>
-              <w:rPr>
-                <w:noProof/>
-                <w:webHidden/>
-              </w:rPr>
-              <w:instrText xml:space="preserve"> PAGEREF _Toc227070586 \h </w:instrText>
-            </w:r>
-            <w:r>
-              <w:rPr>
-                <w:noProof/>
-                <w:webHidden/>
-              </w:rPr>
-            </w:r>
-            <w:r>
-              <w:rPr>
-                <w:noProof/>
-                <w:webHidden/>
-              </w:rPr>
-              <w:fldChar w:fldCharType="separate"/>
-            </w:r>
-            <w:r>
-              <w:rPr>
-                <w:noProof/>
-                <w:webHidden/>
-              </w:rPr>
-              <w:t>8</w:t>
-            </w:r>
-            <w:r>
-              <w:rPr>
-                <w:noProof/>
-                <w:webHidden/>
-              </w:rPr>
-              <w:fldChar w:fldCharType="end"/>
-            </w:r>
-          </w:hyperlink>
-        </w:p>
-        <w:p>
-          <w:pPr>
-            <w:pStyle w:val="Sumrio2"/>
-            <w:tabs>
-              <w:tab w:val="left" w:pos="960"/>
-              <w:tab w:val="right" w:leader="dot" w:pos="8494"/>
-            </w:tabs>
-            <w:rPr>
-              <w:rFonts w:eastAsiaTheme="minorEastAsia"/>
-              <w:noProof/>
-              <w:kern w:val="2"/>
-              <w:sz w:val="24"/>
-              <w:szCs w:val="24"/>
-              <w:lang w:eastAsia="pt-BR"/>
-              <w14:ligatures w14:val="standardContextual"/>
-            </w:rPr>
-          </w:pPr>
-          <w:hyperlink w:anchor="_Toc227070587" w:history="1">
-            <w:r>
-              <w:rPr>
-                <w:rStyle w:val="Hyperlink"/>
-                <w:rFonts w:ascii="Times New Roman" w:hAnsi="Times New Roman" w:cs="Times New Roman"/>
-                <w:i/>
-                <w:noProof/>
-              </w:rPr>
-              <w:t>7.1.</w:t>
-            </w:r>
-            <w:r>
-              <w:rPr>
-                <w:rFonts w:eastAsiaTheme="minorEastAsia"/>
-                <w:noProof/>
-                <w:kern w:val="2"/>
-                <w:sz w:val="24"/>
-                <w:szCs w:val="24"/>
-                <w:lang w:eastAsia="pt-BR"/>
-                <w14:ligatures w14:val="standardContextual"/>
-              </w:rPr>
-              <w:tab/>
-            </w:r>
-            <w:r>
-              <w:rPr>
-                <w:rStyle w:val="Hyperlink"/>
-                <w:rFonts w:ascii="Times New Roman" w:hAnsi="Times New Roman" w:cs="Times New Roman"/>
-                <w:i/>
-                <w:noProof/>
-              </w:rPr>
-              <w:t>DIAGRAMA DE CLASSE</w:t>
-            </w:r>
-            <w:r>
-              <w:rPr>
-                <w:noProof/>
-                <w:webHidden/>
-              </w:rPr>
-              <w:tab/>
-            </w:r>
-            <w:r>
-              <w:rPr>
-                <w:noProof/>
-                <w:webHidden/>
-              </w:rPr>
-              <w:fldChar w:fldCharType="begin"/>
-            </w:r>
-            <w:r>
-              <w:rPr>
-                <w:noProof/>
-                <w:webHidden/>
-              </w:rPr>
-              <w:instrText xml:space="preserve"> PAGEREF _Toc227070587 \h </w:instrText>
-            </w:r>
-            <w:r>
-              <w:rPr>
-                <w:noProof/>
-                <w:webHidden/>
-              </w:rPr>
-            </w:r>
-            <w:r>
-              <w:rPr>
-                <w:noProof/>
-                <w:webHidden/>
-              </w:rPr>
-              <w:fldChar w:fldCharType="separate"/>
-            </w:r>
-            <w:r>
-              <w:rPr>
-                <w:noProof/>
-                <w:webHidden/>
-              </w:rPr>
-              <w:t>8</w:t>
-            </w:r>
-            <w:r>
-              <w:rPr>
-                <w:noProof/>
-                <w:webHidden/>
-              </w:rPr>
-              <w:fldChar w:fldCharType="end"/>
-            </w:r>
-          </w:hyperlink>
-        </w:p>
-        <w:p>
-          <w:pPr>
-            <w:pStyle w:val="Sumrio2"/>
-            <w:tabs>
-              <w:tab w:val="left" w:pos="960"/>
-              <w:tab w:val="right" w:leader="dot" w:pos="8494"/>
-            </w:tabs>
-            <w:rPr>
-              <w:rFonts w:eastAsiaTheme="minorEastAsia"/>
-              <w:noProof/>
-              <w:kern w:val="2"/>
-              <w:sz w:val="24"/>
-              <w:szCs w:val="24"/>
-              <w:lang w:eastAsia="pt-BR"/>
-              <w14:ligatures w14:val="standardContextual"/>
-            </w:rPr>
-          </w:pPr>
-          <w:hyperlink w:anchor="_Toc227070588" w:history="1">
-            <w:r>
-              <w:rPr>
-                <w:rStyle w:val="Hyperlink"/>
-                <w:rFonts w:ascii="Times New Roman" w:hAnsi="Times New Roman" w:cs="Times New Roman"/>
-                <w:i/>
-                <w:noProof/>
-              </w:rPr>
-              <w:t>7.2.</w:t>
-            </w:r>
-            <w:r>
-              <w:rPr>
-                <w:rFonts w:eastAsiaTheme="minorEastAsia"/>
-                <w:noProof/>
-                <w:kern w:val="2"/>
-                <w:sz w:val="24"/>
-                <w:szCs w:val="24"/>
-                <w:lang w:eastAsia="pt-BR"/>
-                <w14:ligatures w14:val="standardContextual"/>
-              </w:rPr>
-              <w:tab/>
-            </w:r>
-            <w:r>
-              <w:rPr>
-                <w:rStyle w:val="Hyperlink"/>
-                <w:rFonts w:ascii="Times New Roman" w:hAnsi="Times New Roman" w:cs="Times New Roman"/>
-                <w:i/>
-                <w:noProof/>
-              </w:rPr>
-              <w:t>DIAGRAMA DE SEQUÊNCIA</w:t>
-            </w:r>
-            <w:r>
-              <w:rPr>
-                <w:noProof/>
-                <w:webHidden/>
-              </w:rPr>
-              <w:tab/>
-            </w:r>
-            <w:r>
-              <w:rPr>
-                <w:noProof/>
-                <w:webHidden/>
-              </w:rPr>
-              <w:fldChar w:fldCharType="begin"/>
-            </w:r>
-            <w:r>
-              <w:rPr>
-                <w:noProof/>
-                <w:webHidden/>
-              </w:rPr>
-              <w:instrText xml:space="preserve"> PAGEREF _Toc227070588 \h </w:instrText>
-            </w:r>
-            <w:r>
-              <w:rPr>
-                <w:noProof/>
-                <w:webHidden/>
-              </w:rPr>
-            </w:r>
-            <w:r>
-              <w:rPr>
-                <w:noProof/>
-                <w:webHidden/>
-              </w:rPr>
-              <w:fldChar w:fldCharType="separate"/>
-            </w:r>
-            <w:r>
-              <w:rPr>
-                <w:noProof/>
-                <w:webHidden/>
-              </w:rPr>
-              <w:t>9</w:t>
-            </w:r>
-            <w:r>
-              <w:rPr>
-                <w:noProof/>
-                <w:webHidden/>
-              </w:rPr>
-              <w:fldChar w:fldCharType="end"/>
-            </w:r>
-          </w:hyperlink>
-        </w:p>
-        <w:p>
-          <w:pPr>
-            <w:pStyle w:val="Sumrio1"/>
-            <w:tabs>
-              <w:tab w:val="left" w:pos="480"/>
-              <w:tab w:val="right" w:leader="dot" w:pos="8494"/>
-            </w:tabs>
-            <w:rPr>
-              <w:rFonts w:eastAsiaTheme="minorEastAsia"/>
-              <w:noProof/>
-              <w:kern w:val="2"/>
-              <w:sz w:val="24"/>
-              <w:szCs w:val="24"/>
-              <w:lang w:eastAsia="pt-BR"/>
-              <w14:ligatures w14:val="standardContextual"/>
-            </w:rPr>
-          </w:pPr>
-          <w:hyperlink w:anchor="_Toc227070589" w:history="1">
-            <w:r>
-              <w:rPr>
-                <w:rStyle w:val="Hyperlink"/>
-                <w:rFonts w:ascii="Times New Roman" w:hAnsi="Times New Roman" w:cs="Times New Roman"/>
-                <w:b/>
-                <w:noProof/>
-              </w:rPr>
-              <w:t>8.</w:t>
-            </w:r>
-            <w:r>
-              <w:rPr>
-                <w:rFonts w:eastAsiaTheme="minorEastAsia"/>
-                <w:noProof/>
-                <w:kern w:val="2"/>
-                <w:sz w:val="24"/>
-                <w:szCs w:val="24"/>
-                <w:lang w:eastAsia="pt-BR"/>
-                <w14:ligatures w14:val="standardContextual"/>
-              </w:rPr>
-              <w:tab/>
-            </w:r>
-            <w:r>
-              <w:rPr>
-                <w:rStyle w:val="Hyperlink"/>
-                <w:rFonts w:ascii="Times New Roman" w:hAnsi="Times New Roman" w:cs="Times New Roman"/>
-                <w:b/>
-                <w:noProof/>
-              </w:rPr>
-              <w:t>CONCLUSÃO</w:t>
-            </w:r>
-            <w:r>
-              <w:rPr>
-                <w:noProof/>
-                <w:webHidden/>
-              </w:rPr>
-              <w:tab/>
-            </w:r>
-            <w:r>
-              <w:rPr>
-                <w:noProof/>
-                <w:webHidden/>
-              </w:rPr>
-              <w:fldChar w:fldCharType="begin"/>
-            </w:r>
-            <w:r>
-              <w:rPr>
-                <w:noProof/>
-                <w:webHidden/>
-              </w:rPr>
-              <w:instrText xml:space="preserve"> PAGEREF _Toc227070589 \h </w:instrText>
-            </w:r>
-            <w:r>
-              <w:rPr>
-                <w:noProof/>
-                <w:webHidden/>
-              </w:rPr>
-            </w:r>
-            <w:r>
-              <w:rPr>
-                <w:noProof/>
-                <w:webHidden/>
-              </w:rPr>
-              <w:fldChar w:fldCharType="separate"/>
-            </w:r>
-            <w:r>
-              <w:rPr>
-                <w:noProof/>
-                <w:webHidden/>
-              </w:rPr>
-              <w:t>10</w:t>
+              <w:t>11</w:t>
             </w:r>
             <w:r>
               <w:rPr>
@@ -2034,7 +2039,7 @@
           <w:szCs w:val="24"/>
         </w:rPr>
       </w:pPr>
-      <w:bookmarkStart w:id="1" w:name="_Toc227070574"/>
+      <w:bookmarkStart w:id="1" w:name="_Toc228367493"/>
       <w:r>
         <w:rPr>
           <w:rFonts w:ascii="Times New Roman" w:hAnsi="Times New Roman" w:cs="Times New Roman"/>
@@ -2051,8 +2056,9 @@
     <w:p>
       <w:pPr>
         <w:pStyle w:val="NormalWeb"/>
-        <w:spacing w:before="0" w:beforeAutospacing="0" w:after="240" w:afterAutospacing="0"/>
+        <w:spacing w:before="0" w:beforeAutospacing="0" w:after="240" w:afterAutospacing="0" w:line="360" w:lineRule="auto"/>
         <w:ind w:left="360" w:firstLine="348"/>
+        <w:jc w:val="both"/>
         <w:rPr>
           <w:rFonts w:eastAsiaTheme="minorHAnsi"/>
           <w:sz w:val="22"/>
@@ -2098,7 +2104,7 @@
           <w:szCs w:val="24"/>
         </w:rPr>
       </w:pPr>
-      <w:bookmarkStart w:id="2" w:name="_Toc227070575"/>
+      <w:bookmarkStart w:id="2" w:name="_Toc228367494"/>
       <w:r>
         <w:rPr>
           <w:rFonts w:ascii="Times New Roman" w:hAnsi="Times New Roman" w:cs="Times New Roman"/>
@@ -2111,170 +2117,132 @@
       </w:r>
       <w:bookmarkEnd w:id="2"/>
     </w:p>
-    <w:p>
-      <w:pPr>
+    <w:p/>
+    <w:p>
+      <w:pPr>
+        <w:pStyle w:val="NormalWeb"/>
+        <w:spacing w:before="0" w:beforeAutospacing="0" w:after="240" w:afterAutospacing="0" w:line="360" w:lineRule="auto"/>
         <w:ind w:left="360" w:firstLine="348"/>
-        <w:rPr>
-          <w:rFonts w:ascii="Times New Roman" w:hAnsi="Times New Roman" w:cs="Times New Roman"/>
-        </w:rPr>
-      </w:pPr>
-      <w:r>
-        <w:rPr>
-          <w:rFonts w:ascii="Times New Roman" w:hAnsi="Times New Roman" w:cs="Times New Roman"/>
-        </w:rPr>
-        <w:t>"O Senai enfrenta situações diárias que envolve lidar com centenas de</w:t>
-      </w:r>
-      <w:r>
-        <w:rPr>
-          <w:rFonts w:ascii="Times New Roman" w:hAnsi="Times New Roman" w:cs="Times New Roman"/>
-        </w:rPr>
-        <w:t xml:space="preserve"> </w:t>
-      </w:r>
-      <w:r>
-        <w:rPr>
-          <w:rFonts w:ascii="Times New Roman" w:hAnsi="Times New Roman" w:cs="Times New Roman"/>
-        </w:rPr>
-        <w:t xml:space="preserve">solicitações mensais, desde lâmpadas queimadas até problemas hidráulicos complexos. A </w:t>
-      </w:r>
-      <w:r>
-        <w:rPr>
-          <w:rFonts w:ascii="Times New Roman" w:hAnsi="Times New Roman" w:cs="Times New Roman"/>
-        </w:rPr>
-        <w:t xml:space="preserve">falta </w:t>
-      </w:r>
-      <w:r>
-        <w:rPr>
-          <w:rFonts w:ascii="Times New Roman" w:hAnsi="Times New Roman" w:cs="Times New Roman"/>
-        </w:rPr>
-        <w:t>de transparência e a demora no atendimento são as principais reclamações de funcionários e</w:t>
-      </w:r>
-      <w:r>
-        <w:rPr>
-          <w:rFonts w:ascii="Times New Roman" w:hAnsi="Times New Roman" w:cs="Times New Roman"/>
-        </w:rPr>
-        <w:t xml:space="preserve"> </w:t>
-      </w:r>
-      <w:r>
-        <w:rPr>
-          <w:rFonts w:ascii="Times New Roman" w:hAnsi="Times New Roman" w:cs="Times New Roman"/>
-        </w:rPr>
-        <w:t>alunos."</w:t>
-      </w:r>
-    </w:p>
-    <w:p>
-      <w:pPr>
+        <w:jc w:val="both"/>
+        <w:rPr>
+          <w:rFonts w:eastAsiaTheme="minorHAnsi"/>
+          <w:sz w:val="22"/>
+          <w:szCs w:val="22"/>
+          <w:lang w:eastAsia="en-US"/>
+        </w:rPr>
+      </w:pPr>
+      <w:r>
+        <w:rPr>
+          <w:rFonts w:eastAsiaTheme="minorHAnsi"/>
+          <w:sz w:val="22"/>
+          <w:szCs w:val="22"/>
+          <w:lang w:eastAsia="en-US"/>
+        </w:rPr>
+        <w:t>"O Senai enfrenta situações diárias que envolve lidar com centenas de solicitações mensais, desde lâmpadas queimadas até problemas hidráulicos complexos. A falta de transparência e a demora no atendimento são as principais reclamações de funcionários e alunos."</w:t>
+      </w:r>
+    </w:p>
+    <w:p>
+      <w:pPr>
+        <w:pStyle w:val="NormalWeb"/>
+        <w:spacing w:before="0" w:beforeAutospacing="0" w:after="240" w:afterAutospacing="0" w:line="360" w:lineRule="auto"/>
         <w:ind w:left="360" w:firstLine="348"/>
-        <w:rPr>
-          <w:rFonts w:ascii="Times New Roman" w:hAnsi="Times New Roman" w:cs="Times New Roman"/>
-        </w:rPr>
-      </w:pPr>
-      <w:r>
-        <w:rPr>
-          <w:rFonts w:ascii="Times New Roman" w:hAnsi="Times New Roman" w:cs="Times New Roman"/>
-        </w:rPr>
-        <w:t>"O Senai precisa de um aplicativo para controle de toda a estrutura predial, mas precisa primeiro</w:t>
-      </w:r>
-      <w:r>
-        <w:rPr>
-          <w:rFonts w:ascii="Times New Roman" w:hAnsi="Times New Roman" w:cs="Times New Roman"/>
-        </w:rPr>
-        <w:t xml:space="preserve"> </w:t>
-      </w:r>
-      <w:r>
-        <w:rPr>
-          <w:rFonts w:ascii="Times New Roman" w:hAnsi="Times New Roman" w:cs="Times New Roman"/>
-        </w:rPr>
-        <w:t>de uma infraestrutura robusta no servidor. A ideia é oferecer transparência total: um chamado é</w:t>
-      </w:r>
-      <w:r>
-        <w:rPr>
-          <w:rFonts w:ascii="Times New Roman" w:hAnsi="Times New Roman" w:cs="Times New Roman"/>
-        </w:rPr>
-        <w:t xml:space="preserve"> </w:t>
-      </w:r>
-      <w:r>
-        <w:rPr>
-          <w:rFonts w:ascii="Times New Roman" w:hAnsi="Times New Roman" w:cs="Times New Roman"/>
-        </w:rPr>
-        <w:t>aberto e acompanha cada etapa até a resolução."</w:t>
-      </w:r>
-    </w:p>
-    <w:p>
-      <w:pPr>
+        <w:jc w:val="both"/>
+        <w:rPr>
+          <w:rFonts w:eastAsiaTheme="minorHAnsi"/>
+          <w:sz w:val="22"/>
+          <w:szCs w:val="22"/>
+          <w:lang w:eastAsia="en-US"/>
+        </w:rPr>
+      </w:pPr>
+      <w:r>
+        <w:rPr>
+          <w:rFonts w:eastAsiaTheme="minorHAnsi"/>
+          <w:sz w:val="22"/>
+          <w:szCs w:val="22"/>
+          <w:lang w:eastAsia="en-US"/>
+        </w:rPr>
+        <w:t>"O Senai precisa de um aplicativo para controle de toda a estrutura predial, mas precisa primeiro de uma infraestrutura robusta no servidor. A ideia é oferecer transparência total: um chamado é aberto e acompanha cada etapa até a resolução."</w:t>
+      </w:r>
+    </w:p>
+    <w:p>
+      <w:pPr>
+        <w:pStyle w:val="NormalWeb"/>
+        <w:spacing w:before="0" w:beforeAutospacing="0" w:after="240" w:afterAutospacing="0" w:line="360" w:lineRule="auto"/>
         <w:ind w:left="360" w:firstLine="348"/>
-        <w:rPr>
-          <w:rFonts w:ascii="Times New Roman" w:hAnsi="Times New Roman" w:cs="Times New Roman"/>
-        </w:rPr>
-      </w:pPr>
-      <w:r>
-        <w:rPr>
-          <w:rFonts w:ascii="Times New Roman" w:hAnsi="Times New Roman" w:cs="Times New Roman"/>
+        <w:jc w:val="both"/>
+        <w:rPr>
+          <w:rFonts w:eastAsiaTheme="minorHAnsi"/>
+          <w:sz w:val="22"/>
+          <w:szCs w:val="22"/>
+          <w:lang w:eastAsia="en-US"/>
+        </w:rPr>
+      </w:pPr>
+      <w:r>
+        <w:rPr>
+          <w:rFonts w:eastAsiaTheme="minorHAnsi"/>
+          <w:sz w:val="22"/>
+          <w:szCs w:val="22"/>
+          <w:lang w:eastAsia="en-US"/>
         </w:rPr>
         <w:t>Desafio: "Sua equipe será responsável pelo Back-</w:t>
       </w:r>
       <w:proofErr w:type="spellStart"/>
       <w:r>
         <w:rPr>
-          <w:rFonts w:ascii="Times New Roman" w:hAnsi="Times New Roman" w:cs="Times New Roman"/>
+          <w:rFonts w:eastAsiaTheme="minorHAnsi"/>
+          <w:sz w:val="22"/>
+          <w:szCs w:val="22"/>
+          <w:lang w:eastAsia="en-US"/>
         </w:rPr>
         <w:t>End</w:t>
       </w:r>
       <w:proofErr w:type="spellEnd"/>
       <w:r>
         <w:rPr>
-          <w:rFonts w:ascii="Times New Roman" w:hAnsi="Times New Roman" w:cs="Times New Roman"/>
+          <w:rFonts w:eastAsiaTheme="minorHAnsi"/>
+          <w:sz w:val="22"/>
+          <w:szCs w:val="22"/>
+          <w:lang w:eastAsia="en-US"/>
         </w:rPr>
         <w:t xml:space="preserve"> do '</w:t>
       </w:r>
       <w:proofErr w:type="spellStart"/>
       <w:r>
         <w:rPr>
-          <w:rFonts w:ascii="Times New Roman" w:hAnsi="Times New Roman" w:cs="Times New Roman"/>
+          <w:rFonts w:eastAsiaTheme="minorHAnsi"/>
+          <w:sz w:val="22"/>
+          <w:szCs w:val="22"/>
+          <w:lang w:eastAsia="en-US"/>
         </w:rPr>
         <w:t>PredialFix</w:t>
       </w:r>
       <w:proofErr w:type="spellEnd"/>
       <w:r>
         <w:rPr>
-          <w:rFonts w:ascii="Times New Roman" w:hAnsi="Times New Roman" w:cs="Times New Roman"/>
-        </w:rPr>
-        <w:t>', uma plataforma de</w:t>
-      </w:r>
-      <w:r>
-        <w:rPr>
-          <w:rFonts w:ascii="Times New Roman" w:hAnsi="Times New Roman" w:cs="Times New Roman"/>
-        </w:rPr>
-        <w:t xml:space="preserve"> </w:t>
-      </w:r>
-      <w:r>
-        <w:rPr>
-          <w:rFonts w:ascii="Times New Roman" w:hAnsi="Times New Roman" w:cs="Times New Roman"/>
-        </w:rPr>
-        <w:t xml:space="preserve">chamados de manutenção predial. O foco é criar uma API segura </w:t>
-      </w:r>
-      <w:r>
-        <w:rPr>
-          <w:rFonts w:ascii="Times New Roman" w:hAnsi="Times New Roman" w:cs="Times New Roman"/>
+          <w:rFonts w:eastAsiaTheme="minorHAnsi"/>
+          <w:sz w:val="22"/>
+          <w:szCs w:val="22"/>
+          <w:lang w:eastAsia="en-US"/>
+        </w:rPr>
+        <w:t xml:space="preserve">', uma plataforma de chamados de manutenção predial. O foco é criar uma API segura </w:t>
+      </w:r>
+      <w:r>
+        <w:rPr>
+          <w:rFonts w:eastAsiaTheme="minorHAnsi"/>
+          <w:sz w:val="22"/>
+          <w:szCs w:val="22"/>
+          <w:lang w:eastAsia="en-US"/>
         </w:rPr>
         <w:t>de que</w:t>
       </w:r>
       <w:r>
         <w:rPr>
-          <w:rFonts w:ascii="Times New Roman" w:hAnsi="Times New Roman" w:cs="Times New Roman"/>
-        </w:rPr>
-        <w:t xml:space="preserve"> conecte funcionários,</w:t>
-      </w:r>
-      <w:r>
-        <w:rPr>
-          <w:rFonts w:ascii="Times New Roman" w:hAnsi="Times New Roman" w:cs="Times New Roman"/>
-        </w:rPr>
-        <w:t xml:space="preserve"> </w:t>
-      </w:r>
-      <w:r>
-        <w:rPr>
-          <w:rFonts w:ascii="Times New Roman" w:hAnsi="Times New Roman" w:cs="Times New Roman"/>
-        </w:rPr>
-        <w:t>organizando o fluxo de trabalho e priorizando urgências."</w:t>
+          <w:rFonts w:eastAsiaTheme="minorHAnsi"/>
+          <w:sz w:val="22"/>
+          <w:szCs w:val="22"/>
+          <w:lang w:eastAsia="en-US"/>
+        </w:rPr>
+        <w:t xml:space="preserve"> conecte funcionários, organizando o fluxo de trabalho e priorizando urgências."</w:t>
       </w:r>
     </w:p>
     <w:p>
@@ -2315,7 +2283,7 @@
           <w:szCs w:val="24"/>
         </w:rPr>
       </w:pPr>
-      <w:bookmarkStart w:id="3" w:name="_Toc227070576"/>
+      <w:bookmarkStart w:id="3" w:name="_Toc228367495"/>
       <w:r>
         <w:rPr>
           <w:rFonts w:ascii="Times New Roman" w:hAnsi="Times New Roman" w:cs="Times New Roman"/>
@@ -2327,6 +2295,30 @@
         <w:t>LEVANTAMENTO DE REQUISITOS</w:t>
       </w:r>
       <w:bookmarkEnd w:id="3"/>
+    </w:p>
+    <w:p/>
+    <w:p>
+      <w:pPr>
+        <w:pStyle w:val="NormalWeb"/>
+        <w:spacing w:before="0" w:beforeAutospacing="0" w:after="240" w:afterAutospacing="0" w:line="360" w:lineRule="auto"/>
+        <w:ind w:left="360" w:firstLine="348"/>
+        <w:jc w:val="both"/>
+        <w:rPr>
+          <w:rFonts w:eastAsiaTheme="minorHAnsi"/>
+          <w:sz w:val="22"/>
+          <w:szCs w:val="22"/>
+          <w:lang w:eastAsia="en-US"/>
+        </w:rPr>
+      </w:pPr>
+      <w:r>
+        <w:rPr>
+          <w:rFonts w:eastAsiaTheme="minorHAnsi"/>
+          <w:sz w:val="22"/>
+          <w:szCs w:val="22"/>
+          <w:lang w:eastAsia="en-US"/>
+        </w:rPr>
+        <w:t>O Levantamento de Requisitos consiste no processo estratégico de identificar, analisar e documentar as necessidades e restrições de um projeto, servindo como a fundação essencial para que a solução final esteja alinhada às expectativas dos stakeholders. Através de técnicas de coleta e validação, essa etapa traduz problemas de negócio em especificações técnicas claras, mitigando riscos de comunicação e evitando o retrabalho ao garantir que a equipe desenvolva exatamente o que é necessário para gerar valor real.</w:t>
+      </w:r>
     </w:p>
     <w:p>
       <w:pPr>
@@ -2389,7 +2381,7 @@
               </w:rPr>
             </w:pPr>
             <w:bookmarkStart w:id="4" w:name="_Toc200627507"/>
-            <w:bookmarkStart w:id="5" w:name="_Toc227070577"/>
+            <w:bookmarkStart w:id="5" w:name="_Toc228367496"/>
             <w:r>
               <w:rPr>
                 <w:rFonts w:ascii="Times New Roman" w:hAnsi="Times New Roman" w:cs="Times New Roman"/>
@@ -2440,7 +2432,8 @@
                 <w:ilvl w:val="0"/>
                 <w:numId w:val="11"/>
               </w:numPr>
-              <w:spacing w:after="160" w:line="259" w:lineRule="auto"/>
+              <w:spacing w:after="160" w:line="276" w:lineRule="auto"/>
+              <w:jc w:val="both"/>
               <w:rPr>
                 <w:rFonts w:ascii="Times New Roman" w:hAnsi="Times New Roman" w:cs="Times New Roman"/>
               </w:rPr>
@@ -2451,7 +2444,25 @@
                 <w:b/>
                 <w:bCs/>
               </w:rPr>
-              <w:t>Must Have - Autenticação e Autorização:</w:t>
+              <w:t xml:space="preserve">Must </w:t>
+            </w:r>
+            <w:proofErr w:type="spellStart"/>
+            <w:r>
+              <w:rPr>
+                <w:rFonts w:ascii="Times New Roman" w:hAnsi="Times New Roman" w:cs="Times New Roman"/>
+                <w:b/>
+                <w:bCs/>
+              </w:rPr>
+              <w:t>Have</w:t>
+            </w:r>
+            <w:proofErr w:type="spellEnd"/>
+            <w:r>
+              <w:rPr>
+                <w:rFonts w:ascii="Times New Roman" w:hAnsi="Times New Roman" w:cs="Times New Roman"/>
+                <w:b/>
+                <w:bCs/>
+              </w:rPr>
+              <w:t xml:space="preserve"> - Autenticação e Autorização:</w:t>
             </w:r>
             <w:r>
               <w:rPr>
@@ -2466,7 +2477,8 @@
                 <w:ilvl w:val="0"/>
                 <w:numId w:val="11"/>
               </w:numPr>
-              <w:spacing w:after="160" w:line="259" w:lineRule="auto"/>
+              <w:spacing w:after="160" w:line="276" w:lineRule="auto"/>
+              <w:jc w:val="both"/>
               <w:rPr>
                 <w:rFonts w:ascii="Times New Roman" w:hAnsi="Times New Roman" w:cs="Times New Roman"/>
               </w:rPr>
@@ -2477,7 +2489,25 @@
                 <w:b/>
                 <w:bCs/>
               </w:rPr>
-              <w:t>Must Have - Abertura de Chamado:</w:t>
+              <w:t xml:space="preserve">Must </w:t>
+            </w:r>
+            <w:proofErr w:type="spellStart"/>
+            <w:r>
+              <w:rPr>
+                <w:rFonts w:ascii="Times New Roman" w:hAnsi="Times New Roman" w:cs="Times New Roman"/>
+                <w:b/>
+                <w:bCs/>
+              </w:rPr>
+              <w:t>Have</w:t>
+            </w:r>
+            <w:proofErr w:type="spellEnd"/>
+            <w:r>
+              <w:rPr>
+                <w:rFonts w:ascii="Times New Roman" w:hAnsi="Times New Roman" w:cs="Times New Roman"/>
+                <w:b/>
+                <w:bCs/>
+              </w:rPr>
+              <w:t xml:space="preserve"> - Abertura de Chamado:</w:t>
             </w:r>
             <w:r>
               <w:rPr>
@@ -2492,7 +2522,8 @@
                 <w:ilvl w:val="0"/>
                 <w:numId w:val="11"/>
               </w:numPr>
-              <w:spacing w:after="160" w:line="259" w:lineRule="auto"/>
+              <w:spacing w:after="160" w:line="276" w:lineRule="auto"/>
+              <w:jc w:val="both"/>
               <w:rPr>
                 <w:rFonts w:ascii="Times New Roman" w:hAnsi="Times New Roman" w:cs="Times New Roman"/>
               </w:rPr>
@@ -2518,7 +2549,8 @@
                 <w:ilvl w:val="0"/>
                 <w:numId w:val="11"/>
               </w:numPr>
-              <w:spacing w:after="160" w:line="259" w:lineRule="auto"/>
+              <w:spacing w:after="160" w:line="276" w:lineRule="auto"/>
+              <w:jc w:val="both"/>
               <w:rPr>
                 <w:rFonts w:ascii="Times New Roman" w:hAnsi="Times New Roman" w:cs="Times New Roman"/>
               </w:rPr>
@@ -2544,7 +2576,8 @@
                 <w:ilvl w:val="0"/>
                 <w:numId w:val="11"/>
               </w:numPr>
-              <w:spacing w:after="160" w:line="259" w:lineRule="auto"/>
+              <w:spacing w:after="160" w:line="276" w:lineRule="auto"/>
+              <w:jc w:val="both"/>
               <w:rPr>
                 <w:rFonts w:ascii="Times New Roman" w:hAnsi="Times New Roman" w:cs="Times New Roman"/>
               </w:rPr>
@@ -2570,7 +2603,8 @@
                 <w:ilvl w:val="0"/>
                 <w:numId w:val="11"/>
               </w:numPr>
-              <w:spacing w:after="160" w:line="259" w:lineRule="auto"/>
+              <w:spacing w:after="160" w:line="276" w:lineRule="auto"/>
+              <w:jc w:val="both"/>
               <w:rPr>
                 <w:rFonts w:ascii="Times New Roman" w:hAnsi="Times New Roman" w:cs="Times New Roman"/>
               </w:rPr>
@@ -2596,7 +2630,8 @@
                 <w:ilvl w:val="0"/>
                 <w:numId w:val="11"/>
               </w:numPr>
-              <w:spacing w:after="160" w:line="259" w:lineRule="auto"/>
+              <w:spacing w:after="160" w:line="276" w:lineRule="auto"/>
+              <w:jc w:val="both"/>
               <w:rPr>
                 <w:rFonts w:ascii="Times New Roman" w:hAnsi="Times New Roman" w:cs="Times New Roman"/>
               </w:rPr>
@@ -2622,7 +2657,8 @@
                 <w:ilvl w:val="0"/>
                 <w:numId w:val="11"/>
               </w:numPr>
-              <w:spacing w:after="160" w:line="259" w:lineRule="auto"/>
+              <w:spacing w:after="160" w:line="276" w:lineRule="auto"/>
+              <w:jc w:val="both"/>
               <w:rPr>
                 <w:rFonts w:ascii="Times New Roman" w:hAnsi="Times New Roman" w:cs="Times New Roman"/>
               </w:rPr>
@@ -2648,7 +2684,8 @@
                 <w:ilvl w:val="0"/>
                 <w:numId w:val="11"/>
               </w:numPr>
-              <w:spacing w:after="160" w:line="259" w:lineRule="auto"/>
+              <w:spacing w:after="160" w:line="276" w:lineRule="auto"/>
+              <w:jc w:val="both"/>
               <w:rPr>
                 <w:rFonts w:ascii="Times New Roman" w:hAnsi="Times New Roman" w:cs="Times New Roman"/>
               </w:rPr>
@@ -2675,6 +2712,8 @@
                 <w:ilvl w:val="0"/>
                 <w:numId w:val="11"/>
               </w:numPr>
+              <w:spacing w:line="276" w:lineRule="auto"/>
+              <w:jc w:val="both"/>
               <w:rPr>
                 <w:rFonts w:eastAsiaTheme="minorHAnsi"/>
                 <w:sz w:val="22"/>
@@ -2795,7 +2834,7 @@
                 <w:color w:val="000000" w:themeColor="text1"/>
               </w:rPr>
             </w:pPr>
-            <w:bookmarkStart w:id="6" w:name="_Toc227070578"/>
+            <w:bookmarkStart w:id="6" w:name="_Toc228367497"/>
             <w:r>
               <w:rPr>
                 <w:rFonts w:ascii="Times New Roman" w:hAnsi="Times New Roman" w:cs="Times New Roman"/>
@@ -2846,6 +2885,8 @@
                 <w:ilvl w:val="0"/>
                 <w:numId w:val="11"/>
               </w:numPr>
+              <w:spacing w:line="360" w:lineRule="auto"/>
+              <w:jc w:val="both"/>
               <w:rPr>
                 <w:rFonts w:eastAsiaTheme="minorHAnsi"/>
                 <w:sz w:val="22"/>
@@ -2881,6 +2922,8 @@
                 <w:ilvl w:val="0"/>
                 <w:numId w:val="11"/>
               </w:numPr>
+              <w:spacing w:line="360" w:lineRule="auto"/>
+              <w:jc w:val="both"/>
               <w:rPr>
                 <w:rFonts w:eastAsiaTheme="minorHAnsi"/>
                 <w:sz w:val="22"/>
@@ -2936,6 +2979,8 @@
                 <w:ilvl w:val="0"/>
                 <w:numId w:val="11"/>
               </w:numPr>
+              <w:spacing w:line="360" w:lineRule="auto"/>
+              <w:jc w:val="both"/>
               <w:rPr>
                 <w:rFonts w:eastAsiaTheme="minorHAnsi"/>
                 <w:sz w:val="22"/>
@@ -2971,6 +3016,8 @@
                 <w:ilvl w:val="0"/>
                 <w:numId w:val="11"/>
               </w:numPr>
+              <w:spacing w:line="360" w:lineRule="auto"/>
+              <w:jc w:val="both"/>
               <w:rPr>
                 <w:rFonts w:eastAsiaTheme="minorHAnsi"/>
                 <w:sz w:val="22"/>
@@ -3092,6 +3139,8 @@
                 <w:ilvl w:val="0"/>
                 <w:numId w:val="11"/>
               </w:numPr>
+              <w:spacing w:line="360" w:lineRule="auto"/>
+              <w:jc w:val="both"/>
               <w:rPr>
                 <w:rFonts w:eastAsiaTheme="minorHAnsi"/>
                 <w:sz w:val="22"/>
@@ -3167,6 +3216,8 @@
                 <w:ilvl w:val="0"/>
                 <w:numId w:val="11"/>
               </w:numPr>
+              <w:spacing w:line="360" w:lineRule="auto"/>
+              <w:jc w:val="both"/>
               <w:rPr>
                 <w:rFonts w:eastAsiaTheme="minorHAnsi"/>
                 <w:sz w:val="22"/>
@@ -3262,6 +3313,8 @@
                 <w:ilvl w:val="0"/>
                 <w:numId w:val="11"/>
               </w:numPr>
+              <w:spacing w:line="360" w:lineRule="auto"/>
+              <w:jc w:val="both"/>
               <w:rPr>
                 <w:rFonts w:eastAsiaTheme="minorHAnsi"/>
                 <w:sz w:val="22"/>
@@ -3297,6 +3350,8 @@
                 <w:ilvl w:val="0"/>
                 <w:numId w:val="11"/>
               </w:numPr>
+              <w:spacing w:line="360" w:lineRule="auto"/>
+              <w:jc w:val="both"/>
               <w:rPr>
                 <w:rFonts w:eastAsiaTheme="minorHAnsi"/>
                 <w:sz w:val="22"/>
@@ -3372,6 +3427,8 @@
                 <w:ilvl w:val="0"/>
                 <w:numId w:val="11"/>
               </w:numPr>
+              <w:spacing w:line="360" w:lineRule="auto"/>
+              <w:jc w:val="both"/>
               <w:rPr>
                 <w:rFonts w:eastAsiaTheme="minorHAnsi"/>
                 <w:sz w:val="22"/>
@@ -3478,7 +3535,7 @@
                 <w:color w:val="000000" w:themeColor="text1"/>
               </w:rPr>
             </w:pPr>
-            <w:bookmarkStart w:id="7" w:name="_Toc227070579"/>
+            <w:bookmarkStart w:id="7" w:name="_Toc228367498"/>
             <w:r>
               <w:rPr>
                 <w:rFonts w:ascii="Times New Roman" w:hAnsi="Times New Roman" w:cs="Times New Roman"/>
@@ -3529,6 +3586,8 @@
                 <w:ilvl w:val="0"/>
                 <w:numId w:val="11"/>
               </w:numPr>
+              <w:spacing w:line="360" w:lineRule="auto"/>
+              <w:jc w:val="both"/>
               <w:rPr>
                 <w:rFonts w:eastAsiaTheme="minorHAnsi"/>
                 <w:sz w:val="22"/>
@@ -3584,6 +3643,8 @@
                 <w:ilvl w:val="0"/>
                 <w:numId w:val="11"/>
               </w:numPr>
+              <w:spacing w:line="360" w:lineRule="auto"/>
+              <w:jc w:val="both"/>
               <w:rPr>
                 <w:rFonts w:eastAsiaTheme="minorHAnsi"/>
                 <w:sz w:val="22"/>
@@ -3619,6 +3680,8 @@
                 <w:ilvl w:val="0"/>
                 <w:numId w:val="11"/>
               </w:numPr>
+              <w:spacing w:line="360" w:lineRule="auto"/>
+              <w:jc w:val="both"/>
               <w:rPr>
                 <w:rFonts w:eastAsiaTheme="minorHAnsi"/>
                 <w:sz w:val="22"/>
@@ -3674,6 +3737,8 @@
                 <w:ilvl w:val="0"/>
                 <w:numId w:val="11"/>
               </w:numPr>
+              <w:spacing w:line="360" w:lineRule="auto"/>
+              <w:jc w:val="both"/>
               <w:rPr>
                 <w:rFonts w:eastAsiaTheme="minorHAnsi"/>
                 <w:sz w:val="22"/>
@@ -3748,7 +3813,7 @@
           <w:sz w:val="24"/>
         </w:rPr>
       </w:pPr>
-      <w:bookmarkStart w:id="8" w:name="_Toc227070580"/>
+      <w:bookmarkStart w:id="8" w:name="_Toc228367499"/>
       <w:r>
         <w:rPr>
           <w:rFonts w:ascii="Times New Roman" w:hAnsi="Times New Roman" w:cs="Times New Roman"/>
@@ -3772,6 +3837,30 @@
     <w:p/>
     <w:p>
       <w:pPr>
+        <w:pStyle w:val="NormalWeb"/>
+        <w:spacing w:before="0" w:beforeAutospacing="0" w:after="240" w:afterAutospacing="0" w:line="360" w:lineRule="auto"/>
+        <w:ind w:left="360" w:firstLine="348"/>
+        <w:jc w:val="both"/>
+        <w:rPr>
+          <w:rFonts w:eastAsiaTheme="minorHAnsi"/>
+          <w:sz w:val="22"/>
+          <w:szCs w:val="22"/>
+          <w:lang w:eastAsia="en-US"/>
+        </w:rPr>
+      </w:pPr>
+      <w:r>
+        <w:rPr>
+          <w:rFonts w:eastAsiaTheme="minorHAnsi"/>
+          <w:sz w:val="22"/>
+          <w:szCs w:val="22"/>
+          <w:lang w:eastAsia="en-US"/>
+        </w:rPr>
+        <w:t>As Histórias de Usuário são descrições concisas e centradas no valor de negócio, utilizadas em metodologias ágeis para expressar uma necessidade do ponto de vista de quem utilizará o sistema. Em vez de especificações técnicas densas, elas focam no "quem", "o quê" e "por quê", servindo como um lembrete para conversas contínuas entre a equipe de desenvolvimento e os stakeholders para garantir que cada funcionalidade entregue um benefício real e mensurável ao usuário final.</w:t>
+      </w:r>
+    </w:p>
+    <w:p/>
+    <w:p>
+      <w:pPr>
         <w:pStyle w:val="PargrafodaLista"/>
         <w:rPr>
           <w:rFonts w:ascii="Times New Roman" w:hAnsi="Times New Roman" w:cs="Times New Roman"/>
@@ -3798,7 +3887,9 @@
     </w:p>
     <w:p>
       <w:pPr>
+        <w:spacing w:line="360" w:lineRule="auto"/>
         <w:ind w:left="360"/>
+        <w:jc w:val="both"/>
         <w:rPr>
           <w:rFonts w:ascii="Times New Roman" w:hAnsi="Times New Roman" w:cs="Times New Roman"/>
         </w:rPr>
@@ -3813,21 +3904,36 @@
         <w:rPr>
           <w:rFonts w:ascii="Times New Roman" w:hAnsi="Times New Roman" w:cs="Times New Roman"/>
         </w:rPr>
-        <w:br/>
-        <w:t>Como funcionário ou aluno,</w:t>
-      </w:r>
-      <w:r>
-        <w:rPr>
-          <w:rFonts w:ascii="Times New Roman" w:hAnsi="Times New Roman" w:cs="Times New Roman"/>
-        </w:rPr>
-        <w:br/>
-        <w:t>Quero abrir um chamado de manutenção informando o problema, local e prioridade,</w:t>
-      </w:r>
-      <w:r>
-        <w:rPr>
-          <w:rFonts w:ascii="Times New Roman" w:hAnsi="Times New Roman" w:cs="Times New Roman"/>
-        </w:rPr>
-        <w:br/>
+        <w:t xml:space="preserve"> </w:t>
+      </w:r>
+      <w:r>
+        <w:rPr>
+          <w:rFonts w:ascii="Times New Roman" w:hAnsi="Times New Roman" w:cs="Times New Roman"/>
+        </w:rPr>
+        <w:t>Como funcionário ou aluno</w:t>
+      </w:r>
+      <w:r>
+        <w:rPr>
+          <w:rFonts w:ascii="Times New Roman" w:hAnsi="Times New Roman" w:cs="Times New Roman"/>
+        </w:rPr>
+        <w:t xml:space="preserve">. </w:t>
+      </w:r>
+      <w:r>
+        <w:rPr>
+          <w:rFonts w:ascii="Times New Roman" w:hAnsi="Times New Roman" w:cs="Times New Roman"/>
+        </w:rPr>
+        <w:t>Quero abrir um chamado de manutenção informando o problema, local e prioridade</w:t>
+      </w:r>
+      <w:r>
+        <w:rPr>
+          <w:rFonts w:ascii="Times New Roman" w:hAnsi="Times New Roman" w:cs="Times New Roman"/>
+        </w:rPr>
+        <w:t xml:space="preserve">. </w:t>
+      </w:r>
+      <w:r>
+        <w:rPr>
+          <w:rFonts w:ascii="Times New Roman" w:hAnsi="Times New Roman" w:cs="Times New Roman"/>
+        </w:rPr>
         <w:t>Para que a equipe responsável possa resolver a solicitação o mais rápido possível.</w:t>
       </w:r>
     </w:p>
@@ -3859,37 +3965,66 @@
     </w:p>
     <w:p>
       <w:pPr>
+        <w:spacing w:line="360" w:lineRule="auto"/>
         <w:ind w:left="360"/>
-        <w:rPr>
-          <w:rFonts w:ascii="Times New Roman" w:hAnsi="Times New Roman" w:cs="Times New Roman"/>
-        </w:rPr>
-      </w:pPr>
-      <w:r>
-        <w:rPr>
-          <w:rFonts w:ascii="Times New Roman" w:hAnsi="Times New Roman" w:cs="Times New Roman"/>
-        </w:rPr>
-        <w:t>História de Usuário:</w:t>
-      </w:r>
-      <w:r>
-        <w:rPr>
-          <w:rFonts w:ascii="Times New Roman" w:hAnsi="Times New Roman" w:cs="Times New Roman"/>
-        </w:rPr>
-        <w:br/>
-        <w:t>Como técnico de manutenção,</w:t>
-      </w:r>
-      <w:r>
-        <w:rPr>
-          <w:rFonts w:ascii="Times New Roman" w:hAnsi="Times New Roman" w:cs="Times New Roman"/>
-        </w:rPr>
-        <w:br/>
-        <w:t>Quero atualizar o status do chamado conforme o andamento do serviço,</w:t>
-      </w:r>
-      <w:r>
-        <w:rPr>
-          <w:rFonts w:ascii="Times New Roman" w:hAnsi="Times New Roman" w:cs="Times New Roman"/>
-        </w:rPr>
-        <w:br/>
-        <w:t>Para manter transparência e informar o solicitante sobre o progresso.</w:t>
+        <w:jc w:val="both"/>
+        <w:rPr>
+          <w:rFonts w:ascii="Times New Roman" w:hAnsi="Times New Roman" w:cs="Times New Roman"/>
+        </w:rPr>
+      </w:pPr>
+      <w:r>
+        <w:rPr>
+          <w:rFonts w:ascii="Times New Roman" w:hAnsi="Times New Roman" w:cs="Times New Roman"/>
+        </w:rPr>
+        <w:t xml:space="preserve">História de </w:t>
+      </w:r>
+      <w:r>
+        <w:rPr>
+          <w:rFonts w:ascii="Times New Roman" w:hAnsi="Times New Roman" w:cs="Times New Roman"/>
+        </w:rPr>
+        <w:t>Usuário: Como</w:t>
+      </w:r>
+      <w:r>
+        <w:rPr>
+          <w:rFonts w:ascii="Times New Roman" w:hAnsi="Times New Roman" w:cs="Times New Roman"/>
+        </w:rPr>
+        <w:t xml:space="preserve"> técnico de manutenção</w:t>
+      </w:r>
+      <w:r>
+        <w:rPr>
+          <w:rFonts w:ascii="Times New Roman" w:hAnsi="Times New Roman" w:cs="Times New Roman"/>
+        </w:rPr>
+        <w:t xml:space="preserve">. </w:t>
+      </w:r>
+      <w:r>
+        <w:rPr>
+          <w:rFonts w:ascii="Times New Roman" w:hAnsi="Times New Roman" w:cs="Times New Roman"/>
+        </w:rPr>
+        <w:t xml:space="preserve">Quero atualizar o status do chamado conforme o andamento do </w:t>
+      </w:r>
+      <w:r>
+        <w:rPr>
+          <w:rFonts w:ascii="Times New Roman" w:hAnsi="Times New Roman" w:cs="Times New Roman"/>
+        </w:rPr>
+        <w:t>serviço</w:t>
+      </w:r>
+      <w:r>
+        <w:rPr>
+          <w:rFonts w:ascii="Times New Roman" w:hAnsi="Times New Roman" w:cs="Times New Roman"/>
+        </w:rPr>
+        <w:t>.</w:t>
+      </w:r>
+      <w:r>
+        <w:rPr>
+          <w:rFonts w:ascii="Times New Roman" w:hAnsi="Times New Roman" w:cs="Times New Roman"/>
+        </w:rPr>
+        <w:t xml:space="preserve"> Para</w:t>
+      </w:r>
+      <w:r>
+        <w:rPr>
+          <w:rFonts w:ascii="Times New Roman" w:hAnsi="Times New Roman" w:cs="Times New Roman"/>
+        </w:rPr>
+        <w:t xml:space="preserve"> manter transparência e informar o solicitante sobre o progresso.</w:t>
       </w:r>
     </w:p>
     <w:p>
@@ -3920,7 +4055,9 @@
     </w:p>
     <w:p>
       <w:pPr>
+        <w:spacing w:line="360" w:lineRule="auto"/>
         <w:ind w:left="360"/>
+        <w:jc w:val="both"/>
         <w:rPr>
           <w:rFonts w:ascii="Times New Roman" w:hAnsi="Times New Roman" w:cs="Times New Roman"/>
         </w:rPr>
@@ -3935,22 +4072,61 @@
         <w:rPr>
           <w:rFonts w:ascii="Times New Roman" w:hAnsi="Times New Roman" w:cs="Times New Roman"/>
         </w:rPr>
-        <w:br/>
-        <w:t>Como gestor da manutenção,</w:t>
-      </w:r>
-      <w:r>
-        <w:rPr>
-          <w:rFonts w:ascii="Times New Roman" w:hAnsi="Times New Roman" w:cs="Times New Roman"/>
-        </w:rPr>
-        <w:br/>
-        <w:t>Quero visualizar e organizar chamados por nível de prioridade,</w:t>
-      </w:r>
-      <w:r>
-        <w:rPr>
-          <w:rFonts w:ascii="Times New Roman" w:hAnsi="Times New Roman" w:cs="Times New Roman"/>
-        </w:rPr>
-        <w:br/>
-        <w:t>Para garantir que problemas críticos sejam resolvidos primeiro.</w:t>
+        <w:t xml:space="preserve"> </w:t>
+      </w:r>
+      <w:r>
+        <w:rPr>
+          <w:rFonts w:ascii="Times New Roman" w:hAnsi="Times New Roman" w:cs="Times New Roman"/>
+        </w:rPr>
+        <w:t xml:space="preserve">Como gestor da </w:t>
+      </w:r>
+      <w:r>
+        <w:rPr>
+          <w:rFonts w:ascii="Times New Roman" w:hAnsi="Times New Roman" w:cs="Times New Roman"/>
+        </w:rPr>
+        <w:t>manutenção</w:t>
+      </w:r>
+      <w:r>
+        <w:rPr>
+          <w:rFonts w:ascii="Times New Roman" w:hAnsi="Times New Roman" w:cs="Times New Roman"/>
+        </w:rPr>
+        <w:t>.</w:t>
+      </w:r>
+      <w:r>
+        <w:rPr>
+          <w:rFonts w:ascii="Times New Roman" w:hAnsi="Times New Roman" w:cs="Times New Roman"/>
+        </w:rPr>
+        <w:t xml:space="preserve"> Quero</w:t>
+      </w:r>
+      <w:r>
+        <w:rPr>
+          <w:rFonts w:ascii="Times New Roman" w:hAnsi="Times New Roman" w:cs="Times New Roman"/>
+        </w:rPr>
+        <w:t xml:space="preserve"> visualizar e organizar chamados por nível de </w:t>
+      </w:r>
+      <w:r>
+        <w:rPr>
+          <w:rFonts w:ascii="Times New Roman" w:hAnsi="Times New Roman" w:cs="Times New Roman"/>
+        </w:rPr>
+        <w:t>prioridade</w:t>
+      </w:r>
+      <w:r>
+        <w:rPr>
+          <w:rFonts w:ascii="Times New Roman" w:hAnsi="Times New Roman" w:cs="Times New Roman"/>
+        </w:rPr>
+        <w:t>.</w:t>
+      </w:r>
+      <w:r>
+        <w:rPr>
+          <w:rFonts w:ascii="Times New Roman" w:hAnsi="Times New Roman" w:cs="Times New Roman"/>
+        </w:rPr>
+        <w:t xml:space="preserve"> Para</w:t>
+      </w:r>
+      <w:r>
+        <w:rPr>
+          <w:rFonts w:ascii="Times New Roman" w:hAnsi="Times New Roman" w:cs="Times New Roman"/>
+        </w:rPr>
+        <w:t xml:space="preserve"> garantir que problemas críticos sejam resolvidos primeiro.</w:t>
       </w:r>
     </w:p>
     <w:p>
@@ -3994,7 +4170,7 @@
           <w:szCs w:val="24"/>
         </w:rPr>
       </w:pPr>
-      <w:bookmarkStart w:id="9" w:name="_Toc227070581"/>
+      <w:bookmarkStart w:id="9" w:name="_Toc228367500"/>
       <w:r>
         <w:rPr>
           <w:rFonts w:ascii="Times New Roman" w:hAnsi="Times New Roman" w:cs="Times New Roman"/>
@@ -4011,20 +4187,23 @@
     <w:p/>
     <w:p>
       <w:pPr>
-        <w:spacing w:after="0"/>
-        <w:ind w:firstLine="360"/>
+        <w:pStyle w:val="NormalWeb"/>
+        <w:spacing w:before="0" w:beforeAutospacing="0" w:after="240" w:afterAutospacing="0" w:line="360" w:lineRule="auto"/>
+        <w:ind w:left="360" w:firstLine="348"/>
         <w:jc w:val="both"/>
         <w:rPr>
-          <w:rFonts w:ascii="Times New Roman" w:hAnsi="Times New Roman" w:cs="Times New Roman"/>
-          <w:sz w:val="24"/>
-          <w:szCs w:val="24"/>
-        </w:rPr>
-      </w:pPr>
-      <w:r>
-        <w:rPr>
-          <w:rFonts w:ascii="Times New Roman" w:hAnsi="Times New Roman" w:cs="Times New Roman"/>
-          <w:sz w:val="24"/>
-          <w:szCs w:val="24"/>
+          <w:rFonts w:eastAsiaTheme="minorHAnsi"/>
+          <w:sz w:val="22"/>
+          <w:szCs w:val="22"/>
+          <w:lang w:eastAsia="en-US"/>
+        </w:rPr>
+      </w:pPr>
+      <w:r>
+        <w:rPr>
+          <w:rFonts w:eastAsiaTheme="minorHAnsi"/>
+          <w:sz w:val="22"/>
+          <w:szCs w:val="22"/>
+          <w:lang w:eastAsia="en-US"/>
         </w:rPr>
         <w:t>Foi escolhido o método Kanban para o projeto porque este é extremamente visual e flexível, o que auxilia de forma significativa na organização do trabalho e na comunicação da equipe. Com o Kanban, é possível visualizar todas as tarefas em um quadro, divididas em colunas como “Para Fazer”, “Fazendo” e “Feito”. Isso permite acompanhar exatamente o andamento do projeto, evitando que algo seja esquecido ou atrasado.</w:t>
       </w:r>
@@ -4160,7 +4339,6 @@
           <w:ilvl w:val="0"/>
           <w:numId w:val="3"/>
         </w:numPr>
-        <w:ind w:left="720"/>
         <w:rPr>
           <w:rFonts w:ascii="Times New Roman" w:hAnsi="Times New Roman" w:cs="Times New Roman"/>
           <w:b/>
@@ -4169,7 +4347,7 @@
           <w:szCs w:val="24"/>
         </w:rPr>
       </w:pPr>
-      <w:bookmarkStart w:id="10" w:name="_Toc227070582"/>
+      <w:bookmarkStart w:id="10" w:name="_Toc228367501"/>
       <w:r>
         <w:rPr>
           <w:rFonts w:ascii="Times New Roman" w:hAnsi="Times New Roman" w:cs="Times New Roman"/>
@@ -4179,267 +4357,8 @@
           <w:szCs w:val="24"/>
         </w:rPr>
         <w:lastRenderedPageBreak/>
-        <w:t>BANCO DE DADOS</w:t>
-      </w:r>
-      <w:bookmarkEnd w:id="10"/>
-    </w:p>
-    <w:p/>
-    <w:p>
-      <w:pPr>
-        <w:ind w:left="360" w:firstLine="348"/>
-        <w:rPr>
-          <w:rFonts w:ascii="Times New Roman" w:hAnsi="Times New Roman" w:cs="Times New Roman"/>
-          <w:sz w:val="24"/>
-          <w:szCs w:val="24"/>
-        </w:rPr>
-      </w:pPr>
-      <w:r>
-        <w:rPr>
-          <w:rFonts w:ascii="Times New Roman" w:hAnsi="Times New Roman" w:cs="Times New Roman"/>
-          <w:sz w:val="24"/>
-          <w:szCs w:val="24"/>
-        </w:rPr>
-        <w:t>O Banco de Dados constitui o alicerce fundamental do Sistema de Manutenção Predial, garantindo que toda a informação flua de forma segura, rastreável e transparente. Este tópico apresenta a modelagem dos dados, desenvolvida com o auxílio da ferramenta brModelo, que suporta o ciclo de vida dos chamados — desde a sua abertura até à conclusão. A arquitetura adotada, estruturada através de modelos conceituais e lógicos claros, assegura que os registros dos utilizadores, as descrições dos problemas e as atualizações da equipa técnica sejam armazenados com alta integridade, permitindo uma resposta ágil às necessidades de infraestrutura da instituição</w:t>
-      </w:r>
-      <w:r>
-        <w:rPr>
-          <w:rFonts w:ascii="Times New Roman" w:hAnsi="Times New Roman" w:cs="Times New Roman"/>
-          <w:sz w:val="24"/>
-          <w:szCs w:val="24"/>
-        </w:rPr>
-        <w:t>.</w:t>
-      </w:r>
-    </w:p>
-    <w:p>
-      <w:pPr>
-        <w:ind w:left="360" w:firstLine="348"/>
-        <w:rPr>
-          <w:rFonts w:ascii="Times New Roman" w:hAnsi="Times New Roman" w:cs="Times New Roman"/>
-          <w:sz w:val="24"/>
-          <w:szCs w:val="24"/>
-        </w:rPr>
-      </w:pPr>
-    </w:p>
-    <w:p>
-      <w:pPr>
-        <w:pStyle w:val="Ttulo2"/>
-        <w:numPr>
-          <w:ilvl w:val="1"/>
-          <w:numId w:val="3"/>
-        </w:numPr>
-        <w:rPr>
-          <w:rFonts w:ascii="Times New Roman" w:hAnsi="Times New Roman" w:cs="Times New Roman"/>
-          <w:i/>
-          <w:color w:val="auto"/>
-          <w:sz w:val="24"/>
-        </w:rPr>
-      </w:pPr>
-      <w:bookmarkStart w:id="11" w:name="_Toc227070583"/>
-      <w:r>
-        <w:rPr>
-          <w:rFonts w:ascii="Times New Roman" w:hAnsi="Times New Roman" w:cs="Times New Roman"/>
-          <w:i/>
-          <w:color w:val="auto"/>
-          <w:sz w:val="24"/>
-        </w:rPr>
-        <w:t>M</w:t>
-      </w:r>
-      <w:r>
-        <w:rPr>
-          <w:rFonts w:ascii="Times New Roman" w:hAnsi="Times New Roman" w:cs="Times New Roman"/>
-          <w:i/>
-          <w:color w:val="auto"/>
-          <w:sz w:val="24"/>
-        </w:rPr>
-        <w:t>ODELO CONCEITUAL</w:t>
-      </w:r>
-      <w:bookmarkEnd w:id="11"/>
-    </w:p>
-    <w:p>
-      <w:pPr>
-        <w:spacing w:after="0" w:line="240" w:lineRule="auto"/>
-        <w:rPr>
-          <w:rFonts w:ascii="Times New Roman" w:eastAsia="Times New Roman" w:hAnsi="Times New Roman" w:cs="Times New Roman"/>
-          <w:sz w:val="24"/>
-          <w:szCs w:val="24"/>
-          <w:lang w:eastAsia="pt-BR"/>
-        </w:rPr>
-      </w:pPr>
-      <w:r>
-        <w:rPr>
-          <w:noProof/>
-          <w:lang w:eastAsia="pt-BR"/>
-        </w:rPr>
-        <w:drawing>
-          <wp:inline distT="0" distB="0" distL="0" distR="0" wp14:anchorId="19F22E6E" wp14:editId="1DE57C53">
-            <wp:extent cx="3999098" cy="2647507"/>
-            <wp:effectExtent l="0" t="0" r="1905" b="635"/>
-            <wp:docPr id="1296133463" name="Imagem 1"/>
-            <wp:cNvGraphicFramePr>
-              <a:graphicFrameLocks xmlns:a="http://schemas.openxmlformats.org/drawingml/2006/main" noChangeAspect="1"/>
-            </wp:cNvGraphicFramePr>
-            <a:graphic xmlns:a="http://schemas.openxmlformats.org/drawingml/2006/main">
-              <a:graphicData uri="http://schemas.openxmlformats.org/drawingml/2006/picture">
-                <pic:pic xmlns:pic="http://schemas.openxmlformats.org/drawingml/2006/picture">
-                  <pic:nvPicPr>
-                    <pic:cNvPr id="0" name="Picture 1"/>
-                    <pic:cNvPicPr>
-                      <a:picLocks noChangeAspect="1" noChangeArrowheads="1"/>
-                    </pic:cNvPicPr>
-                  </pic:nvPicPr>
-                  <pic:blipFill rotWithShape="1">
-                    <a:blip r:embed="rId11">
-                      <a:extLst>
-                        <a:ext uri="{28A0092B-C50C-407E-A947-70E740481C1C}">
-                          <a14:useLocalDpi xmlns:a14="http://schemas.microsoft.com/office/drawing/2010/main" val="0"/>
-                        </a:ext>
-                      </a:extLst>
-                    </a:blip>
-                    <a:srcRect l="12167" t="10703" r="19860" b="11353"/>
-                    <a:stretch>
-                      <a:fillRect/>
-                    </a:stretch>
-                  </pic:blipFill>
-                  <pic:spPr bwMode="auto">
-                    <a:xfrm>
-                      <a:off x="0" y="0"/>
-                      <a:ext cx="4079516" cy="2700746"/>
-                    </a:xfrm>
-                    <a:prstGeom prst="rect">
-                      <a:avLst/>
-                    </a:prstGeom>
-                    <a:noFill/>
-                    <a:ln>
-                      <a:noFill/>
-                    </a:ln>
-                    <a:extLst>
-                      <a:ext uri="{53640926-AAD7-44D8-BBD7-CCE9431645EC}">
-                        <a14:shadowObscured xmlns:a14="http://schemas.microsoft.com/office/drawing/2010/main"/>
-                      </a:ext>
-                    </a:extLst>
-                  </pic:spPr>
-                </pic:pic>
-              </a:graphicData>
-            </a:graphic>
-          </wp:inline>
-        </w:drawing>
-      </w:r>
-    </w:p>
-    <w:p>
-      <w:pPr>
-        <w:ind w:left="360" w:firstLine="348"/>
-      </w:pPr>
-    </w:p>
-    <w:p>
-      <w:pPr>
-        <w:pStyle w:val="Ttulo2"/>
-        <w:numPr>
-          <w:ilvl w:val="1"/>
-          <w:numId w:val="3"/>
-        </w:numPr>
-        <w:rPr>
-          <w:rFonts w:ascii="Times New Roman" w:hAnsi="Times New Roman" w:cs="Times New Roman"/>
-          <w:i/>
-          <w:color w:val="auto"/>
-          <w:sz w:val="24"/>
-        </w:rPr>
-      </w:pPr>
-      <w:bookmarkStart w:id="12" w:name="_Toc227070584"/>
-      <w:r>
-        <w:rPr>
-          <w:rFonts w:ascii="Times New Roman" w:hAnsi="Times New Roman" w:cs="Times New Roman"/>
-          <w:i/>
-          <w:color w:val="auto"/>
-          <w:sz w:val="24"/>
-        </w:rPr>
-        <w:t>MODELO LÓGICO</w:t>
-      </w:r>
-      <w:bookmarkEnd w:id="12"/>
-    </w:p>
-    <w:p>
-      <w:pPr>
-        <w:spacing w:after="0" w:line="240" w:lineRule="auto"/>
-        <w:rPr>
-          <w:rFonts w:ascii="Times New Roman" w:eastAsia="Times New Roman" w:hAnsi="Times New Roman" w:cs="Times New Roman"/>
-          <w:sz w:val="24"/>
-          <w:szCs w:val="24"/>
-          <w:lang w:eastAsia="pt-BR"/>
-        </w:rPr>
-      </w:pPr>
-      <w:r>
-        <w:rPr>
-          <w:noProof/>
-          <w:lang w:eastAsia="pt-BR"/>
-        </w:rPr>
-        <w:drawing>
-          <wp:inline distT="0" distB="0" distL="0" distR="0" wp14:anchorId="2D7D2C4D" wp14:editId="2CF2A3AE">
-            <wp:extent cx="2902083" cy="2381693"/>
-            <wp:effectExtent l="0" t="0" r="0" b="0"/>
-            <wp:docPr id="539824076" name="Imagem 2"/>
-            <wp:cNvGraphicFramePr>
-              <a:graphicFrameLocks xmlns:a="http://schemas.openxmlformats.org/drawingml/2006/main" noChangeAspect="1"/>
-            </wp:cNvGraphicFramePr>
-            <a:graphic xmlns:a="http://schemas.openxmlformats.org/drawingml/2006/main">
-              <a:graphicData uri="http://schemas.openxmlformats.org/drawingml/2006/picture">
-                <pic:pic xmlns:pic="http://schemas.openxmlformats.org/drawingml/2006/picture">
-                  <pic:nvPicPr>
-                    <pic:cNvPr id="0" name="Picture 3"/>
-                    <pic:cNvPicPr>
-                      <a:picLocks noChangeAspect="1" noChangeArrowheads="1"/>
-                    </pic:cNvPicPr>
-                  </pic:nvPicPr>
-                  <pic:blipFill rotWithShape="1">
-                    <a:blip r:embed="rId12">
-                      <a:extLst>
-                        <a:ext uri="{28A0092B-C50C-407E-A947-70E740481C1C}">
-                          <a14:useLocalDpi xmlns:a14="http://schemas.microsoft.com/office/drawing/2010/main" val="0"/>
-                        </a:ext>
-                      </a:extLst>
-                    </a:blip>
-                    <a:srcRect l="10058" t="13184" r="13682" b="14770"/>
-                    <a:stretch>
-                      <a:fillRect/>
-                    </a:stretch>
-                  </pic:blipFill>
-                  <pic:spPr bwMode="auto">
-                    <a:xfrm>
-                      <a:off x="0" y="0"/>
-                      <a:ext cx="2902618" cy="2382132"/>
-                    </a:xfrm>
-                    <a:prstGeom prst="rect">
-                      <a:avLst/>
-                    </a:prstGeom>
-                    <a:noFill/>
-                    <a:ln>
-                      <a:noFill/>
-                    </a:ln>
-                    <a:extLst>
-                      <a:ext uri="{53640926-AAD7-44D8-BBD7-CCE9431645EC}">
-                        <a14:shadowObscured xmlns:a14="http://schemas.microsoft.com/office/drawing/2010/main"/>
-                      </a:ext>
-                    </a:extLst>
-                  </pic:spPr>
-                </pic:pic>
-              </a:graphicData>
-            </a:graphic>
-          </wp:inline>
-        </w:drawing>
-      </w:r>
-    </w:p>
-    <w:p>
-      <w:pPr>
-        <w:ind w:left="360" w:firstLine="348"/>
-      </w:pPr>
-    </w:p>
-    <w:p>
-      <w:pPr>
-        <w:pStyle w:val="Ttulo1"/>
-        <w:numPr>
-          <w:ilvl w:val="0"/>
-          <w:numId w:val="3"/>
-        </w:numPr>
-      </w:pPr>
-      <w:bookmarkStart w:id="13" w:name="_Toc227070585"/>
+        <w:t>P</w:t>
+      </w:r>
       <w:r>
         <w:rPr>
           <w:rFonts w:ascii="Times New Roman" w:hAnsi="Times New Roman" w:cs="Times New Roman"/>
@@ -4448,66 +4367,52 @@
           <w:sz w:val="24"/>
           <w:szCs w:val="24"/>
         </w:rPr>
-        <w:lastRenderedPageBreak/>
-        <w:t>P</w:t>
-      </w:r>
-      <w:r>
-        <w:rPr>
-          <w:rFonts w:ascii="Times New Roman" w:hAnsi="Times New Roman" w:cs="Times New Roman"/>
-          <w:b/>
-          <w:color w:val="auto"/>
-          <w:sz w:val="24"/>
-          <w:szCs w:val="24"/>
-        </w:rPr>
         <w:t>ROTOTIPAGEM</w:t>
       </w:r>
-      <w:bookmarkEnd w:id="13"/>
-    </w:p>
+      <w:bookmarkEnd w:id="10"/>
+    </w:p>
+    <w:p/>
     <w:p>
       <w:pPr>
         <w:pStyle w:val="NormalWeb"/>
+        <w:spacing w:before="0" w:beforeAutospacing="0" w:after="240" w:afterAutospacing="0" w:line="360" w:lineRule="auto"/>
         <w:ind w:left="360" w:firstLine="348"/>
+        <w:jc w:val="both"/>
         <w:rPr>
           <w:rFonts w:eastAsiaTheme="minorHAnsi"/>
+          <w:sz w:val="22"/>
+          <w:szCs w:val="22"/>
           <w:lang w:eastAsia="en-US"/>
         </w:rPr>
       </w:pPr>
       <w:r>
         <w:rPr>
           <w:rFonts w:eastAsiaTheme="minorHAnsi"/>
+          <w:sz w:val="22"/>
+          <w:szCs w:val="22"/>
           <w:lang w:eastAsia="en-US"/>
         </w:rPr>
-        <w:t xml:space="preserve">A etapa de prototipagem do sistema foi realizada utilizando a ferramenta </w:t>
-      </w:r>
-      <w:proofErr w:type="spellStart"/>
-      <w:r>
+        <w:t>A etapa de prototipagem do sistema foi realizada utilizando a ferramenta Figma, com o objetivo de criar interfaces visuais intuitivas e alinhadas à identidade do projeto. Nessa fase, foram desenvolvidas telas como cadastro, login e dashboard, permitindo a visualização prévia da experiência do usuário.</w:t>
+      </w:r>
+    </w:p>
+    <w:p>
+      <w:pPr>
+        <w:pStyle w:val="NormalWeb"/>
+        <w:spacing w:before="0" w:beforeAutospacing="0" w:after="240" w:afterAutospacing="0" w:line="360" w:lineRule="auto"/>
+        <w:ind w:left="360" w:firstLine="348"/>
+        <w:jc w:val="both"/>
         <w:rPr>
           <w:rFonts w:eastAsiaTheme="minorHAnsi"/>
+          <w:sz w:val="22"/>
+          <w:szCs w:val="22"/>
           <w:lang w:eastAsia="en-US"/>
         </w:rPr>
-        <w:t>Figma</w:t>
-      </w:r>
-      <w:proofErr w:type="spellEnd"/>
+      </w:pPr>
       <w:r>
         <w:rPr>
           <w:rFonts w:eastAsiaTheme="minorHAnsi"/>
-          <w:lang w:eastAsia="en-US"/>
-        </w:rPr>
-        <w:t>, com o objetivo de criar interfaces visuais intuitivas e alinhadas à identidade do projeto. Nessa fase, foram desenvolvidas telas como cadastro, login e dashboard, permitindo a visualização prévia da experiência do usuário.</w:t>
-      </w:r>
-    </w:p>
-    <w:p>
-      <w:pPr>
-        <w:pStyle w:val="NormalWeb"/>
-        <w:ind w:left="360" w:firstLine="348"/>
-        <w:rPr>
-          <w:rFonts w:eastAsiaTheme="minorHAnsi"/>
-          <w:lang w:eastAsia="en-US"/>
-        </w:rPr>
-      </w:pPr>
-      <w:r>
-        <w:rPr>
-          <w:rFonts w:eastAsiaTheme="minorHAnsi"/>
+          <w:sz w:val="22"/>
+          <w:szCs w:val="22"/>
           <w:lang w:eastAsia="en-US"/>
         </w:rPr>
         <w:t>A prototipagem possibilitou validar o layout, cores, organização dos elementos e usabilidade antes da implementação, garantindo maior eficiência no desenvolvimento e reduzindo retrabalhos. Além disso, facilitou a comunicação entre os membros da equipe, servindo como base visual para o desenvolvimento do sistema.</w:t>
@@ -4556,7 +4461,7 @@
                     </pic:cNvPicPr>
                   </pic:nvPicPr>
                   <pic:blipFill>
-                    <a:blip r:embed="rId13" cstate="print">
+                    <a:blip r:embed="rId11" cstate="print">
                       <a:extLst>
                         <a:ext uri="{28A0092B-C50C-407E-A947-70E740481C1C}">
                           <a14:useLocalDpi xmlns:a14="http://schemas.microsoft.com/office/drawing/2010/main" val="0"/>
@@ -4590,6 +4495,33 @@
     </w:p>
     <w:p>
       <w:pPr>
+        <w:pStyle w:val="NormalWeb"/>
+        <w:ind w:left="360"/>
+        <w:rPr>
+          <w:rFonts w:eastAsiaTheme="minorHAnsi"/>
+          <w:lang w:eastAsia="en-US"/>
+        </w:rPr>
+      </w:pPr>
+      <w:r>
+        <w:rPr>
+          <w:rFonts w:eastAsiaTheme="minorHAnsi"/>
+          <w:lang w:eastAsia="en-US"/>
+        </w:rPr>
+        <w:t xml:space="preserve">Link: </w:t>
+      </w:r>
+      <w:hyperlink r:id="rId12" w:history="1">
+        <w:r>
+          <w:rPr>
+            <w:rStyle w:val="Hyperlink"/>
+            <w:rFonts w:eastAsiaTheme="minorHAnsi"/>
+            <w:lang w:eastAsia="en-US"/>
+          </w:rPr>
+          <w:t>Figma</w:t>
+        </w:r>
+      </w:hyperlink>
+    </w:p>
+    <w:p>
+      <w:pPr>
         <w:pStyle w:val="Ttulo1"/>
         <w:numPr>
           <w:ilvl w:val="0"/>
@@ -4606,7 +4538,7 @@
       <w:r>
         <w:br w:type="page"/>
       </w:r>
-      <w:bookmarkStart w:id="14" w:name="_Toc227070586"/>
+      <w:bookmarkStart w:id="11" w:name="_Toc228367502"/>
       <w:r>
         <w:rPr>
           <w:rFonts w:ascii="Times New Roman" w:hAnsi="Times New Roman" w:cs="Times New Roman"/>
@@ -4628,7 +4560,31 @@
         </w:rPr>
         <w:t>IAGRAMAS</w:t>
       </w:r>
-      <w:bookmarkEnd w:id="14"/>
+      <w:bookmarkEnd w:id="11"/>
+    </w:p>
+    <w:p/>
+    <w:p>
+      <w:pPr>
+        <w:pStyle w:val="NormalWeb"/>
+        <w:spacing w:before="0" w:beforeAutospacing="0" w:after="240" w:afterAutospacing="0" w:line="360" w:lineRule="auto"/>
+        <w:ind w:left="360" w:firstLine="348"/>
+        <w:jc w:val="both"/>
+        <w:rPr>
+          <w:rFonts w:eastAsiaTheme="minorHAnsi"/>
+          <w:sz w:val="22"/>
+          <w:szCs w:val="22"/>
+          <w:lang w:eastAsia="en-US"/>
+        </w:rPr>
+      </w:pPr>
+      <w:r>
+        <w:rPr>
+          <w:rFonts w:eastAsiaTheme="minorHAnsi"/>
+          <w:sz w:val="22"/>
+          <w:szCs w:val="22"/>
+          <w:lang w:eastAsia="en-US"/>
+        </w:rPr>
+        <w:t>Os Diagramas são ferramentas visuais que modelam a estrutura e o comportamento do sistema, traduzindo lógicas complexas em mapas gráficos que facilitam a comunicação técnica. Esta seção apresenta as diversas representações do projeto para garantir uma visão clara, padronizada e sem ambiguidades sobre como a solução deve ser construída e como seus componentes interagem entre si.</w:t>
+      </w:r>
     </w:p>
     <w:p>
       <w:pPr>
@@ -4644,7 +4600,7 @@
           <w:sz w:val="24"/>
         </w:rPr>
       </w:pPr>
-      <w:bookmarkStart w:id="15" w:name="_Toc227070587"/>
+      <w:bookmarkStart w:id="12" w:name="_Toc228367503"/>
       <w:r>
         <w:rPr>
           <w:rFonts w:ascii="Times New Roman" w:hAnsi="Times New Roman" w:cs="Times New Roman"/>
@@ -4663,20 +4619,27 @@
         </w:rPr>
         <w:t>IAGRAMA DE CLASSE</w:t>
       </w:r>
-      <w:bookmarkEnd w:id="15"/>
-    </w:p>
+      <w:bookmarkEnd w:id="12"/>
+    </w:p>
+    <w:p/>
     <w:p>
       <w:pPr>
         <w:pStyle w:val="NormalWeb"/>
+        <w:spacing w:before="0" w:beforeAutospacing="0" w:after="240" w:afterAutospacing="0" w:line="360" w:lineRule="auto"/>
         <w:ind w:left="360" w:firstLine="348"/>
+        <w:jc w:val="both"/>
         <w:rPr>
           <w:rFonts w:eastAsiaTheme="minorHAnsi"/>
+          <w:sz w:val="22"/>
+          <w:szCs w:val="22"/>
           <w:lang w:eastAsia="en-US"/>
         </w:rPr>
       </w:pPr>
       <w:r>
         <w:rPr>
           <w:rFonts w:eastAsiaTheme="minorHAnsi"/>
+          <w:sz w:val="22"/>
+          <w:szCs w:val="22"/>
           <w:lang w:eastAsia="en-US"/>
         </w:rPr>
         <w:t>O diagrama representa um sistema de gerenciamento de chamados de manutenção predial, no qual usuários com diferentes perfis (Professor, Manutenção e Gerente) podem abrir e atender chamados; cada chamado contém informações como tipo, descrição, local, prioridade, data de criação e status (Aberto, Em andamento e Concluído), além de estar vinculado ao usuário criador, podendo também receber comentários para registro técnico e gerar notificações automáticas para informar atualizações, garantindo assim organização, controle e rastreabilidade de todo o processo de manutenção.</w:t>
@@ -4698,9 +4661,9 @@
           <w:lang w:eastAsia="en-US"/>
         </w:rPr>
         <w:drawing>
-          <wp:inline distT="0" distB="0" distL="0" distR="0" wp14:anchorId="76591C56" wp14:editId="18ED53A9">
-            <wp:extent cx="5591175" cy="5679924"/>
-            <wp:effectExtent l="0" t="0" r="0" b="0"/>
+          <wp:inline distT="0" distB="0" distL="0" distR="0" wp14:anchorId="76591C56" wp14:editId="0B5F5BE4">
+            <wp:extent cx="4356653" cy="4425807"/>
+            <wp:effectExtent l="0" t="0" r="6350" b="0"/>
             <wp:docPr id="1193393802" name="Imagem 2"/>
             <wp:cNvGraphicFramePr>
               <a:graphicFrameLocks xmlns:a="http://schemas.openxmlformats.org/drawingml/2006/main" noChangeAspect="1"/>
@@ -4710,6 +4673,122 @@
                 <pic:pic xmlns:pic="http://schemas.openxmlformats.org/drawingml/2006/picture">
                   <pic:nvPicPr>
                     <pic:cNvPr id="0" name="Picture 2"/>
+                    <pic:cNvPicPr>
+                      <a:picLocks noChangeAspect="1" noChangeArrowheads="1"/>
+                    </pic:cNvPicPr>
+                  </pic:nvPicPr>
+                  <pic:blipFill>
+                    <a:blip r:embed="rId13">
+                      <a:extLst>
+                        <a:ext uri="{28A0092B-C50C-407E-A947-70E740481C1C}">
+                          <a14:useLocalDpi xmlns:a14="http://schemas.microsoft.com/office/drawing/2010/main" val="0"/>
+                        </a:ext>
+                      </a:extLst>
+                    </a:blip>
+                    <a:srcRect/>
+                    <a:stretch>
+                      <a:fillRect/>
+                    </a:stretch>
+                  </pic:blipFill>
+                  <pic:spPr bwMode="auto">
+                    <a:xfrm>
+                      <a:off x="0" y="0"/>
+                      <a:ext cx="4376344" cy="4445811"/>
+                    </a:xfrm>
+                    <a:prstGeom prst="rect">
+                      <a:avLst/>
+                    </a:prstGeom>
+                    <a:noFill/>
+                    <a:ln>
+                      <a:noFill/>
+                    </a:ln>
+                  </pic:spPr>
+                </pic:pic>
+              </a:graphicData>
+            </a:graphic>
+          </wp:inline>
+        </w:drawing>
+      </w:r>
+    </w:p>
+    <w:p/>
+    <w:p/>
+    <w:p>
+      <w:pPr>
+        <w:pStyle w:val="Ttulo2"/>
+        <w:numPr>
+          <w:ilvl w:val="1"/>
+          <w:numId w:val="3"/>
+        </w:numPr>
+        <w:rPr>
+          <w:rFonts w:ascii="Times New Roman" w:hAnsi="Times New Roman" w:cs="Times New Roman"/>
+          <w:i/>
+          <w:color w:val="auto"/>
+          <w:sz w:val="24"/>
+        </w:rPr>
+      </w:pPr>
+      <w:bookmarkStart w:id="13" w:name="_Toc228367504"/>
+      <w:r>
+        <w:rPr>
+          <w:rFonts w:ascii="Times New Roman" w:hAnsi="Times New Roman" w:cs="Times New Roman"/>
+          <w:i/>
+          <w:color w:val="auto"/>
+          <w:sz w:val="24"/>
+        </w:rPr>
+        <w:t>D</w:t>
+      </w:r>
+      <w:r>
+        <w:rPr>
+          <w:rFonts w:ascii="Times New Roman" w:hAnsi="Times New Roman" w:cs="Times New Roman"/>
+          <w:i/>
+          <w:color w:val="auto"/>
+          <w:sz w:val="24"/>
+        </w:rPr>
+        <w:t>IAGRAMA DE SEQUÊNCIA</w:t>
+      </w:r>
+      <w:bookmarkEnd w:id="13"/>
+    </w:p>
+    <w:p/>
+    <w:p>
+      <w:pPr>
+        <w:pStyle w:val="NormalWeb"/>
+        <w:spacing w:before="0" w:beforeAutospacing="0" w:after="240" w:afterAutospacing="0" w:line="360" w:lineRule="auto"/>
+        <w:ind w:left="360" w:firstLine="348"/>
+        <w:jc w:val="both"/>
+        <w:rPr>
+          <w:rFonts w:eastAsiaTheme="minorHAnsi"/>
+          <w:sz w:val="22"/>
+          <w:szCs w:val="22"/>
+          <w:lang w:eastAsia="en-US"/>
+        </w:rPr>
+      </w:pPr>
+      <w:r>
+        <w:rPr>
+          <w:rFonts w:eastAsiaTheme="minorHAnsi"/>
+          <w:sz w:val="22"/>
+          <w:szCs w:val="22"/>
+          <w:lang w:eastAsia="en-US"/>
+        </w:rPr>
+        <w:t>O diagrama de sequência representa o fluxo de funcionamento do sistema de chamados, iniciando com o usuário (Professor/Aluno) realizando login na API, que retorna um token JWT para autenticação; em seguida, o usuário cria um chamado enviando dados como tipo, descrição e local, que passam por validação antes de serem registrados no banco de dados com status “Aberto”, retornando uma confirmação; posteriormente, usuários com perfil de Manutenção/Gerente podem consultar os chamados, aplicar filtros e atualizar o status, passando por verificações de permissão e regras de negócio (como não alterar chamados concluídos), o que gera a atualização no banco e o envio de notificações ao criador, garantindo controle, segurança e comunicação em todo o processo.</w:t>
+      </w:r>
+    </w:p>
+    <w:p>
+      <w:r>
+        <w:rPr>
+          <w:noProof/>
+        </w:rPr>
+        <w:drawing>
+          <wp:inline distT="0" distB="0" distL="0" distR="0" wp14:anchorId="67D04689" wp14:editId="3B9047DE">
+            <wp:extent cx="5309008" cy="4840014"/>
+            <wp:effectExtent l="0" t="0" r="6350" b="0"/>
+            <wp:docPr id="1550480568" name="Imagem 3"/>
+            <wp:cNvGraphicFramePr>
+              <a:graphicFrameLocks xmlns:a="http://schemas.openxmlformats.org/drawingml/2006/main" noChangeAspect="1"/>
+            </wp:cNvGraphicFramePr>
+            <a:graphic xmlns:a="http://schemas.openxmlformats.org/drawingml/2006/main">
+              <a:graphicData uri="http://schemas.openxmlformats.org/drawingml/2006/picture">
+                <pic:pic xmlns:pic="http://schemas.openxmlformats.org/drawingml/2006/picture">
+                  <pic:nvPicPr>
+                    <pic:cNvPr id="0" name="Picture 3"/>
                     <pic:cNvPicPr>
                       <a:picLocks noChangeAspect="1" noChangeArrowheads="1"/>
                     </pic:cNvPicPr>
@@ -4730,7 +4809,7 @@
                   <pic:spPr bwMode="auto">
                     <a:xfrm>
                       <a:off x="0" y="0"/>
-                      <a:ext cx="5611514" cy="5700586"/>
+                      <a:ext cx="5344577" cy="4872441"/>
                     </a:xfrm>
                     <a:prstGeom prst="rect">
                       <a:avLst/>
@@ -4746,10 +4825,10 @@
           </wp:inline>
         </w:drawing>
       </w:r>
-    </w:p>
-    <w:p/>
-    <w:p/>
-    <w:p/>
+      <w:r>
+        <w:br w:type="page"/>
+      </w:r>
+    </w:p>
     <w:p/>
     <w:p>
       <w:pPr>
@@ -4765,7 +4844,7 @@
           <w:sz w:val="24"/>
         </w:rPr>
       </w:pPr>
-      <w:bookmarkStart w:id="16" w:name="_Toc227070588"/>
+      <w:bookmarkStart w:id="14" w:name="_Toc228367505"/>
       <w:r>
         <w:rPr>
           <w:rFonts w:ascii="Times New Roman" w:hAnsi="Times New Roman" w:cs="Times New Roman"/>
@@ -4773,64 +4852,144 @@
           <w:color w:val="auto"/>
           <w:sz w:val="24"/>
         </w:rPr>
-        <w:t>D</w:t>
-      </w:r>
-      <w:r>
+        <w:t>BANCO DE DADOS</w:t>
+      </w:r>
+      <w:bookmarkEnd w:id="14"/>
+    </w:p>
+    <w:p/>
+    <w:p>
+      <w:pPr>
+        <w:pStyle w:val="NormalWeb"/>
+        <w:spacing w:before="0" w:beforeAutospacing="0" w:after="240" w:afterAutospacing="0" w:line="360" w:lineRule="auto"/>
+        <w:ind w:left="360" w:firstLine="348"/>
+        <w:jc w:val="both"/>
+        <w:rPr>
+          <w:rFonts w:eastAsiaTheme="minorHAnsi"/>
+          <w:sz w:val="22"/>
+          <w:szCs w:val="22"/>
+          <w:lang w:eastAsia="en-US"/>
+        </w:rPr>
+      </w:pPr>
+      <w:r>
+        <w:rPr>
+          <w:rFonts w:eastAsiaTheme="minorHAnsi"/>
+          <w:sz w:val="22"/>
+          <w:szCs w:val="22"/>
+          <w:lang w:eastAsia="en-US"/>
+        </w:rPr>
+        <w:t xml:space="preserve">O Banco de Dados constitui o alicerce fundamental do Sistema de Manutenção Predial, garantindo que toda a informação flua de forma segura, rastreável e transparente. Este tópico apresenta a modelagem dos dados, desenvolvida com o auxílio da ferramenta </w:t>
+      </w:r>
+      <w:proofErr w:type="spellStart"/>
+      <w:r>
+        <w:rPr>
+          <w:rFonts w:eastAsiaTheme="minorHAnsi"/>
+          <w:sz w:val="22"/>
+          <w:szCs w:val="22"/>
+          <w:lang w:eastAsia="en-US"/>
+        </w:rPr>
+        <w:t>brModelo</w:t>
+      </w:r>
+      <w:proofErr w:type="spellEnd"/>
+      <w:r>
+        <w:rPr>
+          <w:rFonts w:eastAsiaTheme="minorHAnsi"/>
+          <w:sz w:val="22"/>
+          <w:szCs w:val="22"/>
+          <w:lang w:eastAsia="en-US"/>
+        </w:rPr>
+        <w:t>, que suporta o ciclo de vida dos chamados — desde a sua abertura até à conclusão. A arquitetura adotada, estruturada através de modelos conceituais e lógicos claros, assegura que os registros dos utilizadores, as descrições dos problemas e as atualizações da equipa técnica sejam armazenados com alta integridade, permitindo uma resposta ágil às necessidades de infraestrutura da instituição.</w:t>
+      </w:r>
+    </w:p>
+    <w:p>
+      <w:pPr>
+        <w:ind w:left="360" w:firstLine="348"/>
+        <w:rPr>
+          <w:rFonts w:ascii="Times New Roman" w:hAnsi="Times New Roman" w:cs="Times New Roman"/>
+          <w:sz w:val="24"/>
+          <w:szCs w:val="24"/>
+        </w:rPr>
+      </w:pPr>
+    </w:p>
+    <w:p>
+      <w:pPr>
+        <w:pStyle w:val="Ttulo2"/>
+        <w:numPr>
+          <w:ilvl w:val="2"/>
+          <w:numId w:val="3"/>
+        </w:numPr>
         <w:rPr>
           <w:rFonts w:ascii="Times New Roman" w:hAnsi="Times New Roman" w:cs="Times New Roman"/>
           <w:i/>
           <w:color w:val="auto"/>
           <w:sz w:val="24"/>
         </w:rPr>
-        <w:t>IAGRAMA DE SEQUÊNCIA</w:t>
-      </w:r>
-      <w:bookmarkEnd w:id="16"/>
+      </w:pPr>
+      <w:bookmarkStart w:id="15" w:name="_Toc228367506"/>
+      <w:r>
+        <w:rPr>
+          <w:rFonts w:ascii="Times New Roman" w:hAnsi="Times New Roman" w:cs="Times New Roman"/>
+          <w:i/>
+          <w:color w:val="auto"/>
+          <w:sz w:val="24"/>
+        </w:rPr>
+        <w:t>M</w:t>
+      </w:r>
+      <w:r>
+        <w:rPr>
+          <w:rFonts w:ascii="Times New Roman" w:hAnsi="Times New Roman" w:cs="Times New Roman"/>
+          <w:i/>
+          <w:color w:val="auto"/>
+          <w:sz w:val="24"/>
+        </w:rPr>
+        <w:t>ODELO CONCEITUAL</w:t>
+      </w:r>
+      <w:bookmarkEnd w:id="15"/>
     </w:p>
     <w:p/>
     <w:p>
       <w:pPr>
+        <w:pStyle w:val="NormalWeb"/>
+        <w:spacing w:before="0" w:beforeAutospacing="0" w:after="240" w:afterAutospacing="0" w:line="360" w:lineRule="auto"/>
         <w:ind w:left="360" w:firstLine="348"/>
-        <w:rPr>
-          <w:rFonts w:ascii="Times New Roman" w:hAnsi="Times New Roman" w:cs="Times New Roman"/>
+        <w:jc w:val="both"/>
+        <w:rPr>
+          <w:rFonts w:eastAsiaTheme="minorHAnsi"/>
+          <w:sz w:val="22"/>
+          <w:szCs w:val="22"/>
+          <w:lang w:eastAsia="en-US"/>
+        </w:rPr>
+      </w:pPr>
+      <w:r>
+        <w:rPr>
+          <w:rFonts w:eastAsiaTheme="minorHAnsi"/>
+          <w:sz w:val="22"/>
+          <w:szCs w:val="22"/>
+          <w:lang w:eastAsia="en-US"/>
+        </w:rPr>
+        <w:t>O Modelo Conceitual é a representação visual e abstrata da estrutura de dados do projeto, focada em definir as entidades, atributos e relacionamentos de acordo com as regras de negócio. Ele serve como o primeiro passo para o design do banco de dados, priorizando a clareza lógica e a organização das informações antes da implementação técnica ou física.</w:t>
+      </w:r>
+    </w:p>
+    <w:p/>
+    <w:p>
+      <w:pPr>
+        <w:spacing w:after="0" w:line="240" w:lineRule="auto"/>
+        <w:rPr>
+          <w:rFonts w:ascii="Times New Roman" w:eastAsia="Times New Roman" w:hAnsi="Times New Roman" w:cs="Times New Roman"/>
           <w:sz w:val="24"/>
           <w:szCs w:val="24"/>
-        </w:rPr>
-      </w:pPr>
-      <w:r>
-        <w:rPr>
-          <w:rFonts w:ascii="Times New Roman" w:hAnsi="Times New Roman" w:cs="Times New Roman"/>
-          <w:sz w:val="24"/>
-          <w:szCs w:val="24"/>
-        </w:rPr>
-        <w:t xml:space="preserve">O diagrama de sequência representa o fluxo de funcionamento do sistema de chamados, iniciando com o usuário (Professor/Aluno) realizando login na API, que retorna um token JWT para autenticação; em seguida, o usuário cria um chamado enviando dados como tipo, descrição e local, que passam por validação antes de serem registrados no banco de dados com status “Aberto”, retornando uma confirmação; posteriormente, usuários com perfil de Manutenção/Gerente podem consultar os chamados, aplicar filtros e atualizar o status, passando por verificações de permissão e regras de negócio (como não alterar </w:t>
-      </w:r>
-      <w:r>
-        <w:rPr>
-          <w:rFonts w:ascii="Times New Roman" w:hAnsi="Times New Roman" w:cs="Times New Roman"/>
-          <w:sz w:val="24"/>
-          <w:szCs w:val="24"/>
-        </w:rPr>
-        <w:t xml:space="preserve">chamados </w:t>
-      </w:r>
-      <w:r>
-        <w:rPr>
-          <w:rFonts w:ascii="Times New Roman" w:hAnsi="Times New Roman" w:cs="Times New Roman"/>
-          <w:sz w:val="24"/>
-          <w:szCs w:val="24"/>
-        </w:rPr>
-        <w:t>concluídos), o que gera a atualização no banco e o envio de notificações ao criador, garantindo controle, segurança e comunicação em todo o processo.</w:t>
-      </w:r>
-    </w:p>
-    <w:p>
+          <w:lang w:eastAsia="pt-BR"/>
+        </w:rPr>
+      </w:pPr>
       <w:r>
         <w:rPr>
           <w:noProof/>
+          <w:lang w:eastAsia="pt-BR"/>
         </w:rPr>
         <w:drawing>
-          <wp:inline distT="0" distB="0" distL="0" distR="0" wp14:anchorId="67D04689" wp14:editId="267B63CD">
-            <wp:extent cx="6206091" cy="5657850"/>
-            <wp:effectExtent l="0" t="0" r="4445" b="0"/>
-            <wp:docPr id="1550480568" name="Imagem 3"/>
+          <wp:inline distT="0" distB="0" distL="0" distR="0" wp14:anchorId="46BBD479" wp14:editId="1EB0B9D9">
+            <wp:extent cx="3933645" cy="3244215"/>
+            <wp:effectExtent l="0" t="0" r="0" b="0"/>
+            <wp:docPr id="227137397" name="Imagem 1"/>
             <wp:cNvGraphicFramePr>
               <a:graphicFrameLocks xmlns:a="http://schemas.openxmlformats.org/drawingml/2006/main" noChangeAspect="1"/>
             </wp:cNvGraphicFramePr>
@@ -4838,7 +4997,7 @@
               <a:graphicData uri="http://schemas.openxmlformats.org/drawingml/2006/picture">
                 <pic:pic xmlns:pic="http://schemas.openxmlformats.org/drawingml/2006/picture">
                   <pic:nvPicPr>
-                    <pic:cNvPr id="0" name="Picture 3"/>
+                    <pic:cNvPr id="0" name="Picture 1"/>
                     <pic:cNvPicPr>
                       <a:picLocks noChangeAspect="1" noChangeArrowheads="1"/>
                     </pic:cNvPicPr>
@@ -4859,7 +5018,7 @@
                   <pic:spPr bwMode="auto">
                     <a:xfrm>
                       <a:off x="0" y="0"/>
-                      <a:ext cx="6215509" cy="5666436"/>
+                      <a:ext cx="3970861" cy="3274909"/>
                     </a:xfrm>
                     <a:prstGeom prst="rect">
                       <a:avLst/>
@@ -4875,11 +5034,137 @@
           </wp:inline>
         </w:drawing>
       </w:r>
+    </w:p>
+    <w:p>
+      <w:pPr>
+        <w:ind w:left="360" w:firstLine="348"/>
+      </w:pPr>
+    </w:p>
+    <w:p>
+      <w:pPr>
+        <w:pStyle w:val="Ttulo2"/>
+        <w:numPr>
+          <w:ilvl w:val="2"/>
+          <w:numId w:val="3"/>
+        </w:numPr>
+        <w:rPr>
+          <w:rFonts w:ascii="Times New Roman" w:hAnsi="Times New Roman" w:cs="Times New Roman"/>
+          <w:i/>
+          <w:color w:val="auto"/>
+          <w:sz w:val="24"/>
+        </w:rPr>
+      </w:pPr>
+      <w:bookmarkStart w:id="16" w:name="_Toc228367507"/>
+      <w:r>
+        <w:rPr>
+          <w:rFonts w:ascii="Times New Roman" w:hAnsi="Times New Roman" w:cs="Times New Roman"/>
+          <w:i/>
+          <w:color w:val="auto"/>
+          <w:sz w:val="24"/>
+        </w:rPr>
+        <w:lastRenderedPageBreak/>
+        <w:t>MODELO LÓGICO</w:t>
+      </w:r>
+      <w:bookmarkEnd w:id="16"/>
+    </w:p>
+    <w:p/>
+    <w:p>
+      <w:pPr>
+        <w:pStyle w:val="NormalWeb"/>
+        <w:spacing w:before="0" w:beforeAutospacing="0" w:after="240" w:afterAutospacing="0" w:line="360" w:lineRule="auto"/>
+        <w:ind w:left="360" w:firstLine="348"/>
+        <w:jc w:val="both"/>
+        <w:rPr>
+          <w:rFonts w:eastAsiaTheme="minorHAnsi"/>
+          <w:sz w:val="22"/>
+          <w:szCs w:val="22"/>
+          <w:lang w:eastAsia="en-US"/>
+        </w:rPr>
+      </w:pPr>
+      <w:r>
+        <w:rPr>
+          <w:rFonts w:eastAsiaTheme="minorHAnsi"/>
+          <w:sz w:val="22"/>
+          <w:szCs w:val="22"/>
+          <w:lang w:eastAsia="en-US"/>
+        </w:rPr>
+        <w:t>O Modelo Lógico é o detalhamento da estrutura de dados em tabelas, colunas e relacionamentos, traduzindo o conceito abstrato para a lógica de um banco de dados. Ele define regras de integridade, chaves primárias e estrangeiras, servindo como a planta técnica final que orienta a implementação física no sistema.</w:t>
+      </w:r>
+    </w:p>
+    <w:p/>
+    <w:p>
+      <w:pPr>
+        <w:spacing w:after="0" w:line="240" w:lineRule="auto"/>
+        <w:rPr>
+          <w:rFonts w:ascii="Times New Roman" w:eastAsia="Times New Roman" w:hAnsi="Times New Roman" w:cs="Times New Roman"/>
+          <w:sz w:val="24"/>
+          <w:szCs w:val="24"/>
+          <w:lang w:eastAsia="pt-BR"/>
+        </w:rPr>
+      </w:pPr>
+      <w:r>
+        <w:rPr>
+          <w:noProof/>
+          <w:lang w:eastAsia="pt-BR"/>
+        </w:rPr>
+        <w:drawing>
+          <wp:inline distT="0" distB="0" distL="0" distR="0" wp14:anchorId="77FF7EA5" wp14:editId="3FA19B54">
+            <wp:extent cx="5400040" cy="4545965"/>
+            <wp:effectExtent l="0" t="0" r="0" b="6985"/>
+            <wp:docPr id="1503775303" name="Imagem 2"/>
+            <wp:cNvGraphicFramePr>
+              <a:graphicFrameLocks xmlns:a="http://schemas.openxmlformats.org/drawingml/2006/main" noChangeAspect="1"/>
+            </wp:cNvGraphicFramePr>
+            <a:graphic xmlns:a="http://schemas.openxmlformats.org/drawingml/2006/main">
+              <a:graphicData uri="http://schemas.openxmlformats.org/drawingml/2006/picture">
+                <pic:pic xmlns:pic="http://schemas.openxmlformats.org/drawingml/2006/picture">
+                  <pic:nvPicPr>
+                    <pic:cNvPr id="0" name="Picture 2"/>
+                    <pic:cNvPicPr>
+                      <a:picLocks noChangeAspect="1" noChangeArrowheads="1"/>
+                    </pic:cNvPicPr>
+                  </pic:nvPicPr>
+                  <pic:blipFill>
+                    <a:blip r:embed="rId16">
+                      <a:extLst>
+                        <a:ext uri="{28A0092B-C50C-407E-A947-70E740481C1C}">
+                          <a14:useLocalDpi xmlns:a14="http://schemas.microsoft.com/office/drawing/2010/main" val="0"/>
+                        </a:ext>
+                      </a:extLst>
+                    </a:blip>
+                    <a:srcRect/>
+                    <a:stretch>
+                      <a:fillRect/>
+                    </a:stretch>
+                  </pic:blipFill>
+                  <pic:spPr bwMode="auto">
+                    <a:xfrm>
+                      <a:off x="0" y="0"/>
+                      <a:ext cx="5400040" cy="4545965"/>
+                    </a:xfrm>
+                    <a:prstGeom prst="rect">
+                      <a:avLst/>
+                    </a:prstGeom>
+                    <a:noFill/>
+                    <a:ln>
+                      <a:noFill/>
+                    </a:ln>
+                  </pic:spPr>
+                </pic:pic>
+              </a:graphicData>
+            </a:graphic>
+          </wp:inline>
+        </w:drawing>
+      </w:r>
+    </w:p>
+    <w:p/>
+    <w:p/>
+    <w:p/>
+    <w:p>
       <w:r>
         <w:br w:type="page"/>
       </w:r>
     </w:p>
-    <w:p/>
     <w:p/>
     <w:p>
       <w:pPr>
@@ -4896,7 +5181,7 @@
           <w:szCs w:val="24"/>
         </w:rPr>
       </w:pPr>
-      <w:bookmarkStart w:id="17" w:name="_Toc227070589"/>
+      <w:bookmarkStart w:id="17" w:name="_Toc228367508"/>
       <w:r>
         <w:rPr>
           <w:rFonts w:ascii="Times New Roman" w:hAnsi="Times New Roman" w:cs="Times New Roman"/>
@@ -4912,7 +5197,7 @@
     <w:p/>
     <w:p/>
     <w:sectPr>
-      <w:footerReference w:type="default" r:id="rId16"/>
+      <w:footerReference w:type="default" r:id="rId17"/>
       <w:pgSz w:w="11906" w:h="16838"/>
       <w:pgMar w:top="1417" w:right="1701" w:bottom="1417" w:left="1701" w:header="708" w:footer="708" w:gutter="0"/>
       <w:pgNumType w:start="1"/>
@@ -5233,6 +5518,104 @@
     </w:lvl>
   </w:abstractNum>
   <w:abstractNum w:abstractNumId="2" w15:restartNumberingAfterBreak="0">
+    <w:nsid w:val="085C6C05"/>
+    <w:multiLevelType w:val="multilevel"/>
+    <w:tmpl w:val="0416001F"/>
+    <w:lvl w:ilvl="0">
+      <w:start w:val="1"/>
+      <w:numFmt w:val="decimal"/>
+      <w:lvlText w:val="%1."/>
+      <w:lvlJc w:val="left"/>
+      <w:pPr>
+        <w:ind w:left="360" w:hanging="360"/>
+      </w:pPr>
+      <w:rPr>
+        <w:rFonts w:hint="default"/>
+        <w:b/>
+        <w:color w:val="000000" w:themeColor="text1"/>
+        <w:sz w:val="28"/>
+        <w:szCs w:val="28"/>
+      </w:rPr>
+    </w:lvl>
+    <w:lvl w:ilvl="1">
+      <w:start w:val="1"/>
+      <w:numFmt w:val="decimal"/>
+      <w:lvlText w:val="%1.%2."/>
+      <w:lvlJc w:val="left"/>
+      <w:pPr>
+        <w:ind w:left="792" w:hanging="432"/>
+      </w:pPr>
+      <w:rPr>
+        <w:b w:val="0"/>
+        <w:i/>
+        <w:iCs/>
+      </w:rPr>
+    </w:lvl>
+    <w:lvl w:ilvl="2">
+      <w:start w:val="1"/>
+      <w:numFmt w:val="decimal"/>
+      <w:lvlText w:val="%1.%2.%3."/>
+      <w:lvlJc w:val="left"/>
+      <w:pPr>
+        <w:ind w:left="1224" w:hanging="504"/>
+      </w:pPr>
+    </w:lvl>
+    <w:lvl w:ilvl="3">
+      <w:start w:val="1"/>
+      <w:numFmt w:val="decimal"/>
+      <w:lvlText w:val="%1.%2.%3.%4."/>
+      <w:lvlJc w:val="left"/>
+      <w:pPr>
+        <w:ind w:left="1728" w:hanging="648"/>
+      </w:pPr>
+    </w:lvl>
+    <w:lvl w:ilvl="4">
+      <w:start w:val="1"/>
+      <w:numFmt w:val="decimal"/>
+      <w:lvlText w:val="%1.%2.%3.%4.%5."/>
+      <w:lvlJc w:val="left"/>
+      <w:pPr>
+        <w:ind w:left="2232" w:hanging="792"/>
+      </w:pPr>
+    </w:lvl>
+    <w:lvl w:ilvl="5">
+      <w:start w:val="1"/>
+      <w:numFmt w:val="decimal"/>
+      <w:lvlText w:val="%1.%2.%3.%4.%5.%6."/>
+      <w:lvlJc w:val="left"/>
+      <w:pPr>
+        <w:ind w:left="2736" w:hanging="936"/>
+      </w:pPr>
+    </w:lvl>
+    <w:lvl w:ilvl="6">
+      <w:start w:val="1"/>
+      <w:numFmt w:val="decimal"/>
+      <w:lvlText w:val="%1.%2.%3.%4.%5.%6.%7."/>
+      <w:lvlJc w:val="left"/>
+      <w:pPr>
+        <w:ind w:left="3240" w:hanging="1080"/>
+      </w:pPr>
+    </w:lvl>
+    <w:lvl w:ilvl="7">
+      <w:start w:val="1"/>
+      <w:numFmt w:val="decimal"/>
+      <w:lvlText w:val="%1.%2.%3.%4.%5.%6.%7.%8."/>
+      <w:lvlJc w:val="left"/>
+      <w:pPr>
+        <w:ind w:left="3744" w:hanging="1224"/>
+      </w:pPr>
+    </w:lvl>
+    <w:lvl w:ilvl="8">
+      <w:start w:val="1"/>
+      <w:numFmt w:val="decimal"/>
+      <w:lvlText w:val="%1.%2.%3.%4.%5.%6.%7.%8.%9."/>
+      <w:lvlJc w:val="left"/>
+      <w:pPr>
+        <w:ind w:left="4320" w:hanging="1440"/>
+      </w:pPr>
+    </w:lvl>
+  </w:abstractNum>
+  <w:abstractNum w:abstractNumId="3" w15:restartNumberingAfterBreak="0">
     <w:nsid w:val="0A28605B"/>
     <w:multiLevelType w:val="multilevel"/>
     <w:tmpl w:val="7900891E"/>
@@ -5345,7 +5728,7 @@
       </w:rPr>
     </w:lvl>
   </w:abstractNum>
-  <w:abstractNum w:abstractNumId="3" w15:restartNumberingAfterBreak="0">
+  <w:abstractNum w:abstractNumId="4" w15:restartNumberingAfterBreak="0">
     <w:nsid w:val="0AF03A69"/>
     <w:multiLevelType w:val="multilevel"/>
     <w:tmpl w:val="0416001F"/>
@@ -5431,7 +5814,7 @@
       </w:pPr>
     </w:lvl>
   </w:abstractNum>
-  <w:abstractNum w:abstractNumId="4" w15:restartNumberingAfterBreak="0">
+  <w:abstractNum w:abstractNumId="5" w15:restartNumberingAfterBreak="0">
     <w:nsid w:val="0C7D5735"/>
     <w:multiLevelType w:val="multilevel"/>
     <w:tmpl w:val="C172C4D2"/>
@@ -5524,7 +5907,7 @@
       </w:pPr>
     </w:lvl>
   </w:abstractNum>
-  <w:abstractNum w:abstractNumId="5" w15:restartNumberingAfterBreak="0">
+  <w:abstractNum w:abstractNumId="6" w15:restartNumberingAfterBreak="0">
     <w:nsid w:val="0FE91258"/>
     <w:multiLevelType w:val="multilevel"/>
     <w:tmpl w:val="B5E80514"/>
@@ -5673,7 +6056,7 @@
       </w:rPr>
     </w:lvl>
   </w:abstractNum>
-  <w:abstractNum w:abstractNumId="6" w15:restartNumberingAfterBreak="0">
+  <w:abstractNum w:abstractNumId="7" w15:restartNumberingAfterBreak="0">
     <w:nsid w:val="13815D96"/>
     <w:multiLevelType w:val="multilevel"/>
     <w:tmpl w:val="37CAC178"/>
@@ -5822,7 +6205,7 @@
       </w:rPr>
     </w:lvl>
   </w:abstractNum>
-  <w:abstractNum w:abstractNumId="7" w15:restartNumberingAfterBreak="0">
+  <w:abstractNum w:abstractNumId="8" w15:restartNumberingAfterBreak="0">
     <w:nsid w:val="13DB6A7E"/>
     <w:multiLevelType w:val="multilevel"/>
     <w:tmpl w:val="C172C4D2"/>
@@ -5915,7 +6298,7 @@
       </w:pPr>
     </w:lvl>
   </w:abstractNum>
-  <w:abstractNum w:abstractNumId="8" w15:restartNumberingAfterBreak="0">
+  <w:abstractNum w:abstractNumId="9" w15:restartNumberingAfterBreak="0">
     <w:nsid w:val="16DF20A3"/>
     <w:multiLevelType w:val="hybridMultilevel"/>
     <w:tmpl w:val="653637A2"/>
@@ -6028,7 +6411,7 @@
       </w:rPr>
     </w:lvl>
   </w:abstractNum>
-  <w:abstractNum w:abstractNumId="9" w15:restartNumberingAfterBreak="0">
+  <w:abstractNum w:abstractNumId="10" w15:restartNumberingAfterBreak="0">
     <w:nsid w:val="21EE6C38"/>
     <w:multiLevelType w:val="hybridMultilevel"/>
     <w:tmpl w:val="F1C0D714"/>
@@ -6141,7 +6524,7 @@
       </w:rPr>
     </w:lvl>
   </w:abstractNum>
-  <w:abstractNum w:abstractNumId="10" w15:restartNumberingAfterBreak="0">
+  <w:abstractNum w:abstractNumId="11" w15:restartNumberingAfterBreak="0">
     <w:nsid w:val="24BC7476"/>
     <w:multiLevelType w:val="multilevel"/>
     <w:tmpl w:val="67605E1C"/>
@@ -6254,7 +6637,7 @@
       </w:rPr>
     </w:lvl>
   </w:abstractNum>
-  <w:abstractNum w:abstractNumId="11" w15:restartNumberingAfterBreak="0">
+  <w:abstractNum w:abstractNumId="12" w15:restartNumberingAfterBreak="0">
     <w:nsid w:val="28BD249B"/>
     <w:multiLevelType w:val="multilevel"/>
     <w:tmpl w:val="1D5A576C"/>
@@ -6367,7 +6750,7 @@
       </w:rPr>
     </w:lvl>
   </w:abstractNum>
-  <w:abstractNum w:abstractNumId="12" w15:restartNumberingAfterBreak="0">
+  <w:abstractNum w:abstractNumId="13" w15:restartNumberingAfterBreak="0">
     <w:nsid w:val="29794FF8"/>
     <w:multiLevelType w:val="hybridMultilevel"/>
     <w:tmpl w:val="39F62048"/>
@@ -6453,7 +6836,7 @@
       </w:pPr>
     </w:lvl>
   </w:abstractNum>
-  <w:abstractNum w:abstractNumId="13" w15:restartNumberingAfterBreak="0">
+  <w:abstractNum w:abstractNumId="14" w15:restartNumberingAfterBreak="0">
     <w:nsid w:val="2A2A5383"/>
     <w:multiLevelType w:val="hybridMultilevel"/>
     <w:tmpl w:val="0F06B4EC"/>
@@ -6539,7 +6922,7 @@
       </w:pPr>
     </w:lvl>
   </w:abstractNum>
-  <w:abstractNum w:abstractNumId="14" w15:restartNumberingAfterBreak="0">
+  <w:abstractNum w:abstractNumId="15" w15:restartNumberingAfterBreak="0">
     <w:nsid w:val="2DD61497"/>
     <w:multiLevelType w:val="multilevel"/>
     <w:tmpl w:val="0E9E3984"/>
@@ -6688,7 +7071,7 @@
       </w:rPr>
     </w:lvl>
   </w:abstractNum>
-  <w:abstractNum w:abstractNumId="15" w15:restartNumberingAfterBreak="0">
+  <w:abstractNum w:abstractNumId="16" w15:restartNumberingAfterBreak="0">
     <w:nsid w:val="367A86C6"/>
     <w:multiLevelType w:val="multilevel"/>
     <w:tmpl w:val="5AF289F4"/>
@@ -6801,7 +7184,7 @@
       </w:rPr>
     </w:lvl>
   </w:abstractNum>
-  <w:abstractNum w:abstractNumId="16" w15:restartNumberingAfterBreak="0">
+  <w:abstractNum w:abstractNumId="17" w15:restartNumberingAfterBreak="0">
     <w:nsid w:val="3C01206F"/>
     <w:multiLevelType w:val="hybridMultilevel"/>
     <w:tmpl w:val="07444014"/>
@@ -6887,7 +7270,7 @@
       </w:pPr>
     </w:lvl>
   </w:abstractNum>
-  <w:abstractNum w:abstractNumId="17" w15:restartNumberingAfterBreak="0">
+  <w:abstractNum w:abstractNumId="18" w15:restartNumberingAfterBreak="0">
     <w:nsid w:val="48261FCE"/>
     <w:multiLevelType w:val="multilevel"/>
     <w:tmpl w:val="C172C4D2"/>
@@ -6980,7 +7363,7 @@
       </w:pPr>
     </w:lvl>
   </w:abstractNum>
-  <w:abstractNum w:abstractNumId="18" w15:restartNumberingAfterBreak="0">
+  <w:abstractNum w:abstractNumId="19" w15:restartNumberingAfterBreak="0">
     <w:nsid w:val="4E084BB3"/>
     <w:multiLevelType w:val="hybridMultilevel"/>
     <w:tmpl w:val="21A63E10"/>
@@ -7093,7 +7476,7 @@
       </w:rPr>
     </w:lvl>
   </w:abstractNum>
-  <w:abstractNum w:abstractNumId="19" w15:restartNumberingAfterBreak="0">
+  <w:abstractNum w:abstractNumId="20" w15:restartNumberingAfterBreak="0">
     <w:nsid w:val="4F390142"/>
     <w:multiLevelType w:val="multilevel"/>
     <w:tmpl w:val="0416001F"/>
@@ -7179,7 +7562,7 @@
       </w:pPr>
     </w:lvl>
   </w:abstractNum>
-  <w:abstractNum w:abstractNumId="20" w15:restartNumberingAfterBreak="0">
+  <w:abstractNum w:abstractNumId="21" w15:restartNumberingAfterBreak="0">
     <w:nsid w:val="50812201"/>
     <w:multiLevelType w:val="multilevel"/>
     <w:tmpl w:val="6D222162"/>
@@ -7328,10 +7711,10 @@
       </w:rPr>
     </w:lvl>
   </w:abstractNum>
-  <w:abstractNum w:abstractNumId="21" w15:restartNumberingAfterBreak="0">
+  <w:abstractNum w:abstractNumId="22" w15:restartNumberingAfterBreak="0">
     <w:nsid w:val="52570F95"/>
     <w:multiLevelType w:val="multilevel"/>
-    <w:tmpl w:val="02A259E8"/>
+    <w:tmpl w:val="E5BCE5B8"/>
     <w:lvl w:ilvl="0">
       <w:start w:val="1"/>
       <w:numFmt w:val="decimal"/>
@@ -7358,6 +7741,8 @@
       </w:pPr>
       <w:rPr>
         <w:b w:val="0"/>
+        <w:i/>
+        <w:iCs/>
       </w:rPr>
     </w:lvl>
     <w:lvl w:ilvl="2">
@@ -7424,7 +7809,7 @@
       </w:pPr>
     </w:lvl>
   </w:abstractNum>
-  <w:abstractNum w:abstractNumId="22" w15:restartNumberingAfterBreak="0">
+  <w:abstractNum w:abstractNumId="23" w15:restartNumberingAfterBreak="0">
     <w:nsid w:val="5BC26555"/>
     <w:multiLevelType w:val="multilevel"/>
     <w:tmpl w:val="5AF289F4"/>
@@ -7537,7 +7922,7 @@
       </w:rPr>
     </w:lvl>
   </w:abstractNum>
-  <w:abstractNum w:abstractNumId="23" w15:restartNumberingAfterBreak="0">
+  <w:abstractNum w:abstractNumId="24" w15:restartNumberingAfterBreak="0">
     <w:nsid w:val="5E006C5E"/>
     <w:multiLevelType w:val="multilevel"/>
     <w:tmpl w:val="C172C4D2"/>
@@ -7630,7 +8015,7 @@
       </w:pPr>
     </w:lvl>
   </w:abstractNum>
-  <w:abstractNum w:abstractNumId="24" w15:restartNumberingAfterBreak="0">
+  <w:abstractNum w:abstractNumId="25" w15:restartNumberingAfterBreak="0">
     <w:nsid w:val="60736A08"/>
     <w:multiLevelType w:val="hybridMultilevel"/>
     <w:tmpl w:val="248C7768"/>
@@ -7716,7 +8101,7 @@
       </w:pPr>
     </w:lvl>
   </w:abstractNum>
-  <w:abstractNum w:abstractNumId="25" w15:restartNumberingAfterBreak="0">
+  <w:abstractNum w:abstractNumId="26" w15:restartNumberingAfterBreak="0">
     <w:nsid w:val="6DF36499"/>
     <w:multiLevelType w:val="multilevel"/>
     <w:tmpl w:val="C172C4D2"/>
@@ -7809,7 +8194,7 @@
       </w:pPr>
     </w:lvl>
   </w:abstractNum>
-  <w:abstractNum w:abstractNumId="26" w15:restartNumberingAfterBreak="0">
+  <w:abstractNum w:abstractNumId="27" w15:restartNumberingAfterBreak="0">
     <w:nsid w:val="779D2009"/>
     <w:multiLevelType w:val="multilevel"/>
     <w:tmpl w:val="8702B694"/>
@@ -7958,7 +8343,7 @@
       </w:rPr>
     </w:lvl>
   </w:abstractNum>
-  <w:abstractNum w:abstractNumId="27" w15:restartNumberingAfterBreak="0">
+  <w:abstractNum w:abstractNumId="28" w15:restartNumberingAfterBreak="0">
     <w:nsid w:val="7B710019"/>
     <w:multiLevelType w:val="multilevel"/>
     <w:tmpl w:val="CC962112"/>
@@ -8072,88 +8457,91 @@
     </w:lvl>
   </w:abstractNum>
   <w:num w:numId="1" w16cid:durableId="1168906293">
-    <w:abstractNumId w:val="16"/>
+    <w:abstractNumId w:val="17"/>
   </w:num>
   <w:num w:numId="2" w16cid:durableId="1877307256">
+    <w:abstractNumId w:val="20"/>
+  </w:num>
+  <w:num w:numId="3" w16cid:durableId="981303269">
+    <w:abstractNumId w:val="22"/>
+  </w:num>
+  <w:num w:numId="4" w16cid:durableId="733894831">
+    <w:abstractNumId w:val="4"/>
+  </w:num>
+  <w:num w:numId="5" w16cid:durableId="753283621">
     <w:abstractNumId w:val="19"/>
   </w:num>
-  <w:num w:numId="3" w16cid:durableId="981303269">
-    <w:abstractNumId w:val="21"/>
-  </w:num>
-  <w:num w:numId="4" w16cid:durableId="733894831">
-    <w:abstractNumId w:val="3"/>
-  </w:num>
-  <w:num w:numId="5" w16cid:durableId="753283621">
-    <w:abstractNumId w:val="18"/>
-  </w:num>
   <w:num w:numId="6" w16cid:durableId="814375714">
-    <w:abstractNumId w:val="11"/>
+    <w:abstractNumId w:val="12"/>
   </w:num>
   <w:num w:numId="7" w16cid:durableId="2095322001">
-    <w:abstractNumId w:val="27"/>
+    <w:abstractNumId w:val="28"/>
   </w:num>
   <w:num w:numId="8" w16cid:durableId="854730076">
     <w:abstractNumId w:val="1"/>
   </w:num>
   <w:num w:numId="9" w16cid:durableId="418067515">
-    <w:abstractNumId w:val="2"/>
+    <w:abstractNumId w:val="3"/>
   </w:num>
   <w:num w:numId="10" w16cid:durableId="2127960939">
-    <w:abstractNumId w:val="10"/>
+    <w:abstractNumId w:val="11"/>
   </w:num>
   <w:num w:numId="11" w16cid:durableId="1519083323">
-    <w:abstractNumId w:val="15"/>
+    <w:abstractNumId w:val="16"/>
   </w:num>
   <w:num w:numId="12" w16cid:durableId="734862965">
-    <w:abstractNumId w:val="13"/>
+    <w:abstractNumId w:val="14"/>
   </w:num>
   <w:num w:numId="13" w16cid:durableId="769467490">
     <w:abstractNumId w:val="0"/>
   </w:num>
   <w:num w:numId="14" w16cid:durableId="546143727">
+    <w:abstractNumId w:val="26"/>
+  </w:num>
+  <w:num w:numId="15" w16cid:durableId="1215047599">
+    <w:abstractNumId w:val="8"/>
+  </w:num>
+  <w:num w:numId="16" w16cid:durableId="1612784006">
+    <w:abstractNumId w:val="5"/>
+  </w:num>
+  <w:num w:numId="17" w16cid:durableId="601299990">
+    <w:abstractNumId w:val="24"/>
+  </w:num>
+  <w:num w:numId="18" w16cid:durableId="1374430115">
     <w:abstractNumId w:val="25"/>
   </w:num>
-  <w:num w:numId="15" w16cid:durableId="1215047599">
+  <w:num w:numId="19" w16cid:durableId="1405688613">
+    <w:abstractNumId w:val="18"/>
+  </w:num>
+  <w:num w:numId="20" w16cid:durableId="2008701413">
+    <w:abstractNumId w:val="21"/>
+  </w:num>
+  <w:num w:numId="21" w16cid:durableId="102112218">
+    <w:abstractNumId w:val="15"/>
+  </w:num>
+  <w:num w:numId="22" w16cid:durableId="1749961593">
     <w:abstractNumId w:val="7"/>
   </w:num>
-  <w:num w:numId="16" w16cid:durableId="1612784006">
-    <w:abstractNumId w:val="4"/>
+  <w:num w:numId="23" w16cid:durableId="1989506248">
+    <w:abstractNumId w:val="27"/>
   </w:num>
-  <w:num w:numId="17" w16cid:durableId="601299990">
+  <w:num w:numId="24" w16cid:durableId="242036393">
+    <w:abstractNumId w:val="6"/>
+  </w:num>
+  <w:num w:numId="25" w16cid:durableId="702173077">
     <w:abstractNumId w:val="23"/>
   </w:num>
-  <w:num w:numId="18" w16cid:durableId="1374430115">
-    <w:abstractNumId w:val="24"/>
+  <w:num w:numId="26" w16cid:durableId="1806198597">
+    <w:abstractNumId w:val="10"/>
   </w:num>
-  <w:num w:numId="19" w16cid:durableId="1405688613">
-    <w:abstractNumId w:val="17"/>
-  </w:num>
-  <w:num w:numId="20" w16cid:durableId="2008701413">
-    <w:abstractNumId w:val="20"/>
-  </w:num>
-  <w:num w:numId="21" w16cid:durableId="102112218">
-    <w:abstractNumId w:val="14"/>
-  </w:num>
-  <w:num w:numId="22" w16cid:durableId="1749961593">
-    <w:abstractNumId w:val="6"/>
-  </w:num>
-  <w:num w:numId="23" w16cid:durableId="1989506248">
-    <w:abstractNumId w:val="26"/>
-  </w:num>
-  <w:num w:numId="24" w16cid:durableId="242036393">
-    <w:abstractNumId w:val="5"/>
-  </w:num>
-  <w:num w:numId="25" w16cid:durableId="702173077">
-    <w:abstractNumId w:val="22"/>
-  </w:num>
-  <w:num w:numId="26" w16cid:durableId="1806198597">
+  <w:num w:numId="27" w16cid:durableId="1054155888">
     <w:abstractNumId w:val="9"/>
   </w:num>
-  <w:num w:numId="27" w16cid:durableId="1054155888">
-    <w:abstractNumId w:val="8"/>
+  <w:num w:numId="28" w16cid:durableId="1078210573">
+    <w:abstractNumId w:val="13"/>
   </w:num>
-  <w:num w:numId="28" w16cid:durableId="1078210573">
-    <w:abstractNumId w:val="12"/>
+  <w:num w:numId="29" w16cid:durableId="1393384391">
+    <w:abstractNumId w:val="2"/>
   </w:num>
 </w:numbering>
 </file>
@@ -8556,7 +8944,7 @@
   <w:style w:type="paragraph" w:default="1" w:styleId="Normal">
     <w:name w:val="Normal"/>
     <w:qFormat/>
-    <w:rsid w:val="00AC4BBF"/>
+    <w:rsid w:val="00F86F51"/>
   </w:style>
   <w:style w:type="paragraph" w:styleId="Ttulo1">
     <w:name w:val="heading 1"/>
@@ -8604,7 +8992,6 @@
   <w:style w:type="character" w:default="1" w:styleId="Fontepargpadro">
     <w:name w:val="Default Paragraph Font"/>
     <w:uiPriority w:val="1"/>
-    <w:semiHidden/>
     <w:unhideWhenUsed/>
   </w:style>
   <w:style w:type="table" w:default="1" w:styleId="Tabelanormal">
